--- a/Anzuman_Ara_MLOps_Report.docx
+++ b/Anzuman_Ara_MLOps_Report.docx
@@ -6,6 +6,7 @@
       <w:pPr>
         <w:jc w:val="center"/>
         <w:rPr>
+          <w:rFonts w:ascii="Times New Roman" w:hAnsi="Times New Roman" w:cs="Times New Roman"/>
           <w:b/>
           <w:sz w:val="44"/>
           <w:szCs w:val="44"/>
@@ -13,6 +14,7 @@
       </w:pPr>
       <w:r>
         <w:rPr>
+          <w:rFonts w:ascii="Times New Roman" w:hAnsi="Times New Roman" w:cs="Times New Roman"/>
           <w:b/>
           <w:sz w:val="44"/>
           <w:szCs w:val="44"/>
@@ -24,6 +26,7 @@
       <w:pPr>
         <w:jc w:val="center"/>
         <w:rPr>
+          <w:rFonts w:ascii="Times New Roman" w:hAnsi="Times New Roman" w:cs="Times New Roman"/>
           <w:sz w:val="36"/>
           <w:szCs w:val="36"/>
         </w:rPr>
@@ -33,6 +36,7 @@
       <w:pPr>
         <w:jc w:val="center"/>
         <w:rPr>
+          <w:rFonts w:ascii="Times New Roman" w:hAnsi="Times New Roman" w:cs="Times New Roman"/>
           <w:b/>
           <w:sz w:val="36"/>
           <w:szCs w:val="36"/>
@@ -41,6 +45,7 @@
       <w:proofErr w:type="spellStart"/>
       <w:r>
         <w:rPr>
+          <w:rFonts w:ascii="Times New Roman" w:hAnsi="Times New Roman" w:cs="Times New Roman"/>
           <w:b/>
           <w:sz w:val="36"/>
           <w:szCs w:val="36"/>
@@ -50,78 +55,60 @@
       <w:proofErr w:type="spellEnd"/>
       <w:r>
         <w:rPr>
+          <w:rFonts w:ascii="Times New Roman" w:hAnsi="Times New Roman" w:cs="Times New Roman"/>
           <w:b/>
           <w:sz w:val="36"/>
           <w:szCs w:val="36"/>
         </w:rPr>
-        <w:t xml:space="preserve"> Final Assignment</w:t>
-      </w:r>
-      <w:r>
-        <w:rPr>
+        <w:t xml:space="preserve"> Final Assignment:</w:t>
+      </w:r>
+      <w:r>
+        <w:rPr>
+          <w:rFonts w:ascii="Times New Roman" w:hAnsi="Times New Roman" w:cs="Times New Roman"/>
           <w:b/>
           <w:sz w:val="36"/>
           <w:szCs w:val="36"/>
         </w:rPr>
-        <w:t>:</w:t>
-      </w:r>
-      <w:r>
-        <w:rPr>
+        <w:t xml:space="preserve"> </w:t>
+      </w:r>
+    </w:p>
+    <w:p>
+      <w:pPr>
+        <w:jc w:val="center"/>
+        <w:rPr>
+          <w:rFonts w:ascii="Times New Roman" w:hAnsi="Times New Roman" w:cs="Times New Roman"/>
           <w:b/>
           <w:sz w:val="36"/>
           <w:szCs w:val="36"/>
         </w:rPr>
-        <w:t xml:space="preserve"> </w:t>
-      </w:r>
-    </w:p>
-    <w:p>
-      <w:pPr>
-        <w:jc w:val="center"/>
-        <w:rPr>
+      </w:pPr>
+      <w:r>
+        <w:rPr>
+          <w:rFonts w:ascii="Times New Roman" w:hAnsi="Times New Roman" w:cs="Times New Roman"/>
           <w:b/>
           <w:sz w:val="36"/>
           <w:szCs w:val="36"/>
         </w:rPr>
-      </w:pPr>
-      <w:r>
-        <w:rPr>
+        <w:t>Customer-Churn-</w:t>
+      </w:r>
+      <w:proofErr w:type="spellStart"/>
+      <w:r>
+        <w:rPr>
+          <w:rFonts w:ascii="Times New Roman" w:hAnsi="Times New Roman" w:cs="Times New Roman"/>
           <w:b/>
           <w:sz w:val="36"/>
           <w:szCs w:val="36"/>
         </w:rPr>
-        <w:t>Customer-C</w:t>
-      </w:r>
-      <w:r>
-        <w:rPr>
+        <w:t>MLOps</w:t>
+      </w:r>
+      <w:proofErr w:type="spellEnd"/>
+      <w:r>
+        <w:rPr>
+          <w:rFonts w:ascii="Times New Roman" w:hAnsi="Times New Roman" w:cs="Times New Roman"/>
           <w:b/>
           <w:sz w:val="36"/>
           <w:szCs w:val="36"/>
         </w:rPr>
-        <w:t>h</w:t>
-      </w:r>
-      <w:r>
-        <w:rPr>
-          <w:b/>
-          <w:sz w:val="36"/>
-          <w:szCs w:val="36"/>
-        </w:rPr>
-        <w:t>urn-</w:t>
-      </w:r>
-      <w:proofErr w:type="spellStart"/>
-      <w:r>
-        <w:rPr>
-          <w:b/>
-          <w:sz w:val="36"/>
-          <w:szCs w:val="36"/>
-        </w:rPr>
-        <w:t>MLOps</w:t>
-      </w:r>
-      <w:proofErr w:type="spellEnd"/>
-      <w:r>
-        <w:rPr>
-          <w:b/>
-          <w:sz w:val="36"/>
-          <w:szCs w:val="36"/>
-        </w:rPr>
         <w:t xml:space="preserve"> Pipeline</w:t>
       </w:r>
     </w:p>
@@ -129,6 +116,7 @@
       <w:pPr>
         <w:jc w:val="center"/>
         <w:rPr>
+          <w:rFonts w:ascii="Times New Roman" w:hAnsi="Times New Roman" w:cs="Times New Roman"/>
           <w:sz w:val="40"/>
           <w:szCs w:val="40"/>
         </w:rPr>
@@ -138,6 +126,7 @@
       <w:pPr>
         <w:jc w:val="center"/>
         <w:rPr>
+          <w:rFonts w:ascii="Times New Roman" w:hAnsi="Times New Roman" w:cs="Times New Roman"/>
           <w:sz w:val="40"/>
           <w:szCs w:val="40"/>
         </w:rPr>
@@ -147,6 +136,7 @@
       <w:pPr>
         <w:jc w:val="center"/>
         <w:rPr>
+          <w:rFonts w:ascii="Times New Roman" w:hAnsi="Times New Roman" w:cs="Times New Roman"/>
           <w:b/>
           <w:sz w:val="40"/>
           <w:szCs w:val="40"/>
@@ -154,6 +144,7 @@
       </w:pPr>
       <w:r>
         <w:rPr>
+          <w:rFonts w:ascii="Times New Roman" w:hAnsi="Times New Roman" w:cs="Times New Roman"/>
           <w:b/>
           <w:sz w:val="40"/>
           <w:szCs w:val="40"/>
@@ -163,6 +154,7 @@
       <w:proofErr w:type="spellStart"/>
       <w:r>
         <w:rPr>
+          <w:rFonts w:ascii="Times New Roman" w:hAnsi="Times New Roman" w:cs="Times New Roman"/>
           <w:b/>
           <w:sz w:val="40"/>
           <w:szCs w:val="40"/>
@@ -175,6 +167,7 @@
       <w:pPr>
         <w:jc w:val="center"/>
         <w:rPr>
+          <w:rFonts w:ascii="Times New Roman" w:hAnsi="Times New Roman" w:cs="Times New Roman"/>
           <w:b/>
           <w:sz w:val="40"/>
           <w:szCs w:val="40"/>
@@ -182,6 +175,7 @@
       </w:pPr>
       <w:r>
         <w:rPr>
+          <w:rFonts w:ascii="Times New Roman" w:hAnsi="Times New Roman" w:cs="Times New Roman"/>
           <w:b/>
           <w:sz w:val="40"/>
           <w:szCs w:val="40"/>
@@ -193,6 +187,7 @@
       <w:pPr>
         <w:jc w:val="center"/>
         <w:rPr>
+          <w:rFonts w:ascii="Times New Roman" w:hAnsi="Times New Roman" w:cs="Times New Roman"/>
           <w:sz w:val="40"/>
           <w:szCs w:val="40"/>
         </w:rPr>
@@ -202,6 +197,7 @@
       <w:pPr>
         <w:jc w:val="center"/>
         <w:rPr>
+          <w:rFonts w:ascii="Times New Roman" w:hAnsi="Times New Roman" w:cs="Times New Roman"/>
           <w:sz w:val="40"/>
           <w:szCs w:val="40"/>
         </w:rPr>
@@ -211,6 +207,7 @@
       <w:pPr>
         <w:jc w:val="center"/>
         <w:rPr>
+          <w:rFonts w:ascii="Times New Roman" w:hAnsi="Times New Roman" w:cs="Times New Roman"/>
           <w:b/>
           <w:sz w:val="40"/>
           <w:szCs w:val="40"/>
@@ -218,6 +215,7 @@
       </w:pPr>
       <w:r>
         <w:rPr>
+          <w:rFonts w:ascii="Times New Roman" w:hAnsi="Times New Roman" w:cs="Times New Roman"/>
           <w:b/>
           <w:sz w:val="40"/>
           <w:szCs w:val="40"/>
@@ -226,6 +224,7 @@
       </w:r>
       <w:r>
         <w:rPr>
+          <w:rFonts w:ascii="Times New Roman" w:hAnsi="Times New Roman" w:cs="Times New Roman"/>
           <w:b/>
           <w:sz w:val="40"/>
           <w:szCs w:val="40"/>
@@ -707,26 +706,11 @@
           <w:b/>
           <w:bCs/>
           <w:kern w:val="36"/>
-          <w:sz w:val="48"/>
-          <w:szCs w:val="48"/>
-        </w:rPr>
-      </w:pPr>
-      <w:r>
-        <w:rPr>
-          <w:rFonts w:ascii="Times New Roman" w:eastAsia="Times New Roman" w:hAnsi="Times New Roman" w:cs="Times New Roman"/>
-          <w:b/>
-          <w:bCs/>
-          <w:kern w:val="36"/>
-          <w:sz w:val="48"/>
-          <w:szCs w:val="48"/>
-        </w:rPr>
-        <w:br w:type="page"/>
-      </w:r>
-    </w:p>
-    <w:p>
-      <w:pPr>
-        <w:spacing w:before="100" w:beforeAutospacing="1" w:after="100" w:afterAutospacing="1" w:line="240" w:lineRule="auto"/>
-        <w:outlineLvl w:val="0"/>
+          <w:sz w:val="44"/>
+          <w:szCs w:val="44"/>
+        </w:rPr>
+      </w:pPr>
+      <w:r>
         <w:rPr>
           <w:rFonts w:ascii="Times New Roman" w:eastAsia="Times New Roman" w:hAnsi="Times New Roman" w:cs="Times New Roman"/>
           <w:b/>
@@ -735,7 +719,24 @@
           <w:sz w:val="44"/>
           <w:szCs w:val="44"/>
         </w:rPr>
-      </w:pPr>
+        <w:br w:type="page"/>
+      </w:r>
+    </w:p>
+    <w:p>
+      <w:pPr>
+        <w:spacing w:before="100" w:beforeAutospacing="1" w:after="100" w:afterAutospacing="1" w:line="240" w:lineRule="auto"/>
+        <w:outlineLvl w:val="0"/>
+        <w:rPr>
+          <w:rFonts w:ascii="Times New Roman" w:eastAsia="Times New Roman" w:hAnsi="Times New Roman" w:cs="Times New Roman"/>
+          <w:b/>
+          <w:bCs/>
+          <w:kern w:val="36"/>
+          <w:sz w:val="44"/>
+          <w:szCs w:val="44"/>
+        </w:rPr>
+      </w:pPr>
+      <w:bookmarkStart w:id="0" w:name="_GoBack"/>
+      <w:bookmarkEnd w:id="0"/>
       <w:r>
         <w:rPr>
           <w:rFonts w:ascii="Times New Roman" w:eastAsia="Times New Roman" w:hAnsi="Times New Roman" w:cs="Times New Roman"/>
@@ -1112,6 +1113,7 @@
       </w:r>
       <w:r>
         <w:rPr>
+          <w:rFonts w:ascii="Times New Roman" w:hAnsi="Times New Roman" w:cs="Times New Roman"/>
           <w:sz w:val="24"/>
           <w:szCs w:val="24"/>
         </w:rPr>
@@ -1120,6 +1122,7 @@
       <w:proofErr w:type="spellStart"/>
       <w:r>
         <w:rPr>
+          <w:rFonts w:ascii="Times New Roman" w:hAnsi="Times New Roman" w:cs="Times New Roman"/>
           <w:sz w:val="24"/>
           <w:szCs w:val="24"/>
         </w:rPr>
@@ -1128,6 +1131,7 @@
       <w:proofErr w:type="spellEnd"/>
       <w:r>
         <w:rPr>
+          <w:rFonts w:ascii="Times New Roman" w:hAnsi="Times New Roman" w:cs="Times New Roman"/>
           <w:sz w:val="24"/>
           <w:szCs w:val="24"/>
         </w:rPr>
@@ -2078,337 +2082,7 @@
           <w:sz w:val="24"/>
           <w:szCs w:val="24"/>
         </w:rPr>
-        <w:t>This allows:</w:t>
-      </w:r>
-      <w:r>
-        <w:rPr>
-          <w:rFonts w:ascii="Times New Roman" w:eastAsia="Times New Roman" w:hAnsi="Times New Roman" w:cs="Times New Roman"/>
-          <w:sz w:val="24"/>
-          <w:szCs w:val="24"/>
-        </w:rPr>
-        <w:br/>
-        <w:t>• Traceability of predictions, meaning each prediction can be linked back to the input data that produced it.</w:t>
-      </w:r>
-      <w:r>
-        <w:rPr>
-          <w:rFonts w:ascii="Times New Roman" w:eastAsia="Times New Roman" w:hAnsi="Times New Roman" w:cs="Times New Roman"/>
-          <w:sz w:val="24"/>
-          <w:szCs w:val="24"/>
-        </w:rPr>
-        <w:br/>
-        <w:t>• Detection of anomalies, such as unusual prediction patterns, missing values, or unexpected changes in incoming data.</w:t>
-      </w:r>
-      <w:r>
-        <w:rPr>
-          <w:rFonts w:ascii="Times New Roman" w:eastAsia="Times New Roman" w:hAnsi="Times New Roman" w:cs="Times New Roman"/>
-          <w:sz w:val="24"/>
-          <w:szCs w:val="24"/>
-        </w:rPr>
-        <w:br/>
-        <w:t>• Easier debugging of system behavior, since logs provide a clear record of what happened at each stage of the pipeline.</w:t>
-      </w:r>
-    </w:p>
-    <w:p>
-      <w:pPr>
-        <w:spacing w:before="100" w:beforeAutospacing="1" w:after="100" w:afterAutospacing="1" w:line="240" w:lineRule="auto"/>
-        <w:rPr>
-          <w:rFonts w:ascii="Times New Roman" w:eastAsia="Times New Roman" w:hAnsi="Times New Roman" w:cs="Times New Roman"/>
-          <w:sz w:val="24"/>
-          <w:szCs w:val="24"/>
-        </w:rPr>
-      </w:pPr>
-      <w:r>
-        <w:rPr>
-          <w:rFonts w:ascii="Times New Roman" w:eastAsia="Times New Roman" w:hAnsi="Times New Roman" w:cs="Times New Roman"/>
-          <w:sz w:val="24"/>
-          <w:szCs w:val="24"/>
-        </w:rPr>
-        <w:t>Future improvements:</w:t>
-      </w:r>
-      <w:r>
-        <w:rPr>
-          <w:rFonts w:ascii="Times New Roman" w:eastAsia="Times New Roman" w:hAnsi="Times New Roman" w:cs="Times New Roman"/>
-          <w:sz w:val="24"/>
-          <w:szCs w:val="24"/>
-        </w:rPr>
-        <w:br/>
-        <w:t>• Data drift detection can be added to identify changes in the pattern or distribution of incoming data over time.</w:t>
-      </w:r>
-      <w:r>
-        <w:rPr>
-          <w:rFonts w:ascii="Times New Roman" w:eastAsia="Times New Roman" w:hAnsi="Times New Roman" w:cs="Times New Roman"/>
-          <w:sz w:val="24"/>
-          <w:szCs w:val="24"/>
-        </w:rPr>
-        <w:br/>
-        <w:t>• Performance degradation alerts can be introduced to notify users when the model’s accuracy or reliability starts to decline.</w:t>
-      </w:r>
-    </w:p>
-    <w:p>
-      <w:pPr>
-        <w:spacing w:after="0" w:line="240" w:lineRule="auto"/>
-        <w:rPr>
-          <w:rFonts w:ascii="Times New Roman" w:eastAsia="Times New Roman" w:hAnsi="Times New Roman" w:cs="Times New Roman"/>
-          <w:sz w:val="24"/>
-          <w:szCs w:val="24"/>
-        </w:rPr>
-      </w:pPr>
-    </w:p>
-    <w:p>
-      <w:pPr>
-        <w:spacing w:before="100" w:beforeAutospacing="1" w:after="100" w:afterAutospacing="1" w:line="240" w:lineRule="auto"/>
-        <w:outlineLvl w:val="1"/>
-        <w:rPr>
-          <w:rFonts w:ascii="Times New Roman" w:eastAsia="Times New Roman" w:hAnsi="Times New Roman" w:cs="Times New Roman"/>
-          <w:b/>
-          <w:bCs/>
-          <w:sz w:val="36"/>
-          <w:szCs w:val="36"/>
-        </w:rPr>
-      </w:pPr>
-      <w:r>
-        <w:rPr>
-          <w:rFonts w:ascii="Times New Roman" w:eastAsia="Times New Roman" w:hAnsi="Times New Roman" w:cs="Times New Roman"/>
-          <w:b/>
-          <w:bCs/>
-          <w:sz w:val="36"/>
-          <w:szCs w:val="36"/>
-        </w:rPr>
-        <w:t>4.3 Versioning</w:t>
-      </w:r>
-    </w:p>
-    <w:p>
-      <w:pPr>
-        <w:spacing w:before="100" w:beforeAutospacing="1" w:after="100" w:afterAutospacing="1" w:line="240" w:lineRule="auto"/>
-        <w:rPr>
-          <w:rFonts w:ascii="Times New Roman" w:eastAsia="Times New Roman" w:hAnsi="Times New Roman" w:cs="Times New Roman"/>
-          <w:sz w:val="24"/>
-          <w:szCs w:val="24"/>
-        </w:rPr>
-      </w:pPr>
-      <w:r>
-        <w:rPr>
-          <w:rFonts w:ascii="Times New Roman" w:eastAsia="Times New Roman" w:hAnsi="Times New Roman" w:cs="Times New Roman"/>
-          <w:sz w:val="24"/>
-          <w:szCs w:val="24"/>
-        </w:rPr>
-        <w:t>Artifacts are versioned implicitly through file storage:</w:t>
-      </w:r>
-      <w:r>
-        <w:rPr>
-          <w:rFonts w:ascii="Times New Roman" w:eastAsia="Times New Roman" w:hAnsi="Times New Roman" w:cs="Times New Roman"/>
-          <w:sz w:val="24"/>
-          <w:szCs w:val="24"/>
-        </w:rPr>
-        <w:br/>
-        <w:t>• Datasets are stored in separate files, which helps preserve the original historical data and any updated versions over time.</w:t>
-      </w:r>
-      <w:r>
-        <w:rPr>
-          <w:rFonts w:ascii="Times New Roman" w:eastAsia="Times New Roman" w:hAnsi="Times New Roman" w:cs="Times New Roman"/>
-          <w:sz w:val="24"/>
-          <w:szCs w:val="24"/>
-        </w:rPr>
-        <w:br/>
-        <w:t>• Processed data files are saved after each transformation step, making it easier to track changes made during preprocessing.</w:t>
-      </w:r>
-      <w:r>
-        <w:rPr>
-          <w:rFonts w:ascii="Times New Roman" w:eastAsia="Times New Roman" w:hAnsi="Times New Roman" w:cs="Times New Roman"/>
-          <w:sz w:val="24"/>
-          <w:szCs w:val="24"/>
-        </w:rPr>
-        <w:br/>
-        <w:t>• Model files are stored whenever a new model is trained, allowing different trained versions to be kept for comparison or reuse.</w:t>
-      </w:r>
-      <w:r>
-        <w:rPr>
-          <w:rFonts w:ascii="Times New Roman" w:eastAsia="Times New Roman" w:hAnsi="Times New Roman" w:cs="Times New Roman"/>
-          <w:sz w:val="24"/>
-          <w:szCs w:val="24"/>
-        </w:rPr>
-        <w:br/>
-        <w:t>• Logs are also saved as records of system activity, helping track updates, predictions, and system behavior over time.</w:t>
-      </w:r>
-    </w:p>
-    <w:p>
-      <w:pPr>
-        <w:spacing w:before="100" w:beforeAutospacing="1" w:after="100" w:afterAutospacing="1" w:line="240" w:lineRule="auto"/>
-        <w:rPr>
-          <w:rFonts w:ascii="Times New Roman" w:eastAsia="Times New Roman" w:hAnsi="Times New Roman" w:cs="Times New Roman"/>
-          <w:sz w:val="24"/>
-          <w:szCs w:val="24"/>
-        </w:rPr>
-      </w:pPr>
-      <w:r>
-        <w:rPr>
-          <w:rFonts w:ascii="Times New Roman" w:eastAsia="Times New Roman" w:hAnsi="Times New Roman" w:cs="Times New Roman"/>
-          <w:sz w:val="24"/>
-          <w:szCs w:val="24"/>
-        </w:rPr>
-        <w:t>Versioning supports reproducibility by making it possible to repeat the same workflow and obtain consistent results. It also allows rollback to previous versions of data or models if errors occur or if a newer version performs worse.</w:t>
-      </w:r>
-    </w:p>
-    <w:p>
-      <w:pPr>
-        <w:spacing w:after="0" w:line="240" w:lineRule="auto"/>
-        <w:rPr>
-          <w:rFonts w:ascii="Times New Roman" w:eastAsia="Times New Roman" w:hAnsi="Times New Roman" w:cs="Times New Roman"/>
-          <w:sz w:val="24"/>
-          <w:szCs w:val="24"/>
-        </w:rPr>
-      </w:pPr>
-    </w:p>
-    <w:p>
-      <w:pPr>
-        <w:spacing w:before="100" w:beforeAutospacing="1" w:after="100" w:afterAutospacing="1" w:line="240" w:lineRule="auto"/>
-        <w:outlineLvl w:val="0"/>
-        <w:rPr>
-          <w:rFonts w:ascii="Times New Roman" w:eastAsia="Times New Roman" w:hAnsi="Times New Roman" w:cs="Times New Roman"/>
-          <w:b/>
-          <w:bCs/>
-          <w:kern w:val="36"/>
-          <w:sz w:val="48"/>
-          <w:szCs w:val="48"/>
-        </w:rPr>
-      </w:pPr>
-    </w:p>
-    <w:p>
-      <w:pPr>
-        <w:spacing w:before="100" w:beforeAutospacing="1" w:after="100" w:afterAutospacing="1" w:line="240" w:lineRule="auto"/>
-        <w:outlineLvl w:val="0"/>
-        <w:rPr>
-          <w:rFonts w:ascii="Times New Roman" w:eastAsia="Times New Roman" w:hAnsi="Times New Roman" w:cs="Times New Roman"/>
-          <w:b/>
-          <w:bCs/>
-          <w:kern w:val="36"/>
-          <w:sz w:val="44"/>
-          <w:szCs w:val="44"/>
-        </w:rPr>
-      </w:pPr>
-      <w:r>
-        <w:rPr>
-          <w:rFonts w:ascii="Times New Roman" w:eastAsia="Times New Roman" w:hAnsi="Times New Roman" w:cs="Times New Roman"/>
-          <w:b/>
-          <w:bCs/>
-          <w:kern w:val="36"/>
-          <w:sz w:val="44"/>
-          <w:szCs w:val="44"/>
-        </w:rPr>
-        <w:lastRenderedPageBreak/>
-        <w:t>5. Artifact Collection and Storage</w:t>
-      </w:r>
-    </w:p>
-    <w:p>
-      <w:pPr>
-        <w:spacing w:before="100" w:beforeAutospacing="1" w:after="100" w:afterAutospacing="1" w:line="240" w:lineRule="auto"/>
-        <w:rPr>
-          <w:rFonts w:eastAsia="Times New Roman" w:cstheme="minorHAnsi"/>
-          <w:sz w:val="24"/>
-          <w:szCs w:val="24"/>
-        </w:rPr>
-      </w:pPr>
-      <w:r>
-        <w:rPr>
-          <w:rFonts w:ascii="Times New Roman" w:hAnsi="Times New Roman" w:cs="Times New Roman"/>
-          <w:sz w:val="24"/>
-          <w:szCs w:val="24"/>
-        </w:rPr>
-        <w:t>Proper artifact management improves traceability and reproducibility throughout the machine learning lifecycle. By keeping track of datasets, processed files, model versions, and logs, it becomes easier to understand how results were produced and to repeat the same workflow when needed. This is an important requirement in production systems, where reliability, consistency, and the ability to troubleshoot issues are essential.</w:t>
-      </w:r>
-      <w:r>
-        <w:t xml:space="preserve"> </w:t>
-      </w:r>
-      <w:r>
-        <w:rPr>
-          <w:sz w:val="24"/>
-          <w:szCs w:val="24"/>
-        </w:rPr>
-        <w:t>(Schlegel &amp; Sattler, 2022)</w:t>
-      </w:r>
-    </w:p>
-    <w:p>
-      <w:pPr>
-        <w:spacing w:before="100" w:beforeAutospacing="1" w:after="100" w:afterAutospacing="1" w:line="240" w:lineRule="auto"/>
-        <w:rPr>
-          <w:rFonts w:ascii="Times New Roman" w:eastAsia="Times New Roman" w:hAnsi="Times New Roman" w:cs="Times New Roman"/>
-          <w:sz w:val="24"/>
-          <w:szCs w:val="24"/>
-        </w:rPr>
-      </w:pPr>
-      <w:r>
-        <w:rPr>
-          <w:rFonts w:ascii="Times New Roman" w:eastAsia="Times New Roman" w:hAnsi="Times New Roman" w:cs="Times New Roman"/>
-          <w:sz w:val="24"/>
-          <w:szCs w:val="24"/>
-        </w:rPr>
-        <w:t>Artifacts are stored in a structured directory:</w:t>
-      </w:r>
-    </w:p>
-    <w:p>
-      <w:pPr>
-        <w:numPr>
-          <w:ilvl w:val="0"/>
-          <w:numId w:val="11"/>
-        </w:numPr>
-        <w:spacing w:before="100" w:beforeAutospacing="1" w:after="100" w:afterAutospacing="1" w:line="240" w:lineRule="auto"/>
-        <w:rPr>
-          <w:rFonts w:ascii="Times New Roman" w:eastAsia="Times New Roman" w:hAnsi="Times New Roman" w:cs="Times New Roman"/>
-          <w:sz w:val="24"/>
-          <w:szCs w:val="24"/>
-        </w:rPr>
-      </w:pPr>
-      <w:r>
-        <w:rPr>
-          <w:rFonts w:ascii="Times New Roman" w:eastAsia="Times New Roman" w:hAnsi="Times New Roman" w:cs="Times New Roman"/>
-          <w:sz w:val="24"/>
-          <w:szCs w:val="24"/>
-        </w:rPr>
-        <w:t xml:space="preserve">raw data (historical, new) </w:t>
-      </w:r>
-    </w:p>
-    <w:p>
-      <w:pPr>
-        <w:numPr>
-          <w:ilvl w:val="0"/>
-          <w:numId w:val="11"/>
-        </w:numPr>
-        <w:spacing w:before="100" w:beforeAutospacing="1" w:after="100" w:afterAutospacing="1" w:line="240" w:lineRule="auto"/>
-        <w:rPr>
-          <w:rFonts w:ascii="Times New Roman" w:eastAsia="Times New Roman" w:hAnsi="Times New Roman" w:cs="Times New Roman"/>
-          <w:sz w:val="24"/>
-          <w:szCs w:val="24"/>
-        </w:rPr>
-      </w:pPr>
-      <w:r>
-        <w:rPr>
-          <w:rFonts w:ascii="Times New Roman" w:eastAsia="Times New Roman" w:hAnsi="Times New Roman" w:cs="Times New Roman"/>
-          <w:sz w:val="24"/>
-          <w:szCs w:val="24"/>
-        </w:rPr>
-        <w:t xml:space="preserve">processed data </w:t>
-      </w:r>
-    </w:p>
-    <w:p>
-      <w:pPr>
-        <w:numPr>
-          <w:ilvl w:val="0"/>
-          <w:numId w:val="11"/>
-        </w:numPr>
-        <w:spacing w:before="100" w:beforeAutospacing="1" w:after="100" w:afterAutospacing="1" w:line="240" w:lineRule="auto"/>
-        <w:rPr>
-          <w:rFonts w:ascii="Times New Roman" w:eastAsia="Times New Roman" w:hAnsi="Times New Roman" w:cs="Times New Roman"/>
-          <w:sz w:val="24"/>
-          <w:szCs w:val="24"/>
-        </w:rPr>
-      </w:pPr>
-      <w:r>
-        <w:rPr>
-          <w:rFonts w:ascii="Times New Roman" w:eastAsia="Times New Roman" w:hAnsi="Times New Roman" w:cs="Times New Roman"/>
-          <w:sz w:val="24"/>
-          <w:szCs w:val="24"/>
-        </w:rPr>
-        <w:t>trained model (</w:t>
+        <w:t xml:space="preserve">To support automated pipeline operation, a GitHub Actions workflow was configured to schedule the ingestion pipeline's execution. The workflow can run automatically based on a </w:t>
       </w:r>
       <w:proofErr w:type="spellStart"/>
       <w:r>
@@ -2417,7 +2091,7 @@
           <w:sz w:val="24"/>
           <w:szCs w:val="24"/>
         </w:rPr>
-        <w:t>model.pkl</w:t>
+        <w:t>cron</w:t>
       </w:r>
       <w:proofErr w:type="spellEnd"/>
       <w:r>
@@ -2426,361 +2100,12 @@
           <w:sz w:val="24"/>
           <w:szCs w:val="24"/>
         </w:rPr>
-        <w:t xml:space="preserve">) </w:t>
-      </w:r>
-    </w:p>
-    <w:p>
-      <w:pPr>
-        <w:numPr>
-          <w:ilvl w:val="0"/>
-          <w:numId w:val="11"/>
-        </w:numPr>
-        <w:spacing w:before="100" w:beforeAutospacing="1" w:after="100" w:afterAutospacing="1" w:line="240" w:lineRule="auto"/>
-        <w:rPr>
-          <w:rFonts w:ascii="Times New Roman" w:eastAsia="Times New Roman" w:hAnsi="Times New Roman" w:cs="Times New Roman"/>
-          <w:sz w:val="24"/>
-          <w:szCs w:val="24"/>
-        </w:rPr>
-      </w:pPr>
-      <w:r>
-        <w:rPr>
-          <w:rFonts w:ascii="Times New Roman" w:eastAsia="Times New Roman" w:hAnsi="Times New Roman" w:cs="Times New Roman"/>
-          <w:sz w:val="24"/>
-          <w:szCs w:val="24"/>
-        </w:rPr>
-        <w:t>feature schema (</w:t>
-      </w:r>
-      <w:proofErr w:type="spellStart"/>
-      <w:r>
-        <w:rPr>
-          <w:rFonts w:ascii="Times New Roman" w:eastAsia="Times New Roman" w:hAnsi="Times New Roman" w:cs="Times New Roman"/>
-          <w:sz w:val="24"/>
-          <w:szCs w:val="24"/>
-        </w:rPr>
-        <w:t>columns.pkl</w:t>
-      </w:r>
-      <w:proofErr w:type="spellEnd"/>
-      <w:r>
-        <w:rPr>
-          <w:rFonts w:ascii="Times New Roman" w:eastAsia="Times New Roman" w:hAnsi="Times New Roman" w:cs="Times New Roman"/>
-          <w:sz w:val="24"/>
-          <w:szCs w:val="24"/>
-        </w:rPr>
-        <w:t xml:space="preserve">) </w:t>
-      </w:r>
-    </w:p>
-    <w:p>
-      <w:pPr>
-        <w:numPr>
-          <w:ilvl w:val="0"/>
-          <w:numId w:val="11"/>
-        </w:numPr>
-        <w:spacing w:before="100" w:beforeAutospacing="1" w:after="100" w:afterAutospacing="1" w:line="240" w:lineRule="auto"/>
-        <w:rPr>
-          <w:rFonts w:ascii="Times New Roman" w:eastAsia="Times New Roman" w:hAnsi="Times New Roman" w:cs="Times New Roman"/>
-          <w:sz w:val="24"/>
-          <w:szCs w:val="24"/>
-        </w:rPr>
-      </w:pPr>
-      <w:r>
-        <w:rPr>
-          <w:rFonts w:ascii="Times New Roman" w:eastAsia="Times New Roman" w:hAnsi="Times New Roman" w:cs="Times New Roman"/>
-          <w:sz w:val="24"/>
-          <w:szCs w:val="24"/>
-        </w:rPr>
-        <w:t xml:space="preserve">evaluation metrics </w:t>
-      </w:r>
-    </w:p>
-    <w:p>
-      <w:pPr>
-        <w:numPr>
-          <w:ilvl w:val="0"/>
-          <w:numId w:val="11"/>
-        </w:numPr>
-        <w:spacing w:before="100" w:beforeAutospacing="1" w:after="100" w:afterAutospacing="1" w:line="240" w:lineRule="auto"/>
-        <w:rPr>
-          <w:rFonts w:ascii="Times New Roman" w:eastAsia="Times New Roman" w:hAnsi="Times New Roman" w:cs="Times New Roman"/>
-          <w:sz w:val="24"/>
-          <w:szCs w:val="24"/>
-        </w:rPr>
-      </w:pPr>
-      <w:r>
-        <w:rPr>
-          <w:rFonts w:ascii="Times New Roman" w:eastAsia="Times New Roman" w:hAnsi="Times New Roman" w:cs="Times New Roman"/>
-          <w:sz w:val="24"/>
-          <w:szCs w:val="24"/>
-        </w:rPr>
-        <w:t xml:space="preserve">logs </w:t>
-      </w:r>
-    </w:p>
-    <w:p>
-      <w:pPr>
-        <w:spacing w:before="100" w:beforeAutospacing="1" w:after="100" w:afterAutospacing="1" w:line="240" w:lineRule="auto"/>
-        <w:rPr>
-          <w:rFonts w:ascii="Times New Roman" w:eastAsia="Times New Roman" w:hAnsi="Times New Roman" w:cs="Times New Roman"/>
-          <w:sz w:val="24"/>
-          <w:szCs w:val="24"/>
-        </w:rPr>
-      </w:pPr>
-      <w:r>
-        <w:rPr>
-          <w:rFonts w:ascii="Times New Roman" w:eastAsia="Times New Roman" w:hAnsi="Times New Roman" w:cs="Times New Roman"/>
-          <w:sz w:val="24"/>
-          <w:szCs w:val="24"/>
-        </w:rPr>
-        <w:t>Why important:</w:t>
-      </w:r>
-      <w:r>
-        <w:rPr>
-          <w:rFonts w:ascii="Times New Roman" w:eastAsia="Times New Roman" w:hAnsi="Times New Roman" w:cs="Times New Roman"/>
-          <w:sz w:val="24"/>
-          <w:szCs w:val="24"/>
-        </w:rPr>
-        <w:br/>
-        <w:t>Artifact storage enables:</w:t>
-      </w:r>
-    </w:p>
-    <w:p>
-      <w:pPr>
-        <w:numPr>
-          <w:ilvl w:val="0"/>
-          <w:numId w:val="12"/>
-        </w:numPr>
-        <w:spacing w:before="100" w:beforeAutospacing="1" w:after="100" w:afterAutospacing="1" w:line="240" w:lineRule="auto"/>
-        <w:rPr>
-          <w:rFonts w:ascii="Times New Roman" w:eastAsia="Times New Roman" w:hAnsi="Times New Roman" w:cs="Times New Roman"/>
-          <w:sz w:val="24"/>
-          <w:szCs w:val="24"/>
-        </w:rPr>
-      </w:pPr>
-      <w:r>
-        <w:rPr>
-          <w:rFonts w:ascii="Times New Roman" w:eastAsia="Times New Roman" w:hAnsi="Times New Roman" w:cs="Times New Roman"/>
-          <w:sz w:val="24"/>
-          <w:szCs w:val="24"/>
-        </w:rPr>
-        <w:t xml:space="preserve">reproducibility </w:t>
-      </w:r>
-    </w:p>
-    <w:p>
-      <w:pPr>
-        <w:numPr>
-          <w:ilvl w:val="0"/>
-          <w:numId w:val="12"/>
-        </w:numPr>
-        <w:spacing w:before="100" w:beforeAutospacing="1" w:after="100" w:afterAutospacing="1" w:line="240" w:lineRule="auto"/>
-        <w:rPr>
-          <w:rFonts w:ascii="Times New Roman" w:eastAsia="Times New Roman" w:hAnsi="Times New Roman" w:cs="Times New Roman"/>
-          <w:sz w:val="24"/>
-          <w:szCs w:val="24"/>
-        </w:rPr>
-      </w:pPr>
-      <w:r>
-        <w:rPr>
-          <w:rFonts w:ascii="Times New Roman" w:eastAsia="Times New Roman" w:hAnsi="Times New Roman" w:cs="Times New Roman"/>
-          <w:sz w:val="24"/>
-          <w:szCs w:val="24"/>
-        </w:rPr>
-        <w:t xml:space="preserve">debugging </w:t>
-      </w:r>
-    </w:p>
-    <w:p>
-      <w:pPr>
-        <w:numPr>
-          <w:ilvl w:val="0"/>
-          <w:numId w:val="12"/>
-        </w:numPr>
-        <w:spacing w:before="100" w:beforeAutospacing="1" w:after="100" w:afterAutospacing="1" w:line="240" w:lineRule="auto"/>
-        <w:rPr>
-          <w:rFonts w:ascii="Times New Roman" w:eastAsia="Times New Roman" w:hAnsi="Times New Roman" w:cs="Times New Roman"/>
-          <w:sz w:val="24"/>
-          <w:szCs w:val="24"/>
-        </w:rPr>
-      </w:pPr>
-      <w:r>
-        <w:rPr>
-          <w:rFonts w:ascii="Times New Roman" w:eastAsia="Times New Roman" w:hAnsi="Times New Roman" w:cs="Times New Roman"/>
-          <w:sz w:val="24"/>
-          <w:szCs w:val="24"/>
-        </w:rPr>
-        <w:t xml:space="preserve">auditability </w:t>
-      </w:r>
-    </w:p>
-    <w:p>
-      <w:pPr>
-        <w:spacing w:before="100" w:beforeAutospacing="1" w:after="100" w:afterAutospacing="1" w:line="240" w:lineRule="auto"/>
-        <w:outlineLvl w:val="0"/>
-        <w:rPr>
-          <w:rFonts w:ascii="Times New Roman" w:eastAsia="Times New Roman" w:hAnsi="Times New Roman" w:cs="Times New Roman"/>
-          <w:b/>
-          <w:bCs/>
-          <w:kern w:val="36"/>
-          <w:sz w:val="44"/>
-          <w:szCs w:val="44"/>
-        </w:rPr>
-      </w:pPr>
-      <w:r>
-        <w:rPr>
-          <w:rFonts w:ascii="Times New Roman" w:eastAsia="Times New Roman" w:hAnsi="Times New Roman" w:cs="Times New Roman"/>
-          <w:b/>
-          <w:bCs/>
-          <w:kern w:val="36"/>
-          <w:sz w:val="44"/>
-          <w:szCs w:val="44"/>
-        </w:rPr>
-        <w:t>6. Deployment Setup</w:t>
-      </w:r>
-    </w:p>
-    <w:p>
-      <w:pPr>
-        <w:spacing w:before="100" w:beforeAutospacing="1" w:after="100" w:afterAutospacing="1" w:line="240" w:lineRule="auto"/>
-        <w:outlineLvl w:val="1"/>
-        <w:rPr>
-          <w:rFonts w:ascii="Times New Roman" w:eastAsia="Times New Roman" w:hAnsi="Times New Roman" w:cs="Times New Roman"/>
-          <w:b/>
-          <w:bCs/>
-          <w:sz w:val="36"/>
-          <w:szCs w:val="36"/>
-        </w:rPr>
-      </w:pPr>
-      <w:r>
-        <w:rPr>
-          <w:rFonts w:ascii="Times New Roman" w:eastAsia="Times New Roman" w:hAnsi="Times New Roman" w:cs="Times New Roman"/>
-          <w:b/>
-          <w:bCs/>
-          <w:sz w:val="36"/>
-          <w:szCs w:val="36"/>
-        </w:rPr>
-        <w:t>6.1 API Deployment</w:t>
-      </w:r>
-    </w:p>
-    <w:p>
-      <w:pPr>
-        <w:spacing w:before="100" w:beforeAutospacing="1" w:after="100" w:afterAutospacing="1" w:line="240" w:lineRule="auto"/>
-        <w:rPr>
-          <w:rFonts w:ascii="Times New Roman" w:eastAsia="Times New Roman" w:hAnsi="Times New Roman" w:cs="Times New Roman"/>
-          <w:sz w:val="24"/>
-          <w:szCs w:val="24"/>
-        </w:rPr>
-      </w:pPr>
-      <w:r>
-        <w:rPr>
-          <w:rFonts w:ascii="Times New Roman" w:eastAsia="Times New Roman" w:hAnsi="Times New Roman" w:cs="Times New Roman"/>
-          <w:sz w:val="24"/>
-          <w:szCs w:val="24"/>
-        </w:rPr>
-        <w:t>The model is deployed using FastAPI, exposing a /predict endpoint.</w:t>
-      </w:r>
-    </w:p>
-    <w:p>
-      <w:pPr>
-        <w:spacing w:before="100" w:beforeAutospacing="1" w:after="100" w:afterAutospacing="1" w:line="240" w:lineRule="auto"/>
-        <w:rPr>
-          <w:rFonts w:ascii="Times New Roman" w:eastAsia="Times New Roman" w:hAnsi="Times New Roman" w:cs="Times New Roman"/>
-          <w:sz w:val="24"/>
-          <w:szCs w:val="24"/>
-        </w:rPr>
-      </w:pPr>
-      <w:r>
-        <w:rPr>
-          <w:rFonts w:ascii="Times New Roman" w:eastAsia="Times New Roman" w:hAnsi="Times New Roman" w:cs="Times New Roman"/>
-          <w:sz w:val="24"/>
-          <w:szCs w:val="24"/>
-        </w:rPr>
-        <w:t>Why FastAPI:</w:t>
-      </w:r>
-    </w:p>
-    <w:p>
-      <w:pPr>
-        <w:numPr>
-          <w:ilvl w:val="0"/>
-          <w:numId w:val="13"/>
-        </w:numPr>
-        <w:spacing w:before="100" w:beforeAutospacing="1" w:after="100" w:afterAutospacing="1" w:line="240" w:lineRule="auto"/>
-        <w:rPr>
-          <w:rFonts w:ascii="Times New Roman" w:eastAsia="Times New Roman" w:hAnsi="Times New Roman" w:cs="Times New Roman"/>
-          <w:sz w:val="24"/>
-          <w:szCs w:val="24"/>
-        </w:rPr>
-      </w:pPr>
-      <w:r>
-        <w:rPr>
-          <w:rFonts w:ascii="Times New Roman" w:eastAsia="Times New Roman" w:hAnsi="Times New Roman" w:cs="Times New Roman"/>
-          <w:sz w:val="24"/>
-          <w:szCs w:val="24"/>
-        </w:rPr>
-        <w:t xml:space="preserve">lightweight </w:t>
-      </w:r>
-    </w:p>
-    <w:p>
-      <w:pPr>
-        <w:numPr>
-          <w:ilvl w:val="0"/>
-          <w:numId w:val="13"/>
-        </w:numPr>
-        <w:spacing w:before="100" w:beforeAutospacing="1" w:after="100" w:afterAutospacing="1" w:line="240" w:lineRule="auto"/>
-        <w:rPr>
-          <w:rFonts w:ascii="Times New Roman" w:eastAsia="Times New Roman" w:hAnsi="Times New Roman" w:cs="Times New Roman"/>
-          <w:sz w:val="24"/>
-          <w:szCs w:val="24"/>
-        </w:rPr>
-      </w:pPr>
-      <w:r>
-        <w:rPr>
-          <w:rFonts w:ascii="Times New Roman" w:eastAsia="Times New Roman" w:hAnsi="Times New Roman" w:cs="Times New Roman"/>
-          <w:sz w:val="24"/>
-          <w:szCs w:val="24"/>
-        </w:rPr>
-        <w:t xml:space="preserve">fast </w:t>
-      </w:r>
-    </w:p>
-    <w:p>
-      <w:pPr>
-        <w:numPr>
-          <w:ilvl w:val="0"/>
-          <w:numId w:val="13"/>
-        </w:numPr>
-        <w:spacing w:before="100" w:beforeAutospacing="1" w:after="100" w:afterAutospacing="1" w:line="240" w:lineRule="auto"/>
-        <w:rPr>
-          <w:rFonts w:ascii="Times New Roman" w:eastAsia="Times New Roman" w:hAnsi="Times New Roman" w:cs="Times New Roman"/>
-          <w:sz w:val="24"/>
-          <w:szCs w:val="24"/>
-        </w:rPr>
-      </w:pPr>
-      <w:r>
-        <w:rPr>
-          <w:rFonts w:ascii="Times New Roman" w:eastAsia="Times New Roman" w:hAnsi="Times New Roman" w:cs="Times New Roman"/>
-          <w:sz w:val="24"/>
-          <w:szCs w:val="24"/>
-        </w:rPr>
-        <w:t xml:space="preserve">built-in documentation (Swagger) </w:t>
-      </w:r>
-    </w:p>
-    <w:p>
-      <w:pPr>
-        <w:numPr>
-          <w:ilvl w:val="0"/>
-          <w:numId w:val="13"/>
-        </w:numPr>
-        <w:spacing w:before="100" w:beforeAutospacing="1" w:after="100" w:afterAutospacing="1" w:line="240" w:lineRule="auto"/>
-        <w:rPr>
-          <w:rFonts w:ascii="Times New Roman" w:eastAsia="Times New Roman" w:hAnsi="Times New Roman" w:cs="Times New Roman"/>
-          <w:sz w:val="24"/>
-          <w:szCs w:val="24"/>
-        </w:rPr>
-      </w:pPr>
-      <w:r>
-        <w:rPr>
-          <w:rFonts w:ascii="Times New Roman" w:eastAsia="Times New Roman" w:hAnsi="Times New Roman" w:cs="Times New Roman"/>
-          <w:sz w:val="24"/>
-          <w:szCs w:val="24"/>
-        </w:rPr>
-        <w:t xml:space="preserve">easy integration with ML models </w:t>
-      </w:r>
-    </w:p>
-    <w:p>
-      <w:pPr>
-        <w:spacing w:after="0" w:line="240" w:lineRule="auto"/>
+        <w:t xml:space="preserve"> schedule or be triggered manually. This simulates how new customer data could be ingested regularly in a production environment without manual intervention.</w:t>
+      </w:r>
+    </w:p>
+    <w:p>
+      <w:pPr>
+        <w:spacing w:before="100" w:beforeAutospacing="1" w:after="100" w:afterAutospacing="1" w:line="240" w:lineRule="auto"/>
         <w:jc w:val="center"/>
         <w:rPr>
           <w:rFonts w:ascii="Times New Roman" w:eastAsia="Times New Roman" w:hAnsi="Times New Roman" w:cs="Times New Roman"/>
@@ -2794,12 +2119,11 @@
           <w:sz w:val="24"/>
           <w:szCs w:val="24"/>
         </w:rPr>
-        <w:lastRenderedPageBreak/>
         <w:drawing>
-          <wp:inline distT="0" distB="0" distL="0" distR="0" wp14:anchorId="6CB4DE71" wp14:editId="5DF02589">
-            <wp:extent cx="5480050" cy="3143885"/>
-            <wp:effectExtent l="0" t="0" r="6350" b="0"/>
-            <wp:docPr id="2" name="Picture 2"/>
+          <wp:inline distT="0" distB="0" distL="0" distR="0" wp14:anchorId="6E6A74AC" wp14:editId="0EB71F9F">
+            <wp:extent cx="6138407" cy="3160395"/>
+            <wp:effectExtent l="0" t="0" r="0" b="1905"/>
+            <wp:docPr id="3" name="Picture 3"/>
             <wp:cNvGraphicFramePr>
               <a:graphicFrameLocks xmlns:a="http://schemas.openxmlformats.org/drawingml/2006/main" noChangeAspect="1"/>
             </wp:cNvGraphicFramePr>
@@ -2819,7 +2143,7 @@
                   <pic:spPr>
                     <a:xfrm>
                       <a:off x="0" y="0"/>
-                      <a:ext cx="5480050" cy="3143885"/>
+                      <a:ext cx="6141267" cy="3161868"/>
                     </a:xfrm>
                     <a:prstGeom prst="rect">
                       <a:avLst/>
@@ -2848,8 +2172,115 @@
           <w:sz w:val="24"/>
           <w:szCs w:val="24"/>
         </w:rPr>
-        <w:t>Figure 2: FastAPI Swagger UI showing successful churn prediction.</w:t>
-      </w:r>
+        <w:t xml:space="preserve">Figure 2: </w:t>
+      </w:r>
+      <w:r>
+        <w:rPr>
+          <w:rFonts w:ascii="Times New Roman" w:eastAsia="Times New Roman" w:hAnsi="Times New Roman" w:cs="Times New Roman"/>
+          <w:sz w:val="24"/>
+          <w:szCs w:val="24"/>
+        </w:rPr>
+        <w:t>GitHub Actions workflow</w:t>
+      </w:r>
+    </w:p>
+    <w:p>
+      <w:pPr>
+        <w:spacing w:before="100" w:beforeAutospacing="1" w:after="100" w:afterAutospacing="1" w:line="240" w:lineRule="auto"/>
+        <w:rPr>
+          <w:rFonts w:ascii="Times New Roman" w:eastAsia="Times New Roman" w:hAnsi="Times New Roman" w:cs="Times New Roman"/>
+          <w:sz w:val="24"/>
+          <w:szCs w:val="24"/>
+        </w:rPr>
+      </w:pPr>
+      <w:r>
+        <w:rPr>
+          <w:rFonts w:ascii="Times New Roman" w:eastAsia="Times New Roman" w:hAnsi="Times New Roman" w:cs="Times New Roman"/>
+          <w:sz w:val="24"/>
+          <w:szCs w:val="24"/>
+        </w:rPr>
+        <w:t>This allows:</w:t>
+      </w:r>
+      <w:r>
+        <w:rPr>
+          <w:rFonts w:ascii="Times New Roman" w:eastAsia="Times New Roman" w:hAnsi="Times New Roman" w:cs="Times New Roman"/>
+          <w:sz w:val="24"/>
+          <w:szCs w:val="24"/>
+        </w:rPr>
+        <w:br/>
+        <w:t>• Traceability of predictions, meaning each prediction can be linked back to the input data that produced it.</w:t>
+      </w:r>
+      <w:r>
+        <w:rPr>
+          <w:rFonts w:ascii="Times New Roman" w:eastAsia="Times New Roman" w:hAnsi="Times New Roman" w:cs="Times New Roman"/>
+          <w:sz w:val="24"/>
+          <w:szCs w:val="24"/>
+        </w:rPr>
+        <w:br/>
+        <w:t>• Detection of anomalies, such as unusual prediction patterns, missing values, or unexpected changes in incoming data.</w:t>
+      </w:r>
+      <w:r>
+        <w:rPr>
+          <w:rFonts w:ascii="Times New Roman" w:eastAsia="Times New Roman" w:hAnsi="Times New Roman" w:cs="Times New Roman"/>
+          <w:sz w:val="24"/>
+          <w:szCs w:val="24"/>
+        </w:rPr>
+        <w:br/>
+        <w:t>• Easier debugging of system behavior, since logs provide a clear record of what happened at each stage of the pipeline.</w:t>
+      </w:r>
+    </w:p>
+    <w:p>
+      <w:pPr>
+        <w:spacing w:before="100" w:beforeAutospacing="1" w:after="100" w:afterAutospacing="1" w:line="240" w:lineRule="auto"/>
+        <w:rPr>
+          <w:rFonts w:ascii="Times New Roman" w:eastAsia="Times New Roman" w:hAnsi="Times New Roman" w:cs="Times New Roman"/>
+          <w:sz w:val="24"/>
+          <w:szCs w:val="24"/>
+        </w:rPr>
+      </w:pPr>
+      <w:r>
+        <w:rPr>
+          <w:rFonts w:ascii="Times New Roman" w:eastAsia="Times New Roman" w:hAnsi="Times New Roman" w:cs="Times New Roman"/>
+          <w:sz w:val="24"/>
+          <w:szCs w:val="24"/>
+        </w:rPr>
+        <w:t>Future improvements:</w:t>
+      </w:r>
+      <w:r>
+        <w:rPr>
+          <w:rFonts w:ascii="Times New Roman" w:eastAsia="Times New Roman" w:hAnsi="Times New Roman" w:cs="Times New Roman"/>
+          <w:sz w:val="24"/>
+          <w:szCs w:val="24"/>
+        </w:rPr>
+        <w:br/>
+        <w:t>• Data drift detection can be added to identify changes in the pattern or distribution of incoming data over time.</w:t>
+      </w:r>
+      <w:r>
+        <w:rPr>
+          <w:rFonts w:ascii="Times New Roman" w:eastAsia="Times New Roman" w:hAnsi="Times New Roman" w:cs="Times New Roman"/>
+          <w:sz w:val="24"/>
+          <w:szCs w:val="24"/>
+        </w:rPr>
+        <w:br/>
+      </w:r>
+      <w:r>
+        <w:rPr>
+          <w:rFonts w:ascii="Times New Roman" w:eastAsia="Times New Roman" w:hAnsi="Times New Roman" w:cs="Times New Roman"/>
+          <w:sz w:val="24"/>
+          <w:szCs w:val="24"/>
+        </w:rPr>
+        <w:lastRenderedPageBreak/>
+        <w:t>• Performance degradation alerts can be introduced to notify users when the model’s accuracy or reliability starts to decline.</w:t>
+      </w:r>
+    </w:p>
+    <w:p>
+      <w:pPr>
+        <w:spacing w:after="0" w:line="240" w:lineRule="auto"/>
+        <w:rPr>
+          <w:rFonts w:ascii="Times New Roman" w:eastAsia="Times New Roman" w:hAnsi="Times New Roman" w:cs="Times New Roman"/>
+          <w:sz w:val="24"/>
+          <w:szCs w:val="24"/>
+        </w:rPr>
+      </w:pPr>
     </w:p>
     <w:p>
       <w:pPr>
@@ -2871,280 +2302,99 @@
           <w:sz w:val="36"/>
           <w:szCs w:val="36"/>
         </w:rPr>
-        <w:t>6.2 Docker Deployment</w:t>
-      </w:r>
-    </w:p>
-    <w:p>
-      <w:pPr>
-        <w:spacing w:before="100" w:beforeAutospacing="1" w:after="100" w:afterAutospacing="1" w:line="240" w:lineRule="auto"/>
-        <w:rPr>
-          <w:rFonts w:ascii="Times New Roman" w:eastAsia="Times New Roman" w:hAnsi="Times New Roman" w:cs="Times New Roman"/>
-          <w:sz w:val="24"/>
-          <w:szCs w:val="24"/>
-        </w:rPr>
-      </w:pPr>
-      <w:r>
-        <w:rPr>
-          <w:rFonts w:ascii="Times New Roman" w:eastAsia="Times New Roman" w:hAnsi="Times New Roman" w:cs="Times New Roman"/>
-          <w:sz w:val="24"/>
-          <w:szCs w:val="24"/>
-        </w:rPr>
-        <w:t>The entire system is containerized using Docker.</w:t>
-      </w:r>
-    </w:p>
-    <w:p>
-      <w:pPr>
-        <w:spacing w:before="100" w:beforeAutospacing="1" w:after="100" w:afterAutospacing="1" w:line="240" w:lineRule="auto"/>
-        <w:rPr>
-          <w:rFonts w:ascii="Times New Roman" w:eastAsia="Times New Roman" w:hAnsi="Times New Roman" w:cs="Times New Roman"/>
-          <w:sz w:val="24"/>
-          <w:szCs w:val="24"/>
-        </w:rPr>
-      </w:pPr>
-      <w:r>
-        <w:rPr>
-          <w:rFonts w:ascii="Times New Roman" w:eastAsia="Times New Roman" w:hAnsi="Times New Roman" w:cs="Times New Roman"/>
-          <w:sz w:val="24"/>
-          <w:szCs w:val="24"/>
-        </w:rPr>
-        <w:t>Steps:</w:t>
-      </w:r>
-    </w:p>
-    <w:p>
-      <w:pPr>
-        <w:numPr>
-          <w:ilvl w:val="0"/>
-          <w:numId w:val="14"/>
-        </w:numPr>
-        <w:spacing w:before="100" w:beforeAutospacing="1" w:after="100" w:afterAutospacing="1" w:line="240" w:lineRule="auto"/>
-        <w:rPr>
-          <w:rFonts w:ascii="Times New Roman" w:eastAsia="Times New Roman" w:hAnsi="Times New Roman" w:cs="Times New Roman"/>
-          <w:sz w:val="24"/>
-          <w:szCs w:val="24"/>
-        </w:rPr>
-      </w:pPr>
-      <w:r>
-        <w:rPr>
-          <w:rFonts w:ascii="Times New Roman" w:eastAsia="Times New Roman" w:hAnsi="Times New Roman" w:cs="Times New Roman"/>
-          <w:sz w:val="24"/>
-          <w:szCs w:val="24"/>
-        </w:rPr>
-        <w:t xml:space="preserve">build image </w:t>
-      </w:r>
-    </w:p>
-    <w:p>
-      <w:pPr>
-        <w:numPr>
-          <w:ilvl w:val="0"/>
-          <w:numId w:val="14"/>
-        </w:numPr>
-        <w:spacing w:before="100" w:beforeAutospacing="1" w:after="100" w:afterAutospacing="1" w:line="240" w:lineRule="auto"/>
-        <w:rPr>
-          <w:rFonts w:ascii="Times New Roman" w:eastAsia="Times New Roman" w:hAnsi="Times New Roman" w:cs="Times New Roman"/>
-          <w:sz w:val="24"/>
-          <w:szCs w:val="24"/>
-        </w:rPr>
-      </w:pPr>
-      <w:r>
-        <w:rPr>
-          <w:rFonts w:ascii="Times New Roman" w:eastAsia="Times New Roman" w:hAnsi="Times New Roman" w:cs="Times New Roman"/>
-          <w:sz w:val="24"/>
-          <w:szCs w:val="24"/>
-        </w:rPr>
-        <w:t xml:space="preserve">run container </w:t>
-      </w:r>
-    </w:p>
-    <w:p>
-      <w:pPr>
-        <w:numPr>
-          <w:ilvl w:val="0"/>
-          <w:numId w:val="14"/>
-        </w:numPr>
-        <w:spacing w:before="100" w:beforeAutospacing="1" w:after="100" w:afterAutospacing="1" w:line="240" w:lineRule="auto"/>
-        <w:rPr>
-          <w:rFonts w:ascii="Times New Roman" w:eastAsia="Times New Roman" w:hAnsi="Times New Roman" w:cs="Times New Roman"/>
-          <w:sz w:val="24"/>
-          <w:szCs w:val="24"/>
-        </w:rPr>
-      </w:pPr>
-      <w:r>
-        <w:rPr>
-          <w:rFonts w:ascii="Times New Roman" w:eastAsia="Times New Roman" w:hAnsi="Times New Roman" w:cs="Times New Roman"/>
-          <w:sz w:val="24"/>
-          <w:szCs w:val="24"/>
-        </w:rPr>
-        <w:t xml:space="preserve">expose port 8000 </w:t>
-      </w:r>
-    </w:p>
-    <w:p>
-      <w:pPr>
-        <w:spacing w:before="100" w:beforeAutospacing="1" w:after="100" w:afterAutospacing="1" w:line="240" w:lineRule="auto"/>
-        <w:rPr>
-          <w:rFonts w:ascii="Times New Roman" w:eastAsia="Times New Roman" w:hAnsi="Times New Roman" w:cs="Times New Roman"/>
-          <w:sz w:val="24"/>
-          <w:szCs w:val="24"/>
-        </w:rPr>
-      </w:pPr>
-      <w:r>
-        <w:rPr>
-          <w:rFonts w:ascii="Times New Roman" w:eastAsia="Times New Roman" w:hAnsi="Times New Roman" w:cs="Times New Roman"/>
-          <w:sz w:val="24"/>
-          <w:szCs w:val="24"/>
-        </w:rPr>
-        <w:t>Why Docker:</w:t>
-      </w:r>
-    </w:p>
-    <w:p>
-      <w:pPr>
-        <w:numPr>
-          <w:ilvl w:val="0"/>
-          <w:numId w:val="15"/>
-        </w:numPr>
-        <w:spacing w:before="100" w:beforeAutospacing="1" w:after="100" w:afterAutospacing="1" w:line="240" w:lineRule="auto"/>
-        <w:rPr>
-          <w:rFonts w:ascii="Times New Roman" w:eastAsia="Times New Roman" w:hAnsi="Times New Roman" w:cs="Times New Roman"/>
-          <w:sz w:val="24"/>
-          <w:szCs w:val="24"/>
-        </w:rPr>
-      </w:pPr>
-      <w:r>
-        <w:rPr>
-          <w:rFonts w:ascii="Times New Roman" w:eastAsia="Times New Roman" w:hAnsi="Times New Roman" w:cs="Times New Roman"/>
-          <w:sz w:val="24"/>
-          <w:szCs w:val="24"/>
-        </w:rPr>
-        <w:t xml:space="preserve">ensures </w:t>
-      </w:r>
-      <w:r>
-        <w:rPr>
-          <w:rFonts w:ascii="Times New Roman" w:eastAsia="Times New Roman" w:hAnsi="Times New Roman" w:cs="Times New Roman"/>
-          <w:sz w:val="24"/>
-          <w:szCs w:val="24"/>
-        </w:rPr>
-        <w:t>environmental</w:t>
-      </w:r>
-      <w:r>
-        <w:rPr>
-          <w:rFonts w:ascii="Times New Roman" w:eastAsia="Times New Roman" w:hAnsi="Times New Roman" w:cs="Times New Roman"/>
-          <w:sz w:val="24"/>
-          <w:szCs w:val="24"/>
-        </w:rPr>
-        <w:t xml:space="preserve"> consistency </w:t>
-      </w:r>
-    </w:p>
-    <w:p>
-      <w:pPr>
-        <w:numPr>
-          <w:ilvl w:val="0"/>
-          <w:numId w:val="15"/>
-        </w:numPr>
-        <w:spacing w:before="100" w:beforeAutospacing="1" w:after="100" w:afterAutospacing="1" w:line="240" w:lineRule="auto"/>
-        <w:rPr>
-          <w:rFonts w:ascii="Times New Roman" w:eastAsia="Times New Roman" w:hAnsi="Times New Roman" w:cs="Times New Roman"/>
-          <w:sz w:val="24"/>
-          <w:szCs w:val="24"/>
-        </w:rPr>
-      </w:pPr>
-      <w:r>
-        <w:rPr>
-          <w:rFonts w:ascii="Times New Roman" w:eastAsia="Times New Roman" w:hAnsi="Times New Roman" w:cs="Times New Roman"/>
-          <w:sz w:val="24"/>
-          <w:szCs w:val="24"/>
-        </w:rPr>
-        <w:t xml:space="preserve">simplifies deployment </w:t>
-      </w:r>
-    </w:p>
-    <w:p>
-      <w:pPr>
-        <w:numPr>
-          <w:ilvl w:val="0"/>
-          <w:numId w:val="15"/>
-        </w:numPr>
-        <w:spacing w:before="100" w:beforeAutospacing="1" w:after="100" w:afterAutospacing="1" w:line="240" w:lineRule="auto"/>
-        <w:rPr>
-          <w:rFonts w:ascii="Times New Roman" w:eastAsia="Times New Roman" w:hAnsi="Times New Roman" w:cs="Times New Roman"/>
-          <w:sz w:val="24"/>
-          <w:szCs w:val="24"/>
-        </w:rPr>
-      </w:pPr>
-      <w:r>
-        <w:rPr>
-          <w:rFonts w:ascii="Times New Roman" w:eastAsia="Times New Roman" w:hAnsi="Times New Roman" w:cs="Times New Roman"/>
-          <w:sz w:val="24"/>
-          <w:szCs w:val="24"/>
-        </w:rPr>
-        <w:t xml:space="preserve">supports reproducibility </w:t>
-      </w:r>
-    </w:p>
-    <w:p>
-      <w:pPr>
-        <w:spacing w:before="100" w:beforeAutospacing="1" w:after="100" w:afterAutospacing="1" w:line="240" w:lineRule="auto"/>
-        <w:outlineLvl w:val="1"/>
+        <w:t>4.3 Versioning</w:t>
+      </w:r>
+    </w:p>
+    <w:p>
+      <w:pPr>
+        <w:spacing w:before="100" w:beforeAutospacing="1" w:after="100" w:afterAutospacing="1" w:line="240" w:lineRule="auto"/>
+        <w:rPr>
+          <w:rFonts w:ascii="Times New Roman" w:eastAsia="Times New Roman" w:hAnsi="Times New Roman" w:cs="Times New Roman"/>
+          <w:sz w:val="24"/>
+          <w:szCs w:val="24"/>
+        </w:rPr>
+      </w:pPr>
+      <w:r>
+        <w:rPr>
+          <w:rFonts w:ascii="Times New Roman" w:eastAsia="Times New Roman" w:hAnsi="Times New Roman" w:cs="Times New Roman"/>
+          <w:sz w:val="24"/>
+          <w:szCs w:val="24"/>
+        </w:rPr>
+        <w:t>Artifacts are versioned implicitly through file storage:</w:t>
+      </w:r>
+      <w:r>
+        <w:rPr>
+          <w:rFonts w:ascii="Times New Roman" w:eastAsia="Times New Roman" w:hAnsi="Times New Roman" w:cs="Times New Roman"/>
+          <w:sz w:val="24"/>
+          <w:szCs w:val="24"/>
+        </w:rPr>
+        <w:br/>
+        <w:t>• Datasets are stored in separate files, which helps preserve the original historical data and any updated versions over time.</w:t>
+      </w:r>
+      <w:r>
+        <w:rPr>
+          <w:rFonts w:ascii="Times New Roman" w:eastAsia="Times New Roman" w:hAnsi="Times New Roman" w:cs="Times New Roman"/>
+          <w:sz w:val="24"/>
+          <w:szCs w:val="24"/>
+        </w:rPr>
+        <w:br/>
+        <w:t>• Processed data files are saved after each transformation step, making it easier to track changes made during preprocessing.</w:t>
+      </w:r>
+      <w:r>
+        <w:rPr>
+          <w:rFonts w:ascii="Times New Roman" w:eastAsia="Times New Roman" w:hAnsi="Times New Roman" w:cs="Times New Roman"/>
+          <w:sz w:val="24"/>
+          <w:szCs w:val="24"/>
+        </w:rPr>
+        <w:br/>
+        <w:t>• Model files are stored whenever a new model is trained, allowing different trained versions to be kept for comparison or reuse.</w:t>
+      </w:r>
+      <w:r>
+        <w:rPr>
+          <w:rFonts w:ascii="Times New Roman" w:eastAsia="Times New Roman" w:hAnsi="Times New Roman" w:cs="Times New Roman"/>
+          <w:sz w:val="24"/>
+          <w:szCs w:val="24"/>
+        </w:rPr>
+        <w:br/>
+        <w:t>• Logs are also saved as records of system activity, helping track updates, predictions, and system behavior over time.</w:t>
+      </w:r>
+    </w:p>
+    <w:p>
+      <w:pPr>
+        <w:spacing w:before="100" w:beforeAutospacing="1" w:after="100" w:afterAutospacing="1" w:line="240" w:lineRule="auto"/>
+        <w:rPr>
+          <w:rFonts w:ascii="Times New Roman" w:eastAsia="Times New Roman" w:hAnsi="Times New Roman" w:cs="Times New Roman"/>
+          <w:sz w:val="24"/>
+          <w:szCs w:val="24"/>
+        </w:rPr>
+      </w:pPr>
+      <w:r>
+        <w:rPr>
+          <w:rFonts w:ascii="Times New Roman" w:eastAsia="Times New Roman" w:hAnsi="Times New Roman" w:cs="Times New Roman"/>
+          <w:sz w:val="24"/>
+          <w:szCs w:val="24"/>
+        </w:rPr>
+        <w:t>Versioning supports reproducibility by making it possible to repeat the same workflow and obtain consistent results. It also allows rollback to previous versions of data or models if errors occur or if a newer version performs worse.</w:t>
+      </w:r>
+    </w:p>
+    <w:p>
+      <w:pPr>
+        <w:spacing w:before="100" w:beforeAutospacing="1" w:after="100" w:afterAutospacing="1" w:line="240" w:lineRule="auto"/>
+        <w:outlineLvl w:val="0"/>
         <w:rPr>
           <w:rFonts w:ascii="Times New Roman" w:eastAsia="Times New Roman" w:hAnsi="Times New Roman" w:cs="Times New Roman"/>
           <w:b/>
           <w:bCs/>
-          <w:sz w:val="36"/>
-          <w:szCs w:val="36"/>
-        </w:rPr>
-      </w:pPr>
-      <w:r>
-        <w:rPr>
-          <w:rFonts w:ascii="Times New Roman" w:eastAsia="Times New Roman" w:hAnsi="Times New Roman" w:cs="Times New Roman"/>
-          <w:b/>
-          <w:bCs/>
-          <w:sz w:val="36"/>
-          <w:szCs w:val="36"/>
-        </w:rPr>
-        <w:t>6.3 Execution Mode</w:t>
-      </w:r>
-    </w:p>
-    <w:p>
-      <w:pPr>
-        <w:pStyle w:val="NormalWeb"/>
-      </w:pPr>
-      <w:r>
-        <w:t>The system supports:</w:t>
-      </w:r>
-    </w:p>
-    <w:p>
-      <w:pPr>
-        <w:numPr>
-          <w:ilvl w:val="0"/>
-          <w:numId w:val="19"/>
-        </w:numPr>
-        <w:spacing w:before="100" w:beforeAutospacing="1" w:after="100" w:afterAutospacing="1" w:line="240" w:lineRule="auto"/>
-      </w:pPr>
-      <w:r>
-        <w:t xml:space="preserve">on-demand predictions through the FastAPI API, </w:t>
-      </w:r>
-    </w:p>
-    <w:p>
-      <w:pPr>
-        <w:numPr>
-          <w:ilvl w:val="0"/>
-          <w:numId w:val="19"/>
-        </w:numPr>
-        <w:spacing w:before="100" w:beforeAutospacing="1" w:after="100" w:afterAutospacing="1" w:line="240" w:lineRule="auto"/>
-      </w:pPr>
-      <w:r>
-        <w:t xml:space="preserve">interactive user predictions through the Streamlit frontend, </w:t>
-      </w:r>
-    </w:p>
-    <w:p>
-      <w:pPr>
-        <w:numPr>
-          <w:ilvl w:val="0"/>
-          <w:numId w:val="19"/>
-        </w:numPr>
-        <w:spacing w:before="100" w:beforeAutospacing="1" w:after="100" w:afterAutospacing="1" w:line="240" w:lineRule="auto"/>
-      </w:pPr>
-      <w:r>
-        <w:t>continuous execution through Docker container deployment.</w:t>
-      </w:r>
-    </w:p>
-    <w:p>
-      <w:pPr>
+          <w:kern w:val="36"/>
+          <w:sz w:val="48"/>
+          <w:szCs w:val="48"/>
+        </w:rPr>
+      </w:pPr>
+    </w:p>
+    <w:p>
+      <w:pPr>
+        <w:spacing w:before="100" w:beforeAutospacing="1" w:after="100" w:afterAutospacing="1" w:line="240" w:lineRule="auto"/>
+        <w:outlineLvl w:val="0"/>
         <w:rPr>
           <w:rFonts w:ascii="Times New Roman" w:eastAsia="Times New Roman" w:hAnsi="Times New Roman" w:cs="Times New Roman"/>
           <w:b/>
@@ -3163,7 +2413,319 @@
           <w:sz w:val="44"/>
           <w:szCs w:val="44"/>
         </w:rPr>
-        <w:br w:type="page"/>
+        <w:t>5. Artifact Collection and Storage</w:t>
+      </w:r>
+    </w:p>
+    <w:p>
+      <w:pPr>
+        <w:spacing w:before="100" w:beforeAutospacing="1" w:after="100" w:afterAutospacing="1" w:line="240" w:lineRule="auto"/>
+        <w:rPr>
+          <w:rFonts w:ascii="Times New Roman" w:eastAsia="Times New Roman" w:hAnsi="Times New Roman" w:cs="Times New Roman"/>
+          <w:sz w:val="24"/>
+          <w:szCs w:val="24"/>
+        </w:rPr>
+      </w:pPr>
+      <w:r>
+        <w:rPr>
+          <w:rFonts w:ascii="Times New Roman" w:hAnsi="Times New Roman" w:cs="Times New Roman"/>
+          <w:sz w:val="24"/>
+          <w:szCs w:val="24"/>
+        </w:rPr>
+        <w:t>Proper artifact management improves traceability and reproducibility throughout the machine learning lifecycle. By keeping track of datasets, processed files, model versions, and logs, it becomes easier to understand how results were produced and to repeat the same workflow when needed. This is an important requirement in production systems, where reliability, consistency, and the ability to troubleshoot issues are essential.</w:t>
+      </w:r>
+      <w:r>
+        <w:rPr>
+          <w:rFonts w:ascii="Times New Roman" w:hAnsi="Times New Roman" w:cs="Times New Roman"/>
+        </w:rPr>
+        <w:t xml:space="preserve"> </w:t>
+      </w:r>
+      <w:r>
+        <w:rPr>
+          <w:rFonts w:ascii="Times New Roman" w:hAnsi="Times New Roman" w:cs="Times New Roman"/>
+          <w:sz w:val="24"/>
+          <w:szCs w:val="24"/>
+        </w:rPr>
+        <w:t>(Schlegel &amp; Sattler, 2022)</w:t>
+      </w:r>
+    </w:p>
+    <w:p>
+      <w:pPr>
+        <w:spacing w:before="100" w:beforeAutospacing="1" w:after="100" w:afterAutospacing="1" w:line="240" w:lineRule="auto"/>
+        <w:rPr>
+          <w:rFonts w:ascii="Times New Roman" w:eastAsia="Times New Roman" w:hAnsi="Times New Roman" w:cs="Times New Roman"/>
+          <w:sz w:val="24"/>
+          <w:szCs w:val="24"/>
+        </w:rPr>
+      </w:pPr>
+      <w:r>
+        <w:rPr>
+          <w:rFonts w:ascii="Times New Roman" w:eastAsia="Times New Roman" w:hAnsi="Times New Roman" w:cs="Times New Roman"/>
+          <w:sz w:val="24"/>
+          <w:szCs w:val="24"/>
+        </w:rPr>
+        <w:t>Artifacts are stored in a structured directory:</w:t>
+      </w:r>
+    </w:p>
+    <w:p>
+      <w:pPr>
+        <w:numPr>
+          <w:ilvl w:val="0"/>
+          <w:numId w:val="11"/>
+        </w:numPr>
+        <w:spacing w:before="100" w:beforeAutospacing="1" w:after="100" w:afterAutospacing="1" w:line="240" w:lineRule="auto"/>
+        <w:rPr>
+          <w:rFonts w:ascii="Times New Roman" w:eastAsia="Times New Roman" w:hAnsi="Times New Roman" w:cs="Times New Roman"/>
+          <w:sz w:val="24"/>
+          <w:szCs w:val="24"/>
+        </w:rPr>
+      </w:pPr>
+      <w:r>
+        <w:rPr>
+          <w:rFonts w:ascii="Times New Roman" w:eastAsia="Times New Roman" w:hAnsi="Times New Roman" w:cs="Times New Roman"/>
+          <w:sz w:val="24"/>
+          <w:szCs w:val="24"/>
+        </w:rPr>
+        <w:t xml:space="preserve">raw data (historical, new) </w:t>
+      </w:r>
+    </w:p>
+    <w:p>
+      <w:pPr>
+        <w:numPr>
+          <w:ilvl w:val="0"/>
+          <w:numId w:val="11"/>
+        </w:numPr>
+        <w:spacing w:before="100" w:beforeAutospacing="1" w:after="100" w:afterAutospacing="1" w:line="240" w:lineRule="auto"/>
+        <w:rPr>
+          <w:rFonts w:ascii="Times New Roman" w:eastAsia="Times New Roman" w:hAnsi="Times New Roman" w:cs="Times New Roman"/>
+          <w:sz w:val="24"/>
+          <w:szCs w:val="24"/>
+        </w:rPr>
+      </w:pPr>
+      <w:r>
+        <w:rPr>
+          <w:rFonts w:ascii="Times New Roman" w:eastAsia="Times New Roman" w:hAnsi="Times New Roman" w:cs="Times New Roman"/>
+          <w:sz w:val="24"/>
+          <w:szCs w:val="24"/>
+        </w:rPr>
+        <w:t xml:space="preserve">processed data </w:t>
+      </w:r>
+    </w:p>
+    <w:p>
+      <w:pPr>
+        <w:numPr>
+          <w:ilvl w:val="0"/>
+          <w:numId w:val="11"/>
+        </w:numPr>
+        <w:spacing w:before="100" w:beforeAutospacing="1" w:after="100" w:afterAutospacing="1" w:line="240" w:lineRule="auto"/>
+        <w:rPr>
+          <w:rFonts w:ascii="Times New Roman" w:eastAsia="Times New Roman" w:hAnsi="Times New Roman" w:cs="Times New Roman"/>
+          <w:sz w:val="24"/>
+          <w:szCs w:val="24"/>
+        </w:rPr>
+      </w:pPr>
+      <w:r>
+        <w:rPr>
+          <w:rFonts w:ascii="Times New Roman" w:eastAsia="Times New Roman" w:hAnsi="Times New Roman" w:cs="Times New Roman"/>
+          <w:sz w:val="24"/>
+          <w:szCs w:val="24"/>
+        </w:rPr>
+        <w:t>trained model (</w:t>
+      </w:r>
+      <w:proofErr w:type="spellStart"/>
+      <w:r>
+        <w:rPr>
+          <w:rFonts w:ascii="Times New Roman" w:eastAsia="Times New Roman" w:hAnsi="Times New Roman" w:cs="Times New Roman"/>
+          <w:sz w:val="24"/>
+          <w:szCs w:val="24"/>
+        </w:rPr>
+        <w:t>model.pkl</w:t>
+      </w:r>
+      <w:proofErr w:type="spellEnd"/>
+      <w:r>
+        <w:rPr>
+          <w:rFonts w:ascii="Times New Roman" w:eastAsia="Times New Roman" w:hAnsi="Times New Roman" w:cs="Times New Roman"/>
+          <w:sz w:val="24"/>
+          <w:szCs w:val="24"/>
+        </w:rPr>
+        <w:t xml:space="preserve">) </w:t>
+      </w:r>
+    </w:p>
+    <w:p>
+      <w:pPr>
+        <w:numPr>
+          <w:ilvl w:val="0"/>
+          <w:numId w:val="11"/>
+        </w:numPr>
+        <w:spacing w:before="100" w:beforeAutospacing="1" w:after="100" w:afterAutospacing="1" w:line="240" w:lineRule="auto"/>
+        <w:rPr>
+          <w:rFonts w:ascii="Times New Roman" w:eastAsia="Times New Roman" w:hAnsi="Times New Roman" w:cs="Times New Roman"/>
+          <w:sz w:val="24"/>
+          <w:szCs w:val="24"/>
+        </w:rPr>
+      </w:pPr>
+      <w:r>
+        <w:rPr>
+          <w:rFonts w:ascii="Times New Roman" w:eastAsia="Times New Roman" w:hAnsi="Times New Roman" w:cs="Times New Roman"/>
+          <w:sz w:val="24"/>
+          <w:szCs w:val="24"/>
+        </w:rPr>
+        <w:t>feature schema (</w:t>
+      </w:r>
+      <w:proofErr w:type="spellStart"/>
+      <w:r>
+        <w:rPr>
+          <w:rFonts w:ascii="Times New Roman" w:eastAsia="Times New Roman" w:hAnsi="Times New Roman" w:cs="Times New Roman"/>
+          <w:sz w:val="24"/>
+          <w:szCs w:val="24"/>
+        </w:rPr>
+        <w:t>columns.pkl</w:t>
+      </w:r>
+      <w:proofErr w:type="spellEnd"/>
+      <w:r>
+        <w:rPr>
+          <w:rFonts w:ascii="Times New Roman" w:eastAsia="Times New Roman" w:hAnsi="Times New Roman" w:cs="Times New Roman"/>
+          <w:sz w:val="24"/>
+          <w:szCs w:val="24"/>
+        </w:rPr>
+        <w:t xml:space="preserve">) </w:t>
+      </w:r>
+    </w:p>
+    <w:p>
+      <w:pPr>
+        <w:numPr>
+          <w:ilvl w:val="0"/>
+          <w:numId w:val="11"/>
+        </w:numPr>
+        <w:spacing w:before="100" w:beforeAutospacing="1" w:after="100" w:afterAutospacing="1" w:line="240" w:lineRule="auto"/>
+        <w:rPr>
+          <w:rFonts w:ascii="Times New Roman" w:eastAsia="Times New Roman" w:hAnsi="Times New Roman" w:cs="Times New Roman"/>
+          <w:sz w:val="24"/>
+          <w:szCs w:val="24"/>
+        </w:rPr>
+      </w:pPr>
+      <w:r>
+        <w:rPr>
+          <w:rFonts w:ascii="Times New Roman" w:eastAsia="Times New Roman" w:hAnsi="Times New Roman" w:cs="Times New Roman"/>
+          <w:sz w:val="24"/>
+          <w:szCs w:val="24"/>
+        </w:rPr>
+        <w:t xml:space="preserve">evaluation metrics </w:t>
+      </w:r>
+    </w:p>
+    <w:p>
+      <w:pPr>
+        <w:numPr>
+          <w:ilvl w:val="0"/>
+          <w:numId w:val="11"/>
+        </w:numPr>
+        <w:spacing w:before="100" w:beforeAutospacing="1" w:after="100" w:afterAutospacing="1" w:line="240" w:lineRule="auto"/>
+        <w:rPr>
+          <w:rFonts w:ascii="Times New Roman" w:eastAsia="Times New Roman" w:hAnsi="Times New Roman" w:cs="Times New Roman"/>
+          <w:sz w:val="24"/>
+          <w:szCs w:val="24"/>
+        </w:rPr>
+      </w:pPr>
+      <w:r>
+        <w:rPr>
+          <w:rFonts w:ascii="Times New Roman" w:eastAsia="Times New Roman" w:hAnsi="Times New Roman" w:cs="Times New Roman"/>
+          <w:sz w:val="24"/>
+          <w:szCs w:val="24"/>
+        </w:rPr>
+        <w:t xml:space="preserve">logs </w:t>
+      </w:r>
+    </w:p>
+    <w:p>
+      <w:pPr>
+        <w:spacing w:before="100" w:beforeAutospacing="1" w:after="100" w:afterAutospacing="1" w:line="240" w:lineRule="auto"/>
+        <w:rPr>
+          <w:rFonts w:ascii="Times New Roman" w:eastAsia="Times New Roman" w:hAnsi="Times New Roman" w:cs="Times New Roman"/>
+          <w:sz w:val="24"/>
+          <w:szCs w:val="24"/>
+        </w:rPr>
+      </w:pPr>
+      <w:r>
+        <w:rPr>
+          <w:rFonts w:ascii="Times New Roman" w:eastAsia="Times New Roman" w:hAnsi="Times New Roman" w:cs="Times New Roman"/>
+          <w:sz w:val="24"/>
+          <w:szCs w:val="24"/>
+        </w:rPr>
+        <w:t>Why important:</w:t>
+      </w:r>
+      <w:r>
+        <w:rPr>
+          <w:rFonts w:ascii="Times New Roman" w:eastAsia="Times New Roman" w:hAnsi="Times New Roman" w:cs="Times New Roman"/>
+          <w:sz w:val="24"/>
+          <w:szCs w:val="24"/>
+        </w:rPr>
+        <w:br/>
+        <w:t>Artifact storage enables:</w:t>
+      </w:r>
+    </w:p>
+    <w:p>
+      <w:pPr>
+        <w:numPr>
+          <w:ilvl w:val="0"/>
+          <w:numId w:val="12"/>
+        </w:numPr>
+        <w:spacing w:before="100" w:beforeAutospacing="1" w:after="100" w:afterAutospacing="1" w:line="240" w:lineRule="auto"/>
+        <w:rPr>
+          <w:rFonts w:ascii="Times New Roman" w:eastAsia="Times New Roman" w:hAnsi="Times New Roman" w:cs="Times New Roman"/>
+          <w:sz w:val="24"/>
+          <w:szCs w:val="24"/>
+        </w:rPr>
+      </w:pPr>
+      <w:r>
+        <w:rPr>
+          <w:rFonts w:ascii="Times New Roman" w:eastAsia="Times New Roman" w:hAnsi="Times New Roman" w:cs="Times New Roman"/>
+          <w:sz w:val="24"/>
+          <w:szCs w:val="24"/>
+        </w:rPr>
+        <w:t xml:space="preserve">reproducibility </w:t>
+      </w:r>
+    </w:p>
+    <w:p>
+      <w:pPr>
+        <w:numPr>
+          <w:ilvl w:val="0"/>
+          <w:numId w:val="12"/>
+        </w:numPr>
+        <w:spacing w:before="100" w:beforeAutospacing="1" w:after="100" w:afterAutospacing="1" w:line="240" w:lineRule="auto"/>
+        <w:rPr>
+          <w:rFonts w:ascii="Times New Roman" w:eastAsia="Times New Roman" w:hAnsi="Times New Roman" w:cs="Times New Roman"/>
+          <w:sz w:val="24"/>
+          <w:szCs w:val="24"/>
+        </w:rPr>
+      </w:pPr>
+      <w:r>
+        <w:rPr>
+          <w:rFonts w:ascii="Times New Roman" w:eastAsia="Times New Roman" w:hAnsi="Times New Roman" w:cs="Times New Roman"/>
+          <w:sz w:val="24"/>
+          <w:szCs w:val="24"/>
+        </w:rPr>
+        <w:lastRenderedPageBreak/>
+        <w:t xml:space="preserve">debugging </w:t>
+      </w:r>
+    </w:p>
+    <w:p>
+      <w:pPr>
+        <w:numPr>
+          <w:ilvl w:val="0"/>
+          <w:numId w:val="12"/>
+        </w:numPr>
+        <w:spacing w:before="100" w:beforeAutospacing="1" w:after="100" w:afterAutospacing="1" w:line="240" w:lineRule="auto"/>
+        <w:rPr>
+          <w:rFonts w:ascii="Times New Roman" w:eastAsia="Times New Roman" w:hAnsi="Times New Roman" w:cs="Times New Roman"/>
+          <w:sz w:val="24"/>
+          <w:szCs w:val="24"/>
+        </w:rPr>
+      </w:pPr>
+      <w:r>
+        <w:rPr>
+          <w:rFonts w:ascii="Times New Roman" w:eastAsia="Times New Roman" w:hAnsi="Times New Roman" w:cs="Times New Roman"/>
+          <w:sz w:val="24"/>
+          <w:szCs w:val="24"/>
+        </w:rPr>
+        <w:t xml:space="preserve">auditability </w:t>
       </w:r>
     </w:p>
     <w:p>
@@ -3188,134 +2750,178 @@
           <w:sz w:val="44"/>
           <w:szCs w:val="44"/>
         </w:rPr>
-        <w:lastRenderedPageBreak/>
-        <w:t>7.</w:t>
-      </w:r>
-      <w:r>
+        <w:t>6. Deployment Setup</w:t>
+      </w:r>
+    </w:p>
+    <w:p>
+      <w:pPr>
+        <w:spacing w:before="100" w:beforeAutospacing="1" w:after="100" w:afterAutospacing="1" w:line="240" w:lineRule="auto"/>
+        <w:outlineLvl w:val="1"/>
         <w:rPr>
           <w:rFonts w:ascii="Times New Roman" w:eastAsia="Times New Roman" w:hAnsi="Times New Roman" w:cs="Times New Roman"/>
           <w:b/>
           <w:bCs/>
-          <w:kern w:val="36"/>
-          <w:sz w:val="44"/>
-          <w:szCs w:val="44"/>
-        </w:rPr>
-        <w:t xml:space="preserve"> Frontend</w:t>
-      </w:r>
-    </w:p>
-    <w:p>
-      <w:pPr>
-        <w:pStyle w:val="NormalWeb"/>
-      </w:pPr>
-      <w:r>
-        <w:t>A lightweight interactive frontend was implemented using Streamlit to improve usability and demonstrate end-user interaction.</w:t>
-      </w:r>
-    </w:p>
-    <w:p>
-      <w:pPr>
-        <w:pStyle w:val="NormalWeb"/>
-      </w:pPr>
-      <w:r>
-        <w:t>The frontend allows users to:</w:t>
+          <w:sz w:val="36"/>
+          <w:szCs w:val="36"/>
+        </w:rPr>
+      </w:pPr>
+      <w:r>
+        <w:rPr>
+          <w:rFonts w:ascii="Times New Roman" w:eastAsia="Times New Roman" w:hAnsi="Times New Roman" w:cs="Times New Roman"/>
+          <w:b/>
+          <w:bCs/>
+          <w:sz w:val="36"/>
+          <w:szCs w:val="36"/>
+        </w:rPr>
+        <w:t>6.1 API Deployment</w:t>
+      </w:r>
+    </w:p>
+    <w:p>
+      <w:pPr>
+        <w:spacing w:before="100" w:beforeAutospacing="1" w:after="100" w:afterAutospacing="1" w:line="240" w:lineRule="auto"/>
+        <w:rPr>
+          <w:rFonts w:ascii="Times New Roman" w:eastAsia="Times New Roman" w:hAnsi="Times New Roman" w:cs="Times New Roman"/>
+          <w:sz w:val="24"/>
+          <w:szCs w:val="24"/>
+        </w:rPr>
+      </w:pPr>
+      <w:r>
+        <w:rPr>
+          <w:rFonts w:ascii="Times New Roman" w:eastAsia="Times New Roman" w:hAnsi="Times New Roman" w:cs="Times New Roman"/>
+          <w:sz w:val="24"/>
+          <w:szCs w:val="24"/>
+        </w:rPr>
+        <w:t>The model is deployed using FastAPI, exposing a /predict endpoint.</w:t>
+      </w:r>
+    </w:p>
+    <w:p>
+      <w:pPr>
+        <w:spacing w:before="100" w:beforeAutospacing="1" w:after="100" w:afterAutospacing="1" w:line="240" w:lineRule="auto"/>
+        <w:rPr>
+          <w:rFonts w:ascii="Times New Roman" w:eastAsia="Times New Roman" w:hAnsi="Times New Roman" w:cs="Times New Roman"/>
+          <w:sz w:val="24"/>
+          <w:szCs w:val="24"/>
+        </w:rPr>
+      </w:pPr>
+      <w:r>
+        <w:rPr>
+          <w:rFonts w:ascii="Times New Roman" w:eastAsia="Times New Roman" w:hAnsi="Times New Roman" w:cs="Times New Roman"/>
+          <w:sz w:val="24"/>
+          <w:szCs w:val="24"/>
+        </w:rPr>
+        <w:t>Why FastAPI:</w:t>
       </w:r>
     </w:p>
     <w:p>
       <w:pPr>
         <w:numPr>
           <w:ilvl w:val="0"/>
-          <w:numId w:val="17"/>
+          <w:numId w:val="13"/>
         </w:numPr>
         <w:spacing w:before="100" w:beforeAutospacing="1" w:after="100" w:afterAutospacing="1" w:line="240" w:lineRule="auto"/>
         <w:rPr>
-          <w:rFonts w:ascii="Times New Roman" w:hAnsi="Times New Roman" w:cs="Times New Roman"/>
-          <w:sz w:val="24"/>
-          <w:szCs w:val="24"/>
-        </w:rPr>
-      </w:pPr>
-      <w:r>
-        <w:rPr>
-          <w:rFonts w:ascii="Times New Roman" w:hAnsi="Times New Roman" w:cs="Times New Roman"/>
-          <w:sz w:val="24"/>
-          <w:szCs w:val="24"/>
-        </w:rPr>
-        <w:t xml:space="preserve">enter customer details through a simple form, </w:t>
+          <w:rFonts w:ascii="Times New Roman" w:eastAsia="Times New Roman" w:hAnsi="Times New Roman" w:cs="Times New Roman"/>
+          <w:sz w:val="24"/>
+          <w:szCs w:val="24"/>
+        </w:rPr>
+      </w:pPr>
+      <w:r>
+        <w:rPr>
+          <w:rFonts w:ascii="Times New Roman" w:eastAsia="Times New Roman" w:hAnsi="Times New Roman" w:cs="Times New Roman"/>
+          <w:sz w:val="24"/>
+          <w:szCs w:val="24"/>
+        </w:rPr>
+        <w:t xml:space="preserve">lightweight </w:t>
       </w:r>
     </w:p>
     <w:p>
       <w:pPr>
         <w:numPr>
           <w:ilvl w:val="0"/>
-          <w:numId w:val="17"/>
+          <w:numId w:val="13"/>
         </w:numPr>
         <w:spacing w:before="100" w:beforeAutospacing="1" w:after="100" w:afterAutospacing="1" w:line="240" w:lineRule="auto"/>
         <w:rPr>
-          <w:rFonts w:ascii="Times New Roman" w:hAnsi="Times New Roman" w:cs="Times New Roman"/>
-          <w:sz w:val="24"/>
-          <w:szCs w:val="24"/>
-        </w:rPr>
-      </w:pPr>
-      <w:r>
-        <w:rPr>
-          <w:rFonts w:ascii="Times New Roman" w:hAnsi="Times New Roman" w:cs="Times New Roman"/>
-          <w:sz w:val="24"/>
-          <w:szCs w:val="24"/>
-        </w:rPr>
-        <w:t xml:space="preserve">send data to the FastAPI backend, </w:t>
+          <w:rFonts w:ascii="Times New Roman" w:eastAsia="Times New Roman" w:hAnsi="Times New Roman" w:cs="Times New Roman"/>
+          <w:sz w:val="24"/>
+          <w:szCs w:val="24"/>
+        </w:rPr>
+      </w:pPr>
+      <w:r>
+        <w:rPr>
+          <w:rFonts w:ascii="Times New Roman" w:eastAsia="Times New Roman" w:hAnsi="Times New Roman" w:cs="Times New Roman"/>
+          <w:sz w:val="24"/>
+          <w:szCs w:val="24"/>
+        </w:rPr>
+        <w:t xml:space="preserve">fast </w:t>
       </w:r>
     </w:p>
     <w:p>
       <w:pPr>
         <w:numPr>
           <w:ilvl w:val="0"/>
-          <w:numId w:val="17"/>
+          <w:numId w:val="13"/>
         </w:numPr>
         <w:spacing w:before="100" w:beforeAutospacing="1" w:after="100" w:afterAutospacing="1" w:line="240" w:lineRule="auto"/>
         <w:rPr>
-          <w:rFonts w:ascii="Times New Roman" w:hAnsi="Times New Roman" w:cs="Times New Roman"/>
-          <w:sz w:val="24"/>
-          <w:szCs w:val="24"/>
-        </w:rPr>
-      </w:pPr>
-      <w:r>
-        <w:rPr>
-          <w:rFonts w:ascii="Times New Roman" w:hAnsi="Times New Roman" w:cs="Times New Roman"/>
-          <w:sz w:val="24"/>
-          <w:szCs w:val="24"/>
-        </w:rPr>
-        <w:t xml:space="preserve">receive real-time churn predictions. </w:t>
-      </w:r>
-    </w:p>
-    <w:p>
-      <w:pPr>
-        <w:pStyle w:val="NormalWeb"/>
-      </w:pPr>
-      <w:r>
-        <w:t xml:space="preserve">The frontend communicates with the deployed FastAPI API through the </w:t>
-      </w:r>
-      <w:r>
-        <w:rPr>
-          <w:rStyle w:val="HTMLCode"/>
-          <w:rFonts w:ascii="Times New Roman" w:hAnsi="Times New Roman" w:cs="Times New Roman"/>
-          <w:sz w:val="24"/>
-          <w:szCs w:val="24"/>
-        </w:rPr>
-        <w:t>/predict</w:t>
-      </w:r>
-      <w:r>
-        <w:t xml:space="preserve"> endpoint.</w:t>
-      </w:r>
-    </w:p>
-    <w:p>
-      <w:pPr>
-        <w:pStyle w:val="NormalWeb"/>
+          <w:rFonts w:ascii="Times New Roman" w:eastAsia="Times New Roman" w:hAnsi="Times New Roman" w:cs="Times New Roman"/>
+          <w:sz w:val="24"/>
+          <w:szCs w:val="24"/>
+        </w:rPr>
+      </w:pPr>
+      <w:r>
+        <w:rPr>
+          <w:rFonts w:ascii="Times New Roman" w:eastAsia="Times New Roman" w:hAnsi="Times New Roman" w:cs="Times New Roman"/>
+          <w:sz w:val="24"/>
+          <w:szCs w:val="24"/>
+        </w:rPr>
+        <w:t xml:space="preserve">built-in documentation (Swagger) </w:t>
+      </w:r>
+    </w:p>
+    <w:p>
+      <w:pPr>
+        <w:numPr>
+          <w:ilvl w:val="0"/>
+          <w:numId w:val="13"/>
+        </w:numPr>
+        <w:spacing w:before="100" w:beforeAutospacing="1" w:after="100" w:afterAutospacing="1" w:line="240" w:lineRule="auto"/>
+        <w:rPr>
+          <w:rFonts w:ascii="Times New Roman" w:eastAsia="Times New Roman" w:hAnsi="Times New Roman" w:cs="Times New Roman"/>
+          <w:sz w:val="24"/>
+          <w:szCs w:val="24"/>
+        </w:rPr>
+      </w:pPr>
+      <w:r>
+        <w:rPr>
+          <w:rFonts w:ascii="Times New Roman" w:eastAsia="Times New Roman" w:hAnsi="Times New Roman" w:cs="Times New Roman"/>
+          <w:sz w:val="24"/>
+          <w:szCs w:val="24"/>
+        </w:rPr>
+        <w:t xml:space="preserve">easy integration with ML models </w:t>
+      </w:r>
+    </w:p>
+    <w:p>
+      <w:pPr>
+        <w:spacing w:after="0" w:line="240" w:lineRule="auto"/>
         <w:jc w:val="center"/>
-      </w:pPr>
-      <w:r>
+        <w:rPr>
+          <w:rFonts w:ascii="Times New Roman" w:eastAsia="Times New Roman" w:hAnsi="Times New Roman" w:cs="Times New Roman"/>
+          <w:sz w:val="24"/>
+          <w:szCs w:val="24"/>
+        </w:rPr>
+      </w:pPr>
+      <w:r>
+        <w:rPr>
+          <w:rFonts w:ascii="Times New Roman" w:eastAsia="Times New Roman" w:hAnsi="Times New Roman" w:cs="Times New Roman"/>
+          <w:noProof/>
+          <w:sz w:val="24"/>
+          <w:szCs w:val="24"/>
+        </w:rPr>
         <w:drawing>
-          <wp:inline distT="0" distB="0" distL="0" distR="0" wp14:anchorId="1F469FC9" wp14:editId="421A64F1">
-            <wp:extent cx="5467350" cy="3182620"/>
-            <wp:effectExtent l="0" t="0" r="0" b="0"/>
-            <wp:docPr id="1" name="Picture 1"/>
+          <wp:inline distT="0" distB="0" distL="0" distR="0" wp14:anchorId="6CB4DE71" wp14:editId="5DF02589">
+            <wp:extent cx="5480050" cy="3143885"/>
+            <wp:effectExtent l="0" t="0" r="6350" b="0"/>
+            <wp:docPr id="2" name="Picture 2"/>
             <wp:cNvGraphicFramePr>
               <a:graphicFrameLocks xmlns:a="http://schemas.openxmlformats.org/drawingml/2006/main" noChangeAspect="1"/>
             </wp:cNvGraphicFramePr>
@@ -3335,7 +2941,7 @@
                   <pic:spPr>
                     <a:xfrm>
                       <a:off x="0" y="0"/>
-                      <a:ext cx="5467350" cy="3182620"/>
+                      <a:ext cx="5480050" cy="3143885"/>
                     </a:xfrm>
                     <a:prstGeom prst="rect">
                       <a:avLst/>
@@ -3350,96 +2956,278 @@
     </w:p>
     <w:p>
       <w:pPr>
-        <w:pStyle w:val="NormalWeb"/>
+        <w:spacing w:after="0" w:line="240" w:lineRule="auto"/>
         <w:jc w:val="center"/>
-      </w:pPr>
-      <w:r>
+        <w:rPr>
+          <w:rFonts w:ascii="Times New Roman" w:eastAsia="Times New Roman" w:hAnsi="Times New Roman" w:cs="Times New Roman"/>
+          <w:sz w:val="24"/>
+          <w:szCs w:val="24"/>
+        </w:rPr>
+      </w:pPr>
+      <w:r>
+        <w:rPr>
+          <w:rFonts w:ascii="Times New Roman" w:hAnsi="Times New Roman" w:cs="Times New Roman"/>
+          <w:sz w:val="24"/>
+          <w:szCs w:val="24"/>
+        </w:rPr>
         <w:t>Figure 3</w:t>
       </w:r>
       <w:r>
-        <w:t>: Streamlit frontend used for customer churn prediction.</w:t>
-      </w:r>
-    </w:p>
-    <w:p>
-      <w:pPr>
-        <w:pStyle w:val="Heading3"/>
-        <w:rPr>
-          <w:rFonts w:ascii="Times New Roman" w:hAnsi="Times New Roman" w:cs="Times New Roman"/>
-          <w:color w:val="auto"/>
-        </w:rPr>
-      </w:pPr>
-      <w:r>
-        <w:rPr>
-          <w:rFonts w:ascii="Times New Roman" w:hAnsi="Times New Roman" w:cs="Times New Roman"/>
-          <w:color w:val="auto"/>
-        </w:rPr>
-        <w:t>Why Streamlit:</w:t>
+        <w:rPr>
+          <w:rFonts w:ascii="Times New Roman" w:hAnsi="Times New Roman" w:cs="Times New Roman"/>
+          <w:sz w:val="24"/>
+          <w:szCs w:val="24"/>
+        </w:rPr>
+        <w:t>: FastAPI Swagger UI showing successful churn prediction.</w:t>
+      </w:r>
+    </w:p>
+    <w:p>
+      <w:pPr>
+        <w:spacing w:before="100" w:beforeAutospacing="1" w:after="100" w:afterAutospacing="1" w:line="240" w:lineRule="auto"/>
+        <w:outlineLvl w:val="1"/>
+        <w:rPr>
+          <w:rFonts w:ascii="Times New Roman" w:eastAsia="Times New Roman" w:hAnsi="Times New Roman" w:cs="Times New Roman"/>
+          <w:b/>
+          <w:bCs/>
+          <w:sz w:val="36"/>
+          <w:szCs w:val="36"/>
+        </w:rPr>
+      </w:pPr>
+      <w:r>
+        <w:rPr>
+          <w:rFonts w:ascii="Times New Roman" w:eastAsia="Times New Roman" w:hAnsi="Times New Roman" w:cs="Times New Roman"/>
+          <w:b/>
+          <w:bCs/>
+          <w:sz w:val="36"/>
+          <w:szCs w:val="36"/>
+        </w:rPr>
+        <w:t>6.2 Docker Deployment</w:t>
+      </w:r>
+    </w:p>
+    <w:p>
+      <w:pPr>
+        <w:spacing w:before="100" w:beforeAutospacing="1" w:after="100" w:afterAutospacing="1" w:line="240" w:lineRule="auto"/>
+        <w:rPr>
+          <w:rFonts w:ascii="Times New Roman" w:eastAsia="Times New Roman" w:hAnsi="Times New Roman" w:cs="Times New Roman"/>
+          <w:sz w:val="24"/>
+          <w:szCs w:val="24"/>
+        </w:rPr>
+      </w:pPr>
+      <w:r>
+        <w:rPr>
+          <w:rFonts w:ascii="Times New Roman" w:eastAsia="Times New Roman" w:hAnsi="Times New Roman" w:cs="Times New Roman"/>
+          <w:sz w:val="24"/>
+          <w:szCs w:val="24"/>
+        </w:rPr>
+        <w:t>The entire system is containerized using Docker.</w:t>
+      </w:r>
+    </w:p>
+    <w:p>
+      <w:pPr>
+        <w:spacing w:before="100" w:beforeAutospacing="1" w:after="100" w:afterAutospacing="1" w:line="240" w:lineRule="auto"/>
+        <w:rPr>
+          <w:rFonts w:ascii="Times New Roman" w:eastAsia="Times New Roman" w:hAnsi="Times New Roman" w:cs="Times New Roman"/>
+          <w:sz w:val="24"/>
+          <w:szCs w:val="24"/>
+        </w:rPr>
+      </w:pPr>
+      <w:r>
+        <w:rPr>
+          <w:rFonts w:ascii="Times New Roman" w:eastAsia="Times New Roman" w:hAnsi="Times New Roman" w:cs="Times New Roman"/>
+          <w:sz w:val="24"/>
+          <w:szCs w:val="24"/>
+        </w:rPr>
+        <w:t>Steps:</w:t>
       </w:r>
     </w:p>
     <w:p>
       <w:pPr>
         <w:numPr>
           <w:ilvl w:val="0"/>
-          <w:numId w:val="18"/>
+          <w:numId w:val="14"/>
         </w:numPr>
         <w:spacing w:before="100" w:beforeAutospacing="1" w:after="100" w:afterAutospacing="1" w:line="240" w:lineRule="auto"/>
         <w:rPr>
-          <w:rFonts w:ascii="Times New Roman" w:hAnsi="Times New Roman" w:cs="Times New Roman"/>
-          <w:sz w:val="24"/>
-          <w:szCs w:val="24"/>
-        </w:rPr>
-      </w:pPr>
-      <w:r>
-        <w:rPr>
-          <w:rFonts w:ascii="Times New Roman" w:hAnsi="Times New Roman" w:cs="Times New Roman"/>
-          <w:sz w:val="24"/>
-          <w:szCs w:val="24"/>
-        </w:rPr>
-        <w:t xml:space="preserve">simple and fast to develop, </w:t>
+          <w:rFonts w:ascii="Times New Roman" w:eastAsia="Times New Roman" w:hAnsi="Times New Roman" w:cs="Times New Roman"/>
+          <w:sz w:val="24"/>
+          <w:szCs w:val="24"/>
+        </w:rPr>
+      </w:pPr>
+      <w:r>
+        <w:rPr>
+          <w:rFonts w:ascii="Times New Roman" w:eastAsia="Times New Roman" w:hAnsi="Times New Roman" w:cs="Times New Roman"/>
+          <w:sz w:val="24"/>
+          <w:szCs w:val="24"/>
+        </w:rPr>
+        <w:t xml:space="preserve">build image </w:t>
       </w:r>
     </w:p>
     <w:p>
       <w:pPr>
         <w:numPr>
           <w:ilvl w:val="0"/>
-          <w:numId w:val="18"/>
+          <w:numId w:val="14"/>
         </w:numPr>
         <w:spacing w:before="100" w:beforeAutospacing="1" w:after="100" w:afterAutospacing="1" w:line="240" w:lineRule="auto"/>
         <w:rPr>
-          <w:rFonts w:ascii="Times New Roman" w:hAnsi="Times New Roman" w:cs="Times New Roman"/>
-          <w:sz w:val="24"/>
-          <w:szCs w:val="24"/>
-        </w:rPr>
-      </w:pPr>
-      <w:r>
-        <w:rPr>
-          <w:rFonts w:ascii="Times New Roman" w:hAnsi="Times New Roman" w:cs="Times New Roman"/>
-          <w:sz w:val="24"/>
-          <w:szCs w:val="24"/>
-        </w:rPr>
-        <w:t xml:space="preserve">easy integration with Python APIs, </w:t>
+          <w:rFonts w:ascii="Times New Roman" w:eastAsia="Times New Roman" w:hAnsi="Times New Roman" w:cs="Times New Roman"/>
+          <w:sz w:val="24"/>
+          <w:szCs w:val="24"/>
+        </w:rPr>
+      </w:pPr>
+      <w:r>
+        <w:rPr>
+          <w:rFonts w:ascii="Times New Roman" w:eastAsia="Times New Roman" w:hAnsi="Times New Roman" w:cs="Times New Roman"/>
+          <w:sz w:val="24"/>
+          <w:szCs w:val="24"/>
+        </w:rPr>
+        <w:t xml:space="preserve">run container </w:t>
       </w:r>
     </w:p>
     <w:p>
       <w:pPr>
         <w:numPr>
           <w:ilvl w:val="0"/>
-          <w:numId w:val="18"/>
+          <w:numId w:val="14"/>
         </w:numPr>
         <w:spacing w:before="100" w:beforeAutospacing="1" w:after="100" w:afterAutospacing="1" w:line="240" w:lineRule="auto"/>
         <w:rPr>
-          <w:rFonts w:ascii="Times New Roman" w:hAnsi="Times New Roman" w:cs="Times New Roman"/>
-          <w:sz w:val="24"/>
-          <w:szCs w:val="24"/>
-        </w:rPr>
-      </w:pPr>
-      <w:r>
-        <w:rPr>
-          <w:rFonts w:ascii="Times New Roman" w:hAnsi="Times New Roman" w:cs="Times New Roman"/>
-          <w:sz w:val="24"/>
-          <w:szCs w:val="24"/>
-        </w:rPr>
-        <w:t xml:space="preserve">suitable for demonstrating machine learning applications. </w:t>
+          <w:rFonts w:ascii="Times New Roman" w:eastAsia="Times New Roman" w:hAnsi="Times New Roman" w:cs="Times New Roman"/>
+          <w:sz w:val="24"/>
+          <w:szCs w:val="24"/>
+        </w:rPr>
+      </w:pPr>
+      <w:r>
+        <w:rPr>
+          <w:rFonts w:ascii="Times New Roman" w:eastAsia="Times New Roman" w:hAnsi="Times New Roman" w:cs="Times New Roman"/>
+          <w:sz w:val="24"/>
+          <w:szCs w:val="24"/>
+        </w:rPr>
+        <w:t xml:space="preserve">expose port 8000 </w:t>
+      </w:r>
+    </w:p>
+    <w:p>
+      <w:pPr>
+        <w:spacing w:before="100" w:beforeAutospacing="1" w:after="100" w:afterAutospacing="1" w:line="240" w:lineRule="auto"/>
+        <w:rPr>
+          <w:rFonts w:ascii="Times New Roman" w:eastAsia="Times New Roman" w:hAnsi="Times New Roman" w:cs="Times New Roman"/>
+          <w:sz w:val="24"/>
+          <w:szCs w:val="24"/>
+        </w:rPr>
+      </w:pPr>
+      <w:r>
+        <w:rPr>
+          <w:rFonts w:ascii="Times New Roman" w:eastAsia="Times New Roman" w:hAnsi="Times New Roman" w:cs="Times New Roman"/>
+          <w:sz w:val="24"/>
+          <w:szCs w:val="24"/>
+        </w:rPr>
+        <w:lastRenderedPageBreak/>
+        <w:t>Why Docker:</w:t>
+      </w:r>
+    </w:p>
+    <w:p>
+      <w:pPr>
+        <w:numPr>
+          <w:ilvl w:val="0"/>
+          <w:numId w:val="15"/>
+        </w:numPr>
+        <w:spacing w:before="100" w:beforeAutospacing="1" w:after="100" w:afterAutospacing="1" w:line="240" w:lineRule="auto"/>
+        <w:rPr>
+          <w:rFonts w:ascii="Times New Roman" w:eastAsia="Times New Roman" w:hAnsi="Times New Roman" w:cs="Times New Roman"/>
+          <w:sz w:val="24"/>
+          <w:szCs w:val="24"/>
+        </w:rPr>
+      </w:pPr>
+      <w:r>
+        <w:rPr>
+          <w:rFonts w:ascii="Times New Roman" w:eastAsia="Times New Roman" w:hAnsi="Times New Roman" w:cs="Times New Roman"/>
+          <w:sz w:val="24"/>
+          <w:szCs w:val="24"/>
+        </w:rPr>
+        <w:t xml:space="preserve">ensures </w:t>
+      </w:r>
+      <w:r>
+        <w:rPr>
+          <w:rFonts w:ascii="Times New Roman" w:eastAsia="Times New Roman" w:hAnsi="Times New Roman" w:cs="Times New Roman"/>
+          <w:sz w:val="24"/>
+          <w:szCs w:val="24"/>
+        </w:rPr>
+        <w:t>environmental</w:t>
+      </w:r>
+      <w:r>
+        <w:rPr>
+          <w:rFonts w:ascii="Times New Roman" w:eastAsia="Times New Roman" w:hAnsi="Times New Roman" w:cs="Times New Roman"/>
+          <w:sz w:val="24"/>
+          <w:szCs w:val="24"/>
+        </w:rPr>
+        <w:t xml:space="preserve"> consistency </w:t>
+      </w:r>
+    </w:p>
+    <w:p>
+      <w:pPr>
+        <w:numPr>
+          <w:ilvl w:val="0"/>
+          <w:numId w:val="15"/>
+        </w:numPr>
+        <w:spacing w:before="100" w:beforeAutospacing="1" w:after="100" w:afterAutospacing="1" w:line="240" w:lineRule="auto"/>
+        <w:rPr>
+          <w:rFonts w:ascii="Times New Roman" w:eastAsia="Times New Roman" w:hAnsi="Times New Roman" w:cs="Times New Roman"/>
+          <w:sz w:val="24"/>
+          <w:szCs w:val="24"/>
+        </w:rPr>
+      </w:pPr>
+      <w:r>
+        <w:rPr>
+          <w:rFonts w:ascii="Times New Roman" w:eastAsia="Times New Roman" w:hAnsi="Times New Roman" w:cs="Times New Roman"/>
+          <w:sz w:val="24"/>
+          <w:szCs w:val="24"/>
+        </w:rPr>
+        <w:t xml:space="preserve">simplifies deployment </w:t>
+      </w:r>
+    </w:p>
+    <w:p>
+      <w:pPr>
+        <w:numPr>
+          <w:ilvl w:val="0"/>
+          <w:numId w:val="15"/>
+        </w:numPr>
+        <w:spacing w:before="100" w:beforeAutospacing="1" w:after="100" w:afterAutospacing="1" w:line="240" w:lineRule="auto"/>
+        <w:rPr>
+          <w:rFonts w:ascii="Times New Roman" w:eastAsia="Times New Roman" w:hAnsi="Times New Roman" w:cs="Times New Roman"/>
+          <w:sz w:val="24"/>
+          <w:szCs w:val="24"/>
+        </w:rPr>
+      </w:pPr>
+      <w:r>
+        <w:rPr>
+          <w:rFonts w:ascii="Times New Roman" w:eastAsia="Times New Roman" w:hAnsi="Times New Roman" w:cs="Times New Roman"/>
+          <w:sz w:val="24"/>
+          <w:szCs w:val="24"/>
+        </w:rPr>
+        <w:t xml:space="preserve">supports reproducibility </w:t>
+      </w:r>
+    </w:p>
+    <w:p>
+      <w:pPr>
+        <w:spacing w:before="100" w:beforeAutospacing="1" w:after="100" w:afterAutospacing="1" w:line="240" w:lineRule="auto"/>
+        <w:outlineLvl w:val="1"/>
+        <w:rPr>
+          <w:rFonts w:ascii="Times New Roman" w:eastAsia="Times New Roman" w:hAnsi="Times New Roman" w:cs="Times New Roman"/>
+          <w:b/>
+          <w:bCs/>
+          <w:sz w:val="36"/>
+          <w:szCs w:val="36"/>
+        </w:rPr>
+      </w:pPr>
+      <w:r>
+        <w:rPr>
+          <w:rFonts w:ascii="Times New Roman" w:eastAsia="Times New Roman" w:hAnsi="Times New Roman" w:cs="Times New Roman"/>
+          <w:b/>
+          <w:bCs/>
+          <w:sz w:val="36"/>
+          <w:szCs w:val="36"/>
+        </w:rPr>
+        <w:t>6.3 Execution Mode</w:t>
       </w:r>
     </w:p>
     <w:p>
@@ -3447,19 +3235,62 @@
         <w:pStyle w:val="NormalWeb"/>
       </w:pPr>
       <w:r>
-        <w:t>This frontend improves the accessibility of the system and provides a more realistic deployment scenario.</w:t>
-      </w:r>
-    </w:p>
-    <w:p>
-      <w:pPr>
-        <w:spacing w:before="100" w:beforeAutospacing="1" w:after="100" w:afterAutospacing="1" w:line="240" w:lineRule="auto"/>
-        <w:outlineLvl w:val="0"/>
-        <w:rPr>
-          <w:rFonts w:ascii="Times New Roman" w:eastAsia="Times New Roman" w:hAnsi="Times New Roman" w:cs="Times New Roman"/>
-          <w:sz w:val="24"/>
-          <w:szCs w:val="24"/>
-        </w:rPr>
-      </w:pPr>
+        <w:t>The system supports:</w:t>
+      </w:r>
+    </w:p>
+    <w:p>
+      <w:pPr>
+        <w:numPr>
+          <w:ilvl w:val="0"/>
+          <w:numId w:val="19"/>
+        </w:numPr>
+        <w:spacing w:before="100" w:beforeAutospacing="1" w:after="100" w:afterAutospacing="1" w:line="240" w:lineRule="auto"/>
+        <w:rPr>
+          <w:rFonts w:ascii="Times New Roman" w:hAnsi="Times New Roman" w:cs="Times New Roman"/>
+        </w:rPr>
+      </w:pPr>
+      <w:r>
+        <w:rPr>
+          <w:rFonts w:ascii="Times New Roman" w:hAnsi="Times New Roman" w:cs="Times New Roman"/>
+        </w:rPr>
+        <w:t xml:space="preserve">on-demand predictions through the FastAPI API, </w:t>
+      </w:r>
+    </w:p>
+    <w:p>
+      <w:pPr>
+        <w:numPr>
+          <w:ilvl w:val="0"/>
+          <w:numId w:val="19"/>
+        </w:numPr>
+        <w:spacing w:before="100" w:beforeAutospacing="1" w:after="100" w:afterAutospacing="1" w:line="240" w:lineRule="auto"/>
+        <w:rPr>
+          <w:rFonts w:ascii="Times New Roman" w:hAnsi="Times New Roman" w:cs="Times New Roman"/>
+        </w:rPr>
+      </w:pPr>
+      <w:r>
+        <w:rPr>
+          <w:rFonts w:ascii="Times New Roman" w:hAnsi="Times New Roman" w:cs="Times New Roman"/>
+        </w:rPr>
+        <w:t xml:space="preserve">interactive user predictions through the Streamlit frontend, </w:t>
+      </w:r>
+    </w:p>
+    <w:p>
+      <w:pPr>
+        <w:numPr>
+          <w:ilvl w:val="0"/>
+          <w:numId w:val="19"/>
+        </w:numPr>
+        <w:spacing w:before="100" w:beforeAutospacing="1" w:after="100" w:afterAutospacing="1" w:line="240" w:lineRule="auto"/>
+        <w:rPr>
+          <w:rFonts w:ascii="Times New Roman" w:hAnsi="Times New Roman" w:cs="Times New Roman"/>
+        </w:rPr>
+      </w:pPr>
+      <w:r>
+        <w:rPr>
+          <w:rFonts w:ascii="Times New Roman" w:hAnsi="Times New Roman" w:cs="Times New Roman"/>
+        </w:rPr>
+        <w:t>continuous execution through Docker container deployment.</w:t>
+      </w:r>
     </w:p>
     <w:p>
       <w:pPr>
@@ -3483,7 +3314,304 @@
           <w:sz w:val="44"/>
           <w:szCs w:val="44"/>
         </w:rPr>
+        <w:t>7.</w:t>
+      </w:r>
+      <w:r>
+        <w:rPr>
+          <w:rFonts w:ascii="Times New Roman" w:eastAsia="Times New Roman" w:hAnsi="Times New Roman" w:cs="Times New Roman"/>
+          <w:b/>
+          <w:bCs/>
+          <w:kern w:val="36"/>
+          <w:sz w:val="44"/>
+          <w:szCs w:val="44"/>
+        </w:rPr>
+        <w:t xml:space="preserve"> Frontend</w:t>
+      </w:r>
+    </w:p>
+    <w:p>
+      <w:pPr>
+        <w:pStyle w:val="NormalWeb"/>
+      </w:pPr>
+      <w:r>
+        <w:t>A lightweight interactive frontend was implemented using Streamlit to improve usability and demonstrate end-user interaction.</w:t>
+      </w:r>
+    </w:p>
+    <w:p>
+      <w:pPr>
+        <w:pStyle w:val="NormalWeb"/>
+      </w:pPr>
+      <w:r>
+        <w:t>The frontend allows users to:</w:t>
+      </w:r>
+    </w:p>
+    <w:p>
+      <w:pPr>
+        <w:numPr>
+          <w:ilvl w:val="0"/>
+          <w:numId w:val="17"/>
+        </w:numPr>
+        <w:spacing w:before="100" w:beforeAutospacing="1" w:after="100" w:afterAutospacing="1" w:line="240" w:lineRule="auto"/>
+        <w:rPr>
+          <w:rFonts w:ascii="Times New Roman" w:hAnsi="Times New Roman" w:cs="Times New Roman"/>
+          <w:sz w:val="24"/>
+          <w:szCs w:val="24"/>
+        </w:rPr>
+      </w:pPr>
+      <w:r>
+        <w:rPr>
+          <w:rFonts w:ascii="Times New Roman" w:hAnsi="Times New Roman" w:cs="Times New Roman"/>
+          <w:sz w:val="24"/>
+          <w:szCs w:val="24"/>
+        </w:rPr>
+        <w:t xml:space="preserve">enter customer details through a simple form, </w:t>
+      </w:r>
+    </w:p>
+    <w:p>
+      <w:pPr>
+        <w:numPr>
+          <w:ilvl w:val="0"/>
+          <w:numId w:val="17"/>
+        </w:numPr>
+        <w:spacing w:before="100" w:beforeAutospacing="1" w:after="100" w:afterAutospacing="1" w:line="240" w:lineRule="auto"/>
+        <w:rPr>
+          <w:rFonts w:ascii="Times New Roman" w:hAnsi="Times New Roman" w:cs="Times New Roman"/>
+          <w:sz w:val="24"/>
+          <w:szCs w:val="24"/>
+        </w:rPr>
+      </w:pPr>
+      <w:r>
+        <w:rPr>
+          <w:rFonts w:ascii="Times New Roman" w:hAnsi="Times New Roman" w:cs="Times New Roman"/>
+          <w:sz w:val="24"/>
+          <w:szCs w:val="24"/>
+        </w:rPr>
+        <w:t xml:space="preserve">send data to the FastAPI backend, </w:t>
+      </w:r>
+    </w:p>
+    <w:p>
+      <w:pPr>
+        <w:numPr>
+          <w:ilvl w:val="0"/>
+          <w:numId w:val="17"/>
+        </w:numPr>
+        <w:spacing w:before="100" w:beforeAutospacing="1" w:after="100" w:afterAutospacing="1" w:line="240" w:lineRule="auto"/>
+        <w:rPr>
+          <w:rFonts w:ascii="Times New Roman" w:hAnsi="Times New Roman" w:cs="Times New Roman"/>
+          <w:sz w:val="24"/>
+          <w:szCs w:val="24"/>
+        </w:rPr>
+      </w:pPr>
+      <w:r>
+        <w:rPr>
+          <w:rFonts w:ascii="Times New Roman" w:hAnsi="Times New Roman" w:cs="Times New Roman"/>
+          <w:sz w:val="24"/>
+          <w:szCs w:val="24"/>
+        </w:rPr>
+        <w:t xml:space="preserve">receive real-time churn predictions. </w:t>
+      </w:r>
+    </w:p>
+    <w:p>
+      <w:pPr>
+        <w:pStyle w:val="NormalWeb"/>
+      </w:pPr>
+      <w:r>
+        <w:t xml:space="preserve">The frontend communicates with the deployed FastAPI API through the </w:t>
+      </w:r>
+      <w:r>
+        <w:rPr>
+          <w:rStyle w:val="HTMLCode"/>
+          <w:rFonts w:ascii="Times New Roman" w:hAnsi="Times New Roman" w:cs="Times New Roman"/>
+          <w:sz w:val="24"/>
+          <w:szCs w:val="24"/>
+        </w:rPr>
+        <w:t>/predict</w:t>
+      </w:r>
+      <w:r>
+        <w:t xml:space="preserve"> endpoint.</w:t>
+      </w:r>
+    </w:p>
+    <w:p>
+      <w:pPr>
+        <w:pStyle w:val="NormalWeb"/>
+        <w:jc w:val="center"/>
+      </w:pPr>
+      <w:r>
+        <w:rPr>
+          <w:noProof/>
+        </w:rPr>
+        <w:drawing>
+          <wp:inline distT="0" distB="0" distL="0" distR="0" wp14:anchorId="1F469FC9" wp14:editId="421A64F1">
+            <wp:extent cx="5637475" cy="2814320"/>
+            <wp:effectExtent l="0" t="0" r="1905" b="5080"/>
+            <wp:docPr id="1" name="Picture 1"/>
+            <wp:cNvGraphicFramePr>
+              <a:graphicFrameLocks xmlns:a="http://schemas.openxmlformats.org/drawingml/2006/main" noChangeAspect="1"/>
+            </wp:cNvGraphicFramePr>
+            <a:graphic xmlns:a="http://schemas.openxmlformats.org/drawingml/2006/main">
+              <a:graphicData uri="http://schemas.openxmlformats.org/drawingml/2006/picture">
+                <pic:pic xmlns:pic="http://schemas.openxmlformats.org/drawingml/2006/picture">
+                  <pic:nvPicPr>
+                    <pic:cNvPr id="1" name=""/>
+                    <pic:cNvPicPr/>
+                  </pic:nvPicPr>
+                  <pic:blipFill>
+                    <a:blip r:embed="rId7"/>
+                    <a:stretch>
+                      <a:fillRect/>
+                    </a:stretch>
+                  </pic:blipFill>
+                  <pic:spPr>
+                    <a:xfrm>
+                      <a:off x="0" y="0"/>
+                      <a:ext cx="5660053" cy="2825591"/>
+                    </a:xfrm>
+                    <a:prstGeom prst="rect">
+                      <a:avLst/>
+                    </a:prstGeom>
+                  </pic:spPr>
+                </pic:pic>
+              </a:graphicData>
+            </a:graphic>
+          </wp:inline>
+        </w:drawing>
+      </w:r>
+    </w:p>
+    <w:p>
+      <w:pPr>
+        <w:pStyle w:val="NormalWeb"/>
+        <w:jc w:val="center"/>
+      </w:pPr>
+      <w:r>
+        <w:t>Figure 4</w:t>
+      </w:r>
+      <w:r>
+        <w:t>: Streamlit frontend used for customer churn prediction.</w:t>
+      </w:r>
+    </w:p>
+    <w:p>
+      <w:pPr>
+        <w:pStyle w:val="Heading3"/>
+        <w:rPr>
+          <w:rFonts w:ascii="Times New Roman" w:hAnsi="Times New Roman" w:cs="Times New Roman"/>
+          <w:color w:val="auto"/>
+        </w:rPr>
+      </w:pPr>
+      <w:r>
+        <w:rPr>
+          <w:rFonts w:ascii="Times New Roman" w:hAnsi="Times New Roman" w:cs="Times New Roman"/>
+          <w:color w:val="auto"/>
+        </w:rPr>
         <w:lastRenderedPageBreak/>
+        <w:t>Why Streamlit:</w:t>
+      </w:r>
+    </w:p>
+    <w:p>
+      <w:pPr>
+        <w:numPr>
+          <w:ilvl w:val="0"/>
+          <w:numId w:val="18"/>
+        </w:numPr>
+        <w:spacing w:before="100" w:beforeAutospacing="1" w:after="100" w:afterAutospacing="1" w:line="240" w:lineRule="auto"/>
+        <w:rPr>
+          <w:rFonts w:ascii="Times New Roman" w:hAnsi="Times New Roman" w:cs="Times New Roman"/>
+          <w:sz w:val="24"/>
+          <w:szCs w:val="24"/>
+        </w:rPr>
+      </w:pPr>
+      <w:r>
+        <w:rPr>
+          <w:rFonts w:ascii="Times New Roman" w:hAnsi="Times New Roman" w:cs="Times New Roman"/>
+          <w:sz w:val="24"/>
+          <w:szCs w:val="24"/>
+        </w:rPr>
+        <w:t xml:space="preserve">simple and fast to develop, </w:t>
+      </w:r>
+    </w:p>
+    <w:p>
+      <w:pPr>
+        <w:numPr>
+          <w:ilvl w:val="0"/>
+          <w:numId w:val="18"/>
+        </w:numPr>
+        <w:spacing w:before="100" w:beforeAutospacing="1" w:after="100" w:afterAutospacing="1" w:line="240" w:lineRule="auto"/>
+        <w:rPr>
+          <w:rFonts w:ascii="Times New Roman" w:hAnsi="Times New Roman" w:cs="Times New Roman"/>
+          <w:sz w:val="24"/>
+          <w:szCs w:val="24"/>
+        </w:rPr>
+      </w:pPr>
+      <w:r>
+        <w:rPr>
+          <w:rFonts w:ascii="Times New Roman" w:hAnsi="Times New Roman" w:cs="Times New Roman"/>
+          <w:sz w:val="24"/>
+          <w:szCs w:val="24"/>
+        </w:rPr>
+        <w:t xml:space="preserve">easy integration with Python APIs, </w:t>
+      </w:r>
+    </w:p>
+    <w:p>
+      <w:pPr>
+        <w:numPr>
+          <w:ilvl w:val="0"/>
+          <w:numId w:val="18"/>
+        </w:numPr>
+        <w:spacing w:before="100" w:beforeAutospacing="1" w:after="100" w:afterAutospacing="1" w:line="240" w:lineRule="auto"/>
+        <w:rPr>
+          <w:rFonts w:ascii="Times New Roman" w:hAnsi="Times New Roman" w:cs="Times New Roman"/>
+          <w:sz w:val="24"/>
+          <w:szCs w:val="24"/>
+        </w:rPr>
+      </w:pPr>
+      <w:r>
+        <w:rPr>
+          <w:rFonts w:ascii="Times New Roman" w:hAnsi="Times New Roman" w:cs="Times New Roman"/>
+          <w:sz w:val="24"/>
+          <w:szCs w:val="24"/>
+        </w:rPr>
+        <w:t xml:space="preserve">suitable for demonstrating machine learning applications. </w:t>
+      </w:r>
+    </w:p>
+    <w:p>
+      <w:pPr>
+        <w:pStyle w:val="NormalWeb"/>
+      </w:pPr>
+      <w:r>
+        <w:t>This frontend improves the accessibility of the system and provides a more realistic deployment scenario.</w:t>
+      </w:r>
+    </w:p>
+    <w:p>
+      <w:pPr>
+        <w:spacing w:before="100" w:beforeAutospacing="1" w:after="100" w:afterAutospacing="1" w:line="240" w:lineRule="auto"/>
+        <w:outlineLvl w:val="0"/>
+        <w:rPr>
+          <w:rFonts w:ascii="Times New Roman" w:eastAsia="Times New Roman" w:hAnsi="Times New Roman" w:cs="Times New Roman"/>
+          <w:sz w:val="24"/>
+          <w:szCs w:val="24"/>
+        </w:rPr>
+      </w:pPr>
+    </w:p>
+    <w:p>
+      <w:pPr>
+        <w:spacing w:before="100" w:beforeAutospacing="1" w:after="100" w:afterAutospacing="1" w:line="240" w:lineRule="auto"/>
+        <w:outlineLvl w:val="0"/>
+        <w:rPr>
+          <w:rFonts w:ascii="Times New Roman" w:eastAsia="Times New Roman" w:hAnsi="Times New Roman" w:cs="Times New Roman"/>
+          <w:b/>
+          <w:bCs/>
+          <w:kern w:val="36"/>
+          <w:sz w:val="44"/>
+          <w:szCs w:val="44"/>
+        </w:rPr>
+      </w:pPr>
+      <w:r>
+        <w:rPr>
+          <w:rFonts w:ascii="Times New Roman" w:eastAsia="Times New Roman" w:hAnsi="Times New Roman" w:cs="Times New Roman"/>
+          <w:b/>
+          <w:bCs/>
+          <w:kern w:val="36"/>
+          <w:sz w:val="44"/>
+          <w:szCs w:val="44"/>
+        </w:rPr>
         <w:t>8. Conclusion</w:t>
       </w:r>
     </w:p>
@@ -3560,6 +3688,9 @@
         </w:rPr>
       </w:pPr>
       <w:r>
+        <w:rPr>
+          <w:rFonts w:ascii="Times New Roman" w:hAnsi="Times New Roman" w:cs="Times New Roman"/>
+        </w:rPr>
         <w:br w:type="page"/>
       </w:r>
     </w:p>
@@ -3567,8 +3698,6 @@
       <w:pPr>
         <w:pStyle w:val="Heading2"/>
       </w:pPr>
-      <w:bookmarkStart w:id="0" w:name="_GoBack"/>
-      <w:bookmarkEnd w:id="0"/>
       <w:r>
         <w:lastRenderedPageBreak/>
         <w:t>References</w:t>
@@ -3665,7 +3794,13 @@
         <w:t>. ACM Computing Surveys, 57(5), Article 129.</w:t>
       </w:r>
     </w:p>
-    <w:p/>
+    <w:p>
+      <w:pPr>
+        <w:rPr>
+          <w:rFonts w:ascii="Times New Roman" w:hAnsi="Times New Roman" w:cs="Times New Roman"/>
+        </w:rPr>
+      </w:pPr>
+    </w:p>
     <w:sectPr>
       <w:pgSz w:w="12240" w:h="15840"/>
       <w:pgMar w:top="1440" w:right="1440" w:bottom="1440" w:left="1440" w:header="720" w:footer="720" w:gutter="0"/>

--- a/Anzuman_Ara_MLOps_Report.docx
+++ b/Anzuman_Ara_MLOps_Report.docx
@@ -735,8 +735,6 @@
           <w:szCs w:val="44"/>
         </w:rPr>
       </w:pPr>
-      <w:bookmarkStart w:id="0" w:name="_GoBack"/>
-      <w:bookmarkEnd w:id="0"/>
       <w:r>
         <w:rPr>
           <w:rFonts w:ascii="Times New Roman" w:eastAsia="Times New Roman" w:hAnsi="Times New Roman" w:cs="Times New Roman"/>
@@ -1291,18 +1289,24 @@
           <w:sz w:val="24"/>
           <w:szCs w:val="24"/>
         </w:rPr>
-        <w:t>CSV format is used because the dataset is structured and does not require complex relational queries. This simplifies implementation while still demonstrating the ingestion pipeline.</w:t>
-      </w:r>
-    </w:p>
-    <w:p>
-      <w:pPr>
-        <w:spacing w:after="0" w:line="240" w:lineRule="auto"/>
-        <w:rPr>
-          <w:rFonts w:ascii="Times New Roman" w:eastAsia="Times New Roman" w:hAnsi="Times New Roman" w:cs="Times New Roman"/>
-          <w:sz w:val="24"/>
-          <w:szCs w:val="24"/>
-        </w:rPr>
-      </w:pPr>
+        <w:t>To support structured storage and improve reproducibility, SQLite was used as a lightweight relational database. Historical customer data and new incoming customer data were stored in separate database tables.</w:t>
+      </w:r>
+      <w:r>
+        <w:rPr>
+          <w:rFonts w:ascii="Times New Roman" w:eastAsia="Times New Roman" w:hAnsi="Times New Roman" w:cs="Times New Roman"/>
+          <w:sz w:val="24"/>
+          <w:szCs w:val="24"/>
+        </w:rPr>
+        <w:t xml:space="preserve"> </w:t>
+      </w:r>
+      <w:r>
+        <w:rPr>
+          <w:rFonts w:ascii="Times New Roman" w:eastAsia="Times New Roman" w:hAnsi="Times New Roman" w:cs="Times New Roman"/>
+          <w:sz w:val="24"/>
+          <w:szCs w:val="24"/>
+        </w:rPr>
+        <w:t>The ingestion pipeline reads the new incoming data from the database and merges it into the historical customer dataset. Each ingestion step is logged to track updates over time.</w:t>
+      </w:r>
     </w:p>
     <w:p>
       <w:pPr>
@@ -1342,7 +1346,59 @@
           <w:sz w:val="24"/>
           <w:szCs w:val="24"/>
         </w:rPr>
-        <w:t>The preprocessing stage ensures consistency between training and inference. The following steps are applied:</w:t>
+        <w:t xml:space="preserve">The preprocessing stage ensures consistency between training and inference. </w:t>
+      </w:r>
+      <w:r>
+        <w:rPr>
+          <w:rFonts w:ascii="Times New Roman" w:eastAsia="Times New Roman" w:hAnsi="Times New Roman" w:cs="Times New Roman"/>
+          <w:sz w:val="24"/>
+          <w:szCs w:val="24"/>
+        </w:rPr>
+        <w:t>The preprocessing pipeline reads customer data directly from the SQLite database</w:t>
+      </w:r>
+      <w:r>
+        <w:rPr>
+          <w:rFonts w:ascii="Times New Roman" w:eastAsia="Times New Roman" w:hAnsi="Times New Roman" w:cs="Times New Roman"/>
+          <w:sz w:val="24"/>
+          <w:szCs w:val="24"/>
+        </w:rPr>
+        <w:t>, then applies</w:t>
+      </w:r>
+      <w:r>
+        <w:rPr>
+          <w:rFonts w:ascii="Times New Roman" w:eastAsia="Times New Roman" w:hAnsi="Times New Roman" w:cs="Times New Roman"/>
+          <w:sz w:val="24"/>
+          <w:szCs w:val="24"/>
+        </w:rPr>
+        <w:t xml:space="preserve"> cleaning, encoding, and feature engineering </w:t>
+      </w:r>
+      <w:proofErr w:type="spellStart"/>
+      <w:proofErr w:type="gramStart"/>
+      <w:r>
+        <w:rPr>
+          <w:rFonts w:ascii="Times New Roman" w:eastAsia="Times New Roman" w:hAnsi="Times New Roman" w:cs="Times New Roman"/>
+          <w:sz w:val="24"/>
+          <w:szCs w:val="24"/>
+        </w:rPr>
+        <w:t>steps.</w:t>
+      </w:r>
+      <w:r>
+        <w:rPr>
+          <w:rFonts w:ascii="Times New Roman" w:eastAsia="Times New Roman" w:hAnsi="Times New Roman" w:cs="Times New Roman"/>
+          <w:sz w:val="24"/>
+          <w:szCs w:val="24"/>
+        </w:rPr>
+        <w:t>The</w:t>
+      </w:r>
+      <w:proofErr w:type="spellEnd"/>
+      <w:proofErr w:type="gramEnd"/>
+      <w:r>
+        <w:rPr>
+          <w:rFonts w:ascii="Times New Roman" w:eastAsia="Times New Roman" w:hAnsi="Times New Roman" w:cs="Times New Roman"/>
+          <w:sz w:val="24"/>
+          <w:szCs w:val="24"/>
+        </w:rPr>
+        <w:t xml:space="preserve"> following steps are applied:</w:t>
       </w:r>
     </w:p>
     <w:p>
@@ -1448,6 +1504,40 @@
           <w:sz w:val="24"/>
           <w:szCs w:val="24"/>
         </w:rPr>
+        <w:t xml:space="preserve">SQLite was selected because it is lightweight, easy to integrate with Python, and suitable for small structured datasets. It provides better structured storage than flat files while maintaining simplicity for a student </w:t>
+      </w:r>
+      <w:proofErr w:type="spellStart"/>
+      <w:r>
+        <w:rPr>
+          <w:rFonts w:ascii="Times New Roman" w:eastAsia="Times New Roman" w:hAnsi="Times New Roman" w:cs="Times New Roman"/>
+          <w:sz w:val="24"/>
+          <w:szCs w:val="24"/>
+        </w:rPr>
+        <w:t>MLOps</w:t>
+      </w:r>
+      <w:proofErr w:type="spellEnd"/>
+      <w:r>
+        <w:rPr>
+          <w:rFonts w:ascii="Times New Roman" w:eastAsia="Times New Roman" w:hAnsi="Times New Roman" w:cs="Times New Roman"/>
+          <w:sz w:val="24"/>
+          <w:szCs w:val="24"/>
+        </w:rPr>
+        <w:t xml:space="preserve"> project.</w:t>
+      </w:r>
+      <w:r>
+        <w:rPr>
+          <w:rFonts w:ascii="Times New Roman" w:eastAsia="Times New Roman" w:hAnsi="Times New Roman" w:cs="Times New Roman"/>
+          <w:sz w:val="24"/>
+          <w:szCs w:val="24"/>
+        </w:rPr>
+        <w:t xml:space="preserve"> </w:t>
+      </w:r>
+      <w:r>
+        <w:rPr>
+          <w:rFonts w:ascii="Times New Roman" w:eastAsia="Times New Roman" w:hAnsi="Times New Roman" w:cs="Times New Roman"/>
+          <w:sz w:val="24"/>
+          <w:szCs w:val="24"/>
+        </w:rPr>
         <w:t xml:space="preserve">Consistent preprocessing is critical in </w:t>
       </w:r>
       <w:proofErr w:type="spellStart"/>
@@ -1468,6 +1558,18 @@
         </w:rPr>
         <w:t xml:space="preserve"> systems to avoid training-serving skew.</w:t>
       </w:r>
+    </w:p>
+    <w:p>
+      <w:pPr>
+        <w:spacing w:before="100" w:beforeAutospacing="1" w:after="100" w:afterAutospacing="1" w:line="240" w:lineRule="auto"/>
+        <w:rPr>
+          <w:rFonts w:ascii="Times New Roman" w:eastAsia="Times New Roman" w:hAnsi="Times New Roman" w:cs="Times New Roman"/>
+          <w:sz w:val="24"/>
+          <w:szCs w:val="24"/>
+        </w:rPr>
+      </w:pPr>
+      <w:bookmarkStart w:id="0" w:name="_GoBack"/>
+      <w:bookmarkEnd w:id="0"/>
     </w:p>
     <w:p>
       <w:pPr>
@@ -1529,6 +1631,7 @@
           <w:sz w:val="24"/>
           <w:szCs w:val="24"/>
         </w:rPr>
+        <w:lastRenderedPageBreak/>
         <w:t xml:space="preserve">average monthly value = </w:t>
       </w:r>
       <w:proofErr w:type="spellStart"/>
@@ -1603,7 +1706,6 @@
           <w:sz w:val="36"/>
           <w:szCs w:val="36"/>
         </w:rPr>
-        <w:lastRenderedPageBreak/>
         <w:t>3.4 Model Training</w:t>
       </w:r>
     </w:p>
@@ -1991,6 +2093,7 @@
           <w:sz w:val="24"/>
           <w:szCs w:val="24"/>
         </w:rPr>
+        <w:lastRenderedPageBreak/>
         <w:t>Evaluation is built into the pipeline as an ongoing process rather than being handled as a separate final step. This allows the model’s performance to be checked continuously throughout the workflow, making it easier to detect issues early, maintain reliability, and ensure that the system continues to perform well as new data is introduced.</w:t>
       </w:r>
     </w:p>
@@ -2027,7 +2130,6 @@
           <w:sz w:val="36"/>
           <w:szCs w:val="36"/>
         </w:rPr>
-        <w:lastRenderedPageBreak/>
         <w:t>4.2 Monitoring</w:t>
       </w:r>
     </w:p>
@@ -2116,6 +2218,7 @@
       <w:r>
         <w:rPr>
           <w:rFonts w:ascii="Times New Roman" w:eastAsia="Times New Roman" w:hAnsi="Times New Roman" w:cs="Times New Roman"/>
+          <w:noProof/>
           <w:sz w:val="24"/>
           <w:szCs w:val="24"/>
         </w:rPr>
@@ -2216,6 +2319,14 @@
           <w:szCs w:val="24"/>
         </w:rPr>
         <w:br/>
+      </w:r>
+      <w:r>
+        <w:rPr>
+          <w:rFonts w:ascii="Times New Roman" w:eastAsia="Times New Roman" w:hAnsi="Times New Roman" w:cs="Times New Roman"/>
+          <w:sz w:val="24"/>
+          <w:szCs w:val="24"/>
+        </w:rPr>
+        <w:lastRenderedPageBreak/>
         <w:t>• Detection of anomalies, such as unusual prediction patterns, missing values, or unexpected changes in incoming data.</w:t>
       </w:r>
       <w:r>
@@ -2261,14 +2372,6 @@
           <w:szCs w:val="24"/>
         </w:rPr>
         <w:br/>
-      </w:r>
-      <w:r>
-        <w:rPr>
-          <w:rFonts w:ascii="Times New Roman" w:eastAsia="Times New Roman" w:hAnsi="Times New Roman" w:cs="Times New Roman"/>
-          <w:sz w:val="24"/>
-          <w:szCs w:val="24"/>
-        </w:rPr>
-        <w:lastRenderedPageBreak/>
         <w:t>• Performance degradation alerts can be introduced to notify users when the model’s accuracy or reliability starts to decline.</w:t>
       </w:r>
     </w:p>
@@ -2569,6 +2672,7 @@
           <w:sz w:val="24"/>
           <w:szCs w:val="24"/>
         </w:rPr>
+        <w:lastRenderedPageBreak/>
         <w:t>feature schema (</w:t>
       </w:r>
       <w:proofErr w:type="spellStart"/>
@@ -2702,7 +2806,6 @@
           <w:sz w:val="24"/>
           <w:szCs w:val="24"/>
         </w:rPr>
-        <w:lastRenderedPageBreak/>
         <w:t xml:space="preserve">debugging </w:t>
       </w:r>
     </w:p>
@@ -3019,6 +3122,7 @@
           <w:sz w:val="24"/>
           <w:szCs w:val="24"/>
         </w:rPr>
+        <w:lastRenderedPageBreak/>
         <w:t>The entire system is containerized using Docker.</w:t>
       </w:r>
     </w:p>
@@ -3121,7 +3225,6 @@
           <w:sz w:val="24"/>
           <w:szCs w:val="24"/>
         </w:rPr>
-        <w:lastRenderedPageBreak/>
         <w:t>Why Docker:</w:t>
       </w:r>
     </w:p>
@@ -3439,6 +3542,7 @@
         <w:rPr>
           <w:noProof/>
         </w:rPr>
+        <w:lastRenderedPageBreak/>
         <w:drawing>
           <wp:inline distT="0" distB="0" distL="0" distR="0" wp14:anchorId="1F469FC9" wp14:editId="421A64F1">
             <wp:extent cx="5637475" cy="2814320"/>
@@ -3501,7 +3605,6 @@
           <w:rFonts w:ascii="Times New Roman" w:hAnsi="Times New Roman" w:cs="Times New Roman"/>
           <w:color w:val="auto"/>
         </w:rPr>
-        <w:lastRenderedPageBreak/>
         <w:t>Why Streamlit:</w:t>
       </w:r>
     </w:p>

--- a/Anzuman_Ara_MLOps_Report.docx
+++ b/Anzuman_Ara_MLOps_Report.docx
@@ -1568,13 +1568,9 @@
           <w:szCs w:val="24"/>
         </w:rPr>
       </w:pPr>
-      <w:bookmarkStart w:id="0" w:name="_GoBack"/>
-      <w:bookmarkEnd w:id="0"/>
-    </w:p>
-    <w:p>
-      <w:pPr>
-        <w:spacing w:before="100" w:beforeAutospacing="1" w:after="100" w:afterAutospacing="1" w:line="240" w:lineRule="auto"/>
-        <w:outlineLvl w:val="1"/>
+    </w:p>
+    <w:p>
+      <w:pPr>
         <w:rPr>
           <w:rFonts w:ascii="Times New Roman" w:eastAsia="Times New Roman" w:hAnsi="Times New Roman" w:cs="Times New Roman"/>
           <w:b/>
@@ -1591,6 +1587,30 @@
           <w:sz w:val="36"/>
           <w:szCs w:val="36"/>
         </w:rPr>
+        <w:br w:type="page"/>
+      </w:r>
+    </w:p>
+    <w:p>
+      <w:pPr>
+        <w:spacing w:before="100" w:beforeAutospacing="1" w:after="100" w:afterAutospacing="1" w:line="240" w:lineRule="auto"/>
+        <w:outlineLvl w:val="1"/>
+        <w:rPr>
+          <w:rFonts w:ascii="Times New Roman" w:eastAsia="Times New Roman" w:hAnsi="Times New Roman" w:cs="Times New Roman"/>
+          <w:b/>
+          <w:bCs/>
+          <w:sz w:val="36"/>
+          <w:szCs w:val="36"/>
+        </w:rPr>
+      </w:pPr>
+      <w:r>
+        <w:rPr>
+          <w:rFonts w:ascii="Times New Roman" w:eastAsia="Times New Roman" w:hAnsi="Times New Roman" w:cs="Times New Roman"/>
+          <w:b/>
+          <w:bCs/>
+          <w:sz w:val="36"/>
+          <w:szCs w:val="36"/>
+        </w:rPr>
+        <w:lastRenderedPageBreak/>
         <w:t>3.3 Feature Engineering</w:t>
       </w:r>
     </w:p>
@@ -1631,7 +1651,6 @@
           <w:sz w:val="24"/>
           <w:szCs w:val="24"/>
         </w:rPr>
-        <w:lastRenderedPageBreak/>
         <w:t xml:space="preserve">average monthly value = </w:t>
       </w:r>
       <w:proofErr w:type="spellStart"/>
@@ -1998,8 +2017,6 @@
     </w:p>
     <w:p>
       <w:pPr>
-        <w:spacing w:before="100" w:beforeAutospacing="1" w:after="100" w:afterAutospacing="1" w:line="240" w:lineRule="auto"/>
-        <w:outlineLvl w:val="1"/>
         <w:rPr>
           <w:rFonts w:ascii="Times New Roman" w:eastAsia="Times New Roman" w:hAnsi="Times New Roman" w:cs="Times New Roman"/>
           <w:b/>
@@ -2016,7 +2033,7 @@
           <w:sz w:val="36"/>
           <w:szCs w:val="36"/>
         </w:rPr>
-        <w:t>4. Evaluation, Monitoring, and Versioning Strategy</w:t>
+        <w:br w:type="page"/>
       </w:r>
     </w:p>
     <w:p>
@@ -2039,62 +2056,8 @@
           <w:sz w:val="36"/>
           <w:szCs w:val="36"/>
         </w:rPr>
-        <w:t>4.1 Evaluation</w:t>
-      </w:r>
-    </w:p>
-    <w:p>
-      <w:pPr>
-        <w:spacing w:before="100" w:beforeAutospacing="1" w:after="100" w:afterAutospacing="1" w:line="240" w:lineRule="auto"/>
-        <w:rPr>
-          <w:rFonts w:ascii="Times New Roman" w:eastAsia="Times New Roman" w:hAnsi="Times New Roman" w:cs="Times New Roman"/>
-          <w:sz w:val="24"/>
-          <w:szCs w:val="24"/>
-        </w:rPr>
-      </w:pPr>
-      <w:r>
-        <w:rPr>
-          <w:rFonts w:ascii="Times New Roman" w:eastAsia="Times New Roman" w:hAnsi="Times New Roman" w:cs="Times New Roman"/>
-          <w:sz w:val="24"/>
-          <w:szCs w:val="24"/>
-        </w:rPr>
-        <w:t>Model performance is evaluated using accuracy.</w:t>
-      </w:r>
-    </w:p>
-    <w:p>
-      <w:pPr>
-        <w:spacing w:before="100" w:beforeAutospacing="1" w:after="100" w:afterAutospacing="1" w:line="240" w:lineRule="auto"/>
-        <w:rPr>
-          <w:rFonts w:ascii="Times New Roman" w:eastAsia="Times New Roman" w:hAnsi="Times New Roman" w:cs="Times New Roman"/>
-          <w:sz w:val="24"/>
-          <w:szCs w:val="24"/>
-        </w:rPr>
-      </w:pPr>
-      <w:r>
-        <w:rPr>
-          <w:rFonts w:ascii="Times New Roman" w:hAnsi="Times New Roman" w:cs="Times New Roman"/>
-          <w:sz w:val="24"/>
-          <w:szCs w:val="24"/>
-        </w:rPr>
-        <w:t>However, accuracy alone is not enough in real-world systems. Other evaluation metrics, such as precision and recall, are also important depending on the business goal. For example, in customer churn prediction, reducing false negatives may be more important to avoid losing valuable customers.</w:t>
-      </w:r>
-    </w:p>
-    <w:p>
-      <w:pPr>
-        <w:spacing w:after="0" w:line="240" w:lineRule="auto"/>
-        <w:rPr>
-          <w:rFonts w:ascii="Times New Roman" w:eastAsia="Times New Roman" w:hAnsi="Times New Roman" w:cs="Times New Roman"/>
-          <w:sz w:val="24"/>
-          <w:szCs w:val="24"/>
-        </w:rPr>
-      </w:pPr>
-      <w:r>
-        <w:rPr>
-          <w:rFonts w:ascii="Times New Roman" w:hAnsi="Times New Roman" w:cs="Times New Roman"/>
-          <w:sz w:val="24"/>
-          <w:szCs w:val="24"/>
-        </w:rPr>
         <w:lastRenderedPageBreak/>
-        <w:t>Evaluation is built into the pipeline as an ongoing process rather than being handled as a separate final step. This allows the model’s performance to be checked continuously throughout the workflow, making it easier to detect issues early, maintain reliability, and ensure that the system continues to perform well as new data is introduced.</w:t>
+        <w:t>4. Evaluation, Monitoring, and Versioning Strategy</w:t>
       </w:r>
     </w:p>
     <w:p>
@@ -2109,11 +2072,7 @@
           <w:szCs w:val="36"/>
         </w:rPr>
       </w:pPr>
-    </w:p>
-    <w:p>
-      <w:pPr>
-        <w:spacing w:before="100" w:beforeAutospacing="1" w:after="100" w:afterAutospacing="1" w:line="240" w:lineRule="auto"/>
-        <w:outlineLvl w:val="1"/>
+      <w:r>
         <w:rPr>
           <w:rFonts w:ascii="Times New Roman" w:eastAsia="Times New Roman" w:hAnsi="Times New Roman" w:cs="Times New Roman"/>
           <w:b/>
@@ -2121,8 +2080,67 @@
           <w:sz w:val="36"/>
           <w:szCs w:val="36"/>
         </w:rPr>
-      </w:pPr>
-      <w:r>
+        <w:t>4.1 Evaluation</w:t>
+      </w:r>
+    </w:p>
+    <w:p>
+      <w:pPr>
+        <w:spacing w:before="100" w:beforeAutospacing="1" w:after="100" w:afterAutospacing="1" w:line="240" w:lineRule="auto"/>
+        <w:rPr>
+          <w:rFonts w:ascii="Times New Roman" w:eastAsia="Times New Roman" w:hAnsi="Times New Roman" w:cs="Times New Roman"/>
+          <w:sz w:val="24"/>
+          <w:szCs w:val="24"/>
+        </w:rPr>
+      </w:pPr>
+      <w:r>
+        <w:rPr>
+          <w:rFonts w:ascii="Times New Roman" w:eastAsia="Times New Roman" w:hAnsi="Times New Roman" w:cs="Times New Roman"/>
+          <w:sz w:val="24"/>
+          <w:szCs w:val="24"/>
+        </w:rPr>
+        <w:t>Model performance is evaluated using accuracy.</w:t>
+      </w:r>
+    </w:p>
+    <w:p>
+      <w:pPr>
+        <w:spacing w:before="100" w:beforeAutospacing="1" w:after="100" w:afterAutospacing="1" w:line="240" w:lineRule="auto"/>
+        <w:rPr>
+          <w:rFonts w:ascii="Times New Roman" w:eastAsia="Times New Roman" w:hAnsi="Times New Roman" w:cs="Times New Roman"/>
+          <w:sz w:val="24"/>
+          <w:szCs w:val="24"/>
+        </w:rPr>
+      </w:pPr>
+      <w:r>
+        <w:rPr>
+          <w:rFonts w:ascii="Times New Roman" w:hAnsi="Times New Roman" w:cs="Times New Roman"/>
+          <w:sz w:val="24"/>
+          <w:szCs w:val="24"/>
+        </w:rPr>
+        <w:t>However, accuracy alone is not enough in real-world systems. Other evaluation metrics, such as precision and recall, are also important depending on the business goal. For example, in customer churn prediction, reducing false negatives may be more important to avoid losing valuable customers.</w:t>
+      </w:r>
+    </w:p>
+    <w:p>
+      <w:pPr>
+        <w:spacing w:after="0" w:line="240" w:lineRule="auto"/>
+        <w:rPr>
+          <w:rFonts w:ascii="Times New Roman" w:eastAsia="Times New Roman" w:hAnsi="Times New Roman" w:cs="Times New Roman"/>
+          <w:sz w:val="24"/>
+          <w:szCs w:val="24"/>
+        </w:rPr>
+      </w:pPr>
+      <w:r>
+        <w:rPr>
+          <w:rFonts w:ascii="Times New Roman" w:hAnsi="Times New Roman" w:cs="Times New Roman"/>
+          <w:sz w:val="24"/>
+          <w:szCs w:val="24"/>
+        </w:rPr>
+        <w:t>Evaluation is built into the pipeline as an ongoing process rather than being handled as a separate final step. This allows the model’s performance to be checked continuously throughout the workflow, making it easier to detect issues early, maintain reliability, and ensure that the system continues to perform well as new data is introduced.</w:t>
+      </w:r>
+    </w:p>
+    <w:p>
+      <w:pPr>
+        <w:spacing w:before="100" w:beforeAutospacing="1" w:after="100" w:afterAutospacing="1" w:line="240" w:lineRule="auto"/>
+        <w:outlineLvl w:val="1"/>
         <w:rPr>
           <w:rFonts w:ascii="Times New Roman" w:eastAsia="Times New Roman" w:hAnsi="Times New Roman" w:cs="Times New Roman"/>
           <w:b/>
@@ -2130,6 +2148,28 @@
           <w:sz w:val="36"/>
           <w:szCs w:val="36"/>
         </w:rPr>
+      </w:pPr>
+    </w:p>
+    <w:p>
+      <w:pPr>
+        <w:spacing w:before="100" w:beforeAutospacing="1" w:after="100" w:afterAutospacing="1" w:line="240" w:lineRule="auto"/>
+        <w:outlineLvl w:val="1"/>
+        <w:rPr>
+          <w:rFonts w:ascii="Times New Roman" w:eastAsia="Times New Roman" w:hAnsi="Times New Roman" w:cs="Times New Roman"/>
+          <w:b/>
+          <w:bCs/>
+          <w:sz w:val="36"/>
+          <w:szCs w:val="36"/>
+        </w:rPr>
+      </w:pPr>
+      <w:r>
+        <w:rPr>
+          <w:rFonts w:ascii="Times New Roman" w:eastAsia="Times New Roman" w:hAnsi="Times New Roman" w:cs="Times New Roman"/>
+          <w:b/>
+          <w:bCs/>
+          <w:sz w:val="36"/>
+          <w:szCs w:val="36"/>
+        </w:rPr>
         <w:t>4.2 Monitoring</w:t>
       </w:r>
     </w:p>
@@ -2222,6 +2262,7 @@
           <w:sz w:val="24"/>
           <w:szCs w:val="24"/>
         </w:rPr>
+        <w:lastRenderedPageBreak/>
         <w:drawing>
           <wp:inline distT="0" distB="0" distL="0" distR="0" wp14:anchorId="6E6A74AC" wp14:editId="0EB71F9F">
             <wp:extent cx="6138407" cy="3160395"/>
@@ -2319,14 +2360,6 @@
           <w:szCs w:val="24"/>
         </w:rPr>
         <w:br/>
-      </w:r>
-      <w:r>
-        <w:rPr>
-          <w:rFonts w:ascii="Times New Roman" w:eastAsia="Times New Roman" w:hAnsi="Times New Roman" w:cs="Times New Roman"/>
-          <w:sz w:val="24"/>
-          <w:szCs w:val="24"/>
-        </w:rPr>
-        <w:lastRenderedPageBreak/>
         <w:t>• Detection of anomalies, such as unusual prediction patterns, missing values, or unexpected changes in incoming data.</w:t>
       </w:r>
       <w:r>
@@ -2459,6 +2492,14 @@
           <w:szCs w:val="24"/>
         </w:rPr>
         <w:br/>
+      </w:r>
+      <w:r>
+        <w:rPr>
+          <w:rFonts w:ascii="Times New Roman" w:eastAsia="Times New Roman" w:hAnsi="Times New Roman" w:cs="Times New Roman"/>
+          <w:sz w:val="24"/>
+          <w:szCs w:val="24"/>
+        </w:rPr>
+        <w:lastRenderedPageBreak/>
         <w:t>• Logs are also saved as records of system activity, helping track updates, predictions, and system behavior over time.</w:t>
       </w:r>
     </w:p>
@@ -2479,20 +2520,6 @@
         </w:rPr>
         <w:t>Versioning supports reproducibility by making it possible to repeat the same workflow and obtain consistent results. It also allows rollback to previous versions of data or models if errors occur or if a newer version performs worse.</w:t>
       </w:r>
-    </w:p>
-    <w:p>
-      <w:pPr>
-        <w:spacing w:before="100" w:beforeAutospacing="1" w:after="100" w:afterAutospacing="1" w:line="240" w:lineRule="auto"/>
-        <w:outlineLvl w:val="0"/>
-        <w:rPr>
-          <w:rFonts w:ascii="Times New Roman" w:eastAsia="Times New Roman" w:hAnsi="Times New Roman" w:cs="Times New Roman"/>
-          <w:b/>
-          <w:bCs/>
-          <w:kern w:val="36"/>
-          <w:sz w:val="48"/>
-          <w:szCs w:val="48"/>
-        </w:rPr>
-      </w:pPr>
     </w:p>
     <w:p>
       <w:pPr>
@@ -2672,7 +2699,6 @@
           <w:sz w:val="24"/>
           <w:szCs w:val="24"/>
         </w:rPr>
-        <w:lastRenderedPageBreak/>
         <w:t>feature schema (</w:t>
       </w:r>
       <w:proofErr w:type="spellStart"/>
@@ -3020,6 +3046,7 @@
           <w:sz w:val="24"/>
           <w:szCs w:val="24"/>
         </w:rPr>
+        <w:lastRenderedPageBreak/>
         <w:drawing>
           <wp:inline distT="0" distB="0" distL="0" distR="0" wp14:anchorId="6CB4DE71" wp14:editId="5DF02589">
             <wp:extent cx="5480050" cy="3143885"/>
@@ -3122,7 +3149,6 @@
           <w:sz w:val="24"/>
           <w:szCs w:val="24"/>
         </w:rPr>
-        <w:lastRenderedPageBreak/>
         <w:t>The entire system is containerized using Docker.</w:t>
       </w:r>
     </w:p>
@@ -3397,8 +3423,6 @@
     </w:p>
     <w:p>
       <w:pPr>
-        <w:spacing w:before="100" w:beforeAutospacing="1" w:after="100" w:afterAutospacing="1" w:line="240" w:lineRule="auto"/>
-        <w:outlineLvl w:val="0"/>
         <w:rPr>
           <w:rFonts w:ascii="Times New Roman" w:eastAsia="Times New Roman" w:hAnsi="Times New Roman" w:cs="Times New Roman"/>
           <w:b/>
@@ -3417,9 +3441,13 @@
           <w:sz w:val="44"/>
           <w:szCs w:val="44"/>
         </w:rPr>
-        <w:t>7.</w:t>
-      </w:r>
-      <w:r>
+        <w:br w:type="page"/>
+      </w:r>
+    </w:p>
+    <w:p>
+      <w:pPr>
+        <w:spacing w:before="100" w:beforeAutospacing="1" w:after="100" w:afterAutospacing="1" w:line="240" w:lineRule="auto"/>
+        <w:outlineLvl w:val="0"/>
         <w:rPr>
           <w:rFonts w:ascii="Times New Roman" w:eastAsia="Times New Roman" w:hAnsi="Times New Roman" w:cs="Times New Roman"/>
           <w:b/>
@@ -3428,6 +3456,28 @@
           <w:sz w:val="44"/>
           <w:szCs w:val="44"/>
         </w:rPr>
+      </w:pPr>
+      <w:r>
+        <w:rPr>
+          <w:rFonts w:ascii="Times New Roman" w:eastAsia="Times New Roman" w:hAnsi="Times New Roman" w:cs="Times New Roman"/>
+          <w:b/>
+          <w:bCs/>
+          <w:kern w:val="36"/>
+          <w:sz w:val="44"/>
+          <w:szCs w:val="44"/>
+        </w:rPr>
+        <w:lastRenderedPageBreak/>
+        <w:t>7.</w:t>
+      </w:r>
+      <w:r>
+        <w:rPr>
+          <w:rFonts w:ascii="Times New Roman" w:eastAsia="Times New Roman" w:hAnsi="Times New Roman" w:cs="Times New Roman"/>
+          <w:b/>
+          <w:bCs/>
+          <w:kern w:val="36"/>
+          <w:sz w:val="44"/>
+          <w:szCs w:val="44"/>
+        </w:rPr>
         <w:t xml:space="preserve"> Frontend</w:t>
       </w:r>
     </w:p>
@@ -3542,7 +3592,6 @@
         <w:rPr>
           <w:noProof/>
         </w:rPr>
-        <w:lastRenderedPageBreak/>
         <w:drawing>
           <wp:inline distT="0" distB="0" distL="0" distR="0" wp14:anchorId="1F469FC9" wp14:editId="421A64F1">
             <wp:extent cx="5637475" cy="2814320"/>
@@ -3695,8 +3744,6 @@
     </w:p>
     <w:p>
       <w:pPr>
-        <w:spacing w:before="100" w:beforeAutospacing="1" w:after="100" w:afterAutospacing="1" w:line="240" w:lineRule="auto"/>
-        <w:outlineLvl w:val="0"/>
         <w:rPr>
           <w:rFonts w:ascii="Times New Roman" w:eastAsia="Times New Roman" w:hAnsi="Times New Roman" w:cs="Times New Roman"/>
           <w:b/>
@@ -3715,6 +3762,34 @@
           <w:sz w:val="44"/>
           <w:szCs w:val="44"/>
         </w:rPr>
+        <w:br w:type="page"/>
+      </w:r>
+    </w:p>
+    <w:p>
+      <w:pPr>
+        <w:spacing w:before="100" w:beforeAutospacing="1" w:after="100" w:afterAutospacing="1" w:line="240" w:lineRule="auto"/>
+        <w:outlineLvl w:val="0"/>
+        <w:rPr>
+          <w:rFonts w:ascii="Times New Roman" w:eastAsia="Times New Roman" w:hAnsi="Times New Roman" w:cs="Times New Roman"/>
+          <w:b/>
+          <w:bCs/>
+          <w:kern w:val="36"/>
+          <w:sz w:val="44"/>
+          <w:szCs w:val="44"/>
+        </w:rPr>
+      </w:pPr>
+      <w:bookmarkStart w:id="0" w:name="_GoBack"/>
+      <w:bookmarkEnd w:id="0"/>
+      <w:r>
+        <w:rPr>
+          <w:rFonts w:ascii="Times New Roman" w:eastAsia="Times New Roman" w:hAnsi="Times New Roman" w:cs="Times New Roman"/>
+          <w:b/>
+          <w:bCs/>
+          <w:kern w:val="36"/>
+          <w:sz w:val="44"/>
+          <w:szCs w:val="44"/>
+        </w:rPr>
+        <w:lastRenderedPageBreak/>
         <w:t>8. Conclusion</w:t>
       </w:r>
     </w:p>

--- a/Anzuman_Ara_MLOps_Report.docx
+++ b/Anzuman_Ara_MLOps_Report.docx
@@ -294,7 +294,23 @@
           <w:sz w:val="24"/>
           <w:szCs w:val="24"/>
         </w:rPr>
-        <w:t>Machine learning models are usually built and tested in stable environments, but their actual usefulness depends on how well they perform in real-world systems that keep changing over time. In practice, data is constantly updated, new information keeps coming in, and system needs may also change. Therefore, models must be regularly maintained, updated, and monitored to ensure they continue to give reliable results.</w:t>
+        <w:t xml:space="preserve">Machine learning models are usually built and tested in stable environments, but their actual usefulness depends on how well they perform in real-world systems that </w:t>
+      </w:r>
+      <w:r>
+        <w:rPr>
+          <w:rFonts w:ascii="Times New Roman" w:hAnsi="Times New Roman" w:cs="Times New Roman"/>
+          <w:sz w:val="24"/>
+          <w:szCs w:val="24"/>
+        </w:rPr>
+        <w:t>are constantly evolving</w:t>
+      </w:r>
+      <w:r>
+        <w:rPr>
+          <w:rFonts w:ascii="Times New Roman" w:hAnsi="Times New Roman" w:cs="Times New Roman"/>
+          <w:sz w:val="24"/>
+          <w:szCs w:val="24"/>
+        </w:rPr>
+        <w:t>. In practice, data is constantly updated, new information keeps coming in, and system needs may also change. Therefore, models must be regularly maintained, updated, and monitored to ensure they continue to give reliable results.</w:t>
       </w:r>
     </w:p>
     <w:p>
@@ -458,7 +474,23 @@
           <w:sz w:val="24"/>
           <w:szCs w:val="24"/>
         </w:rPr>
-        <w:t xml:space="preserve">Customer churn prediction is chosen as a case study because it is a common business problem that involves structured data and repeated prediction tasks. </w:t>
+        <w:t>Cus</w:t>
+      </w:r>
+      <w:r>
+        <w:rPr>
+          <w:rFonts w:ascii="Times New Roman" w:hAnsi="Times New Roman" w:cs="Times New Roman"/>
+          <w:sz w:val="24"/>
+          <w:szCs w:val="24"/>
+        </w:rPr>
+        <w:t>tomer churn prediction is selected</w:t>
+      </w:r>
+      <w:r>
+        <w:rPr>
+          <w:rFonts w:ascii="Times New Roman" w:hAnsi="Times New Roman" w:cs="Times New Roman"/>
+          <w:sz w:val="24"/>
+          <w:szCs w:val="24"/>
+        </w:rPr>
+        <w:t xml:space="preserve"> as a case study because it is a common business problem that involves structured data and repeated prediction tasks. </w:t>
       </w:r>
       <w:r>
         <w:rPr>
@@ -474,7 +506,15 @@
           <w:sz w:val="24"/>
           <w:szCs w:val="24"/>
         </w:rPr>
-        <w:t xml:space="preserve"> built in a modular and transparent way so that each part can be easily understood, tested, and improved separately. This matches real-world </w:t>
+        <w:t xml:space="preserve"> built in a modular and transparent way so that each part can be easily understood, tested, and improved separately. This </w:t>
+      </w:r>
+      <w:r>
+        <w:rPr>
+          <w:rFonts w:ascii="Times New Roman" w:hAnsi="Times New Roman" w:cs="Times New Roman"/>
+          <w:sz w:val="24"/>
+          <w:szCs w:val="24"/>
+        </w:rPr>
+        <w:t xml:space="preserve">aligns with real-world </w:t>
       </w:r>
       <w:proofErr w:type="spellStart"/>
       <w:r>
@@ -492,7 +532,15 @@
           <w:sz w:val="24"/>
           <w:szCs w:val="24"/>
         </w:rPr>
-        <w:t xml:space="preserve"> practices, where maintainability, reproducibility, and system reliability are often more important than just achieving high model performance.</w:t>
+        <w:t xml:space="preserve"> practices, where maintainability, reproducibility, and system reliability are often more important than </w:t>
+      </w:r>
+      <w:r>
+        <w:rPr>
+          <w:rFonts w:ascii="Times New Roman" w:hAnsi="Times New Roman" w:cs="Times New Roman"/>
+          <w:sz w:val="24"/>
+          <w:szCs w:val="24"/>
+        </w:rPr>
+        <w:t>achieving high model performance.</w:t>
       </w:r>
     </w:p>
     <w:p>
@@ -750,6 +798,12 @@
     </w:p>
     <w:p>
       <w:pPr>
+        <w:pBdr>
+          <w:top w:val="single" w:sz="4" w:space="1" w:color="auto"/>
+          <w:left w:val="single" w:sz="4" w:space="4" w:color="auto"/>
+          <w:bottom w:val="single" w:sz="4" w:space="31" w:color="auto"/>
+          <w:right w:val="single" w:sz="4" w:space="4" w:color="auto"/>
+        </w:pBdr>
         <w:tabs>
           <w:tab w:val="left" w:pos="916"/>
           <w:tab w:val="left" w:pos="1832"/>
@@ -782,7 +836,7 @@
           <w:sz w:val="24"/>
           <w:szCs w:val="24"/>
         </w:rPr>
-        <w:t>Historical Data + New Data</w:t>
+        <w:t>Historical Data + Incoming Data (SQLite Storage)</w:t>
       </w:r>
       <w:r>
         <w:rPr>
@@ -1067,23 +1121,7 @@
           <w:sz w:val="24"/>
           <w:szCs w:val="24"/>
         </w:rPr>
-        <w:t>The system uses a batch-based ingestion strategy. Historical data is stored locally in CSV format, while new incomin</w:t>
-      </w:r>
-      <w:r>
-        <w:rPr>
-          <w:rFonts w:ascii="Times New Roman" w:eastAsia="Times New Roman" w:hAnsi="Times New Roman" w:cs="Times New Roman"/>
-          <w:sz w:val="24"/>
-          <w:szCs w:val="24"/>
-        </w:rPr>
-        <w:t>g data is simulated and added to the dataset using</w:t>
-      </w:r>
-      <w:r>
-        <w:rPr>
-          <w:rFonts w:ascii="Times New Roman" w:eastAsia="Times New Roman" w:hAnsi="Times New Roman" w:cs="Times New Roman"/>
-          <w:sz w:val="24"/>
-          <w:szCs w:val="24"/>
-        </w:rPr>
-        <w:t xml:space="preserve"> an ingestion script.</w:t>
+        <w:t>The system uses a batch-based ingestion strategy. Historical customer data and simulated incoming customer data are first stored in lightweight SQLite database tables. Raw CSV files are used as the initial source data, while the ingestion pipeline merges new incoming records into the historical dataset table and logs each update.</w:t>
       </w:r>
       <w:r>
         <w:rPr>
@@ -1095,14 +1133,6 @@
       </w:r>
       <w:r>
         <w:rPr>
-          <w:rFonts w:ascii="Times New Roman" w:eastAsia="Times New Roman" w:hAnsi="Times New Roman" w:cs="Times New Roman"/>
-          <w:sz w:val="24"/>
-          <w:szCs w:val="24"/>
-        </w:rPr>
-        <w:t xml:space="preserve"> </w:t>
-      </w:r>
-      <w:r>
-        <w:rPr>
           <w:rFonts w:ascii="Times New Roman" w:hAnsi="Times New Roman" w:cs="Times New Roman"/>
           <w:sz w:val="24"/>
           <w:szCs w:val="24"/>
@@ -1156,122 +1186,74 @@
     </w:p>
     <w:p>
       <w:pPr>
-        <w:numPr>
-          <w:ilvl w:val="0"/>
-          <w:numId w:val="2"/>
-        </w:numPr>
-        <w:spacing w:before="100" w:beforeAutospacing="1" w:after="100" w:afterAutospacing="1" w:line="240" w:lineRule="auto"/>
-        <w:rPr>
-          <w:rFonts w:ascii="Times New Roman" w:eastAsia="Times New Roman" w:hAnsi="Times New Roman" w:cs="Times New Roman"/>
-          <w:sz w:val="24"/>
-          <w:szCs w:val="24"/>
-        </w:rPr>
-      </w:pPr>
-      <w:r>
-        <w:rPr>
-          <w:rFonts w:ascii="Times New Roman" w:eastAsia="Times New Roman" w:hAnsi="Times New Roman" w:cs="Times New Roman"/>
-          <w:sz w:val="24"/>
-          <w:szCs w:val="24"/>
-        </w:rPr>
-        <w:t>R</w:t>
-      </w:r>
-      <w:r>
-        <w:rPr>
-          <w:rFonts w:ascii="Times New Roman" w:eastAsia="Times New Roman" w:hAnsi="Times New Roman" w:cs="Times New Roman"/>
-          <w:sz w:val="24"/>
-          <w:szCs w:val="24"/>
-        </w:rPr>
-        <w:t xml:space="preserve">eads historical data </w:t>
-      </w:r>
-    </w:p>
-    <w:p>
-      <w:pPr>
-        <w:numPr>
-          <w:ilvl w:val="0"/>
-          <w:numId w:val="2"/>
-        </w:numPr>
-        <w:spacing w:before="100" w:beforeAutospacing="1" w:after="100" w:afterAutospacing="1" w:line="240" w:lineRule="auto"/>
-        <w:rPr>
-          <w:rFonts w:ascii="Times New Roman" w:eastAsia="Times New Roman" w:hAnsi="Times New Roman" w:cs="Times New Roman"/>
-          <w:sz w:val="24"/>
-          <w:szCs w:val="24"/>
-        </w:rPr>
-      </w:pPr>
-      <w:r>
-        <w:rPr>
-          <w:rFonts w:ascii="Times New Roman" w:eastAsia="Times New Roman" w:hAnsi="Times New Roman" w:cs="Times New Roman"/>
-          <w:sz w:val="24"/>
-          <w:szCs w:val="24"/>
-        </w:rPr>
-        <w:t>G</w:t>
-      </w:r>
-      <w:r>
-        <w:rPr>
-          <w:rFonts w:ascii="Times New Roman" w:eastAsia="Times New Roman" w:hAnsi="Times New Roman" w:cs="Times New Roman"/>
-          <w:sz w:val="24"/>
-          <w:szCs w:val="24"/>
-        </w:rPr>
-        <w:t xml:space="preserve">enerates or loads new data </w:t>
-      </w:r>
-    </w:p>
-    <w:p>
-      <w:pPr>
-        <w:numPr>
-          <w:ilvl w:val="0"/>
-          <w:numId w:val="2"/>
-        </w:numPr>
-        <w:spacing w:before="100" w:beforeAutospacing="1" w:after="100" w:afterAutospacing="1" w:line="240" w:lineRule="auto"/>
-        <w:rPr>
-          <w:rFonts w:ascii="Times New Roman" w:eastAsia="Times New Roman" w:hAnsi="Times New Roman" w:cs="Times New Roman"/>
-          <w:sz w:val="24"/>
-          <w:szCs w:val="24"/>
-        </w:rPr>
-      </w:pPr>
-      <w:r>
-        <w:rPr>
-          <w:rFonts w:ascii="Times New Roman" w:eastAsia="Times New Roman" w:hAnsi="Times New Roman" w:cs="Times New Roman"/>
-          <w:sz w:val="24"/>
-          <w:szCs w:val="24"/>
-        </w:rPr>
-        <w:t>Added</w:t>
-      </w:r>
-      <w:r>
-        <w:rPr>
-          <w:rFonts w:ascii="Times New Roman" w:eastAsia="Times New Roman" w:hAnsi="Times New Roman" w:cs="Times New Roman"/>
-          <w:sz w:val="24"/>
-          <w:szCs w:val="24"/>
-        </w:rPr>
-        <w:t xml:space="preserve"> it to the dataset </w:t>
-      </w:r>
-    </w:p>
-    <w:p>
-      <w:pPr>
-        <w:numPr>
-          <w:ilvl w:val="0"/>
-          <w:numId w:val="2"/>
-        </w:numPr>
-        <w:spacing w:before="100" w:beforeAutospacing="1" w:after="100" w:afterAutospacing="1" w:line="240" w:lineRule="auto"/>
-        <w:rPr>
-          <w:rFonts w:ascii="Times New Roman" w:eastAsia="Times New Roman" w:hAnsi="Times New Roman" w:cs="Times New Roman"/>
-          <w:sz w:val="24"/>
-          <w:szCs w:val="24"/>
-        </w:rPr>
-      </w:pPr>
-      <w:r>
-        <w:rPr>
-          <w:rFonts w:ascii="Times New Roman" w:eastAsia="Times New Roman" w:hAnsi="Times New Roman" w:cs="Times New Roman"/>
-          <w:sz w:val="24"/>
-          <w:szCs w:val="24"/>
-        </w:rPr>
-        <w:t>L</w:t>
-      </w:r>
-      <w:r>
-        <w:rPr>
-          <w:rFonts w:ascii="Times New Roman" w:eastAsia="Times New Roman" w:hAnsi="Times New Roman" w:cs="Times New Roman"/>
-          <w:sz w:val="24"/>
-          <w:szCs w:val="24"/>
-        </w:rPr>
-        <w:t xml:space="preserve">ogs ingestion events </w:t>
+        <w:spacing w:before="100" w:beforeAutospacing="1" w:after="100" w:afterAutospacing="1" w:line="240" w:lineRule="auto"/>
+        <w:rPr>
+          <w:rFonts w:ascii="Times New Roman" w:eastAsia="Times New Roman" w:hAnsi="Times New Roman" w:cs="Times New Roman"/>
+          <w:sz w:val="24"/>
+          <w:szCs w:val="24"/>
+        </w:rPr>
+      </w:pPr>
+      <w:r>
+        <w:rPr>
+          <w:rFonts w:ascii="Times New Roman" w:eastAsia="Times New Roman" w:hAnsi="Times New Roman" w:cs="Times New Roman"/>
+          <w:sz w:val="24"/>
+          <w:szCs w:val="24"/>
+        </w:rPr>
+        <w:t>• loads historical and incoming customer data into SQLite tables</w:t>
+      </w:r>
+    </w:p>
+    <w:p>
+      <w:pPr>
+        <w:spacing w:before="100" w:beforeAutospacing="1" w:after="100" w:afterAutospacing="1" w:line="240" w:lineRule="auto"/>
+        <w:rPr>
+          <w:rFonts w:ascii="Times New Roman" w:eastAsia="Times New Roman" w:hAnsi="Times New Roman" w:cs="Times New Roman"/>
+          <w:sz w:val="24"/>
+          <w:szCs w:val="24"/>
+        </w:rPr>
+      </w:pPr>
+      <w:r>
+        <w:rPr>
+          <w:rFonts w:ascii="Times New Roman" w:eastAsia="Times New Roman" w:hAnsi="Times New Roman" w:cs="Times New Roman"/>
+          <w:sz w:val="24"/>
+          <w:szCs w:val="24"/>
+        </w:rPr>
+        <w:t>• reads incoming customer records from the database</w:t>
+      </w:r>
+    </w:p>
+    <w:p>
+      <w:pPr>
+        <w:spacing w:before="100" w:beforeAutospacing="1" w:after="100" w:afterAutospacing="1" w:line="240" w:lineRule="auto"/>
+        <w:rPr>
+          <w:rFonts w:ascii="Times New Roman" w:eastAsia="Times New Roman" w:hAnsi="Times New Roman" w:cs="Times New Roman"/>
+          <w:sz w:val="24"/>
+          <w:szCs w:val="24"/>
+        </w:rPr>
+      </w:pPr>
+      <w:r>
+        <w:rPr>
+          <w:rFonts w:ascii="Times New Roman" w:eastAsia="Times New Roman" w:hAnsi="Times New Roman" w:cs="Times New Roman"/>
+          <w:sz w:val="24"/>
+          <w:szCs w:val="24"/>
+        </w:rPr>
+        <w:t>• merges new records into the historical dataset</w:t>
+      </w:r>
+    </w:p>
+    <w:p>
+      <w:pPr>
+        <w:spacing w:before="100" w:beforeAutospacing="1" w:after="100" w:afterAutospacing="1" w:line="240" w:lineRule="auto"/>
+        <w:rPr>
+          <w:rFonts w:ascii="Times New Roman" w:eastAsia="Times New Roman" w:hAnsi="Times New Roman" w:cs="Times New Roman"/>
+          <w:sz w:val="24"/>
+          <w:szCs w:val="24"/>
+        </w:rPr>
+      </w:pPr>
+      <w:r>
+        <w:rPr>
+          <w:rFonts w:ascii="Times New Roman" w:eastAsia="Times New Roman" w:hAnsi="Times New Roman" w:cs="Times New Roman"/>
+          <w:sz w:val="24"/>
+          <w:szCs w:val="24"/>
+        </w:rPr>
+        <w:t>• logs ingestion events for monitoring</w:t>
       </w:r>
     </w:p>
     <w:p>
@@ -1571,6 +1553,8 @@
     </w:p>
     <w:p>
       <w:pPr>
+        <w:spacing w:before="100" w:beforeAutospacing="1" w:after="100" w:afterAutospacing="1" w:line="240" w:lineRule="auto"/>
+        <w:outlineLvl w:val="1"/>
         <w:rPr>
           <w:rFonts w:ascii="Times New Roman" w:eastAsia="Times New Roman" w:hAnsi="Times New Roman" w:cs="Times New Roman"/>
           <w:b/>
@@ -1587,13 +1571,114 @@
           <w:sz w:val="36"/>
           <w:szCs w:val="36"/>
         </w:rPr>
-        <w:br w:type="page"/>
-      </w:r>
-    </w:p>
-    <w:p>
-      <w:pPr>
-        <w:spacing w:before="100" w:beforeAutospacing="1" w:after="100" w:afterAutospacing="1" w:line="240" w:lineRule="auto"/>
-        <w:outlineLvl w:val="1"/>
+        <w:lastRenderedPageBreak/>
+        <w:t>3.3 Feature Engineering</w:t>
+      </w:r>
+    </w:p>
+    <w:p>
+      <w:pPr>
+        <w:spacing w:before="100" w:beforeAutospacing="1" w:after="100" w:afterAutospacing="1" w:line="240" w:lineRule="auto"/>
+        <w:rPr>
+          <w:rFonts w:ascii="Times New Roman" w:eastAsia="Times New Roman" w:hAnsi="Times New Roman" w:cs="Times New Roman"/>
+          <w:sz w:val="24"/>
+          <w:szCs w:val="24"/>
+        </w:rPr>
+      </w:pPr>
+      <w:r>
+        <w:rPr>
+          <w:rFonts w:ascii="Times New Roman" w:eastAsia="Times New Roman" w:hAnsi="Times New Roman" w:cs="Times New Roman"/>
+          <w:sz w:val="24"/>
+          <w:szCs w:val="24"/>
+        </w:rPr>
+        <w:t>A derived feature is introduced:</w:t>
+      </w:r>
+    </w:p>
+    <w:p>
+      <w:pPr>
+        <w:numPr>
+          <w:ilvl w:val="0"/>
+          <w:numId w:val="4"/>
+        </w:numPr>
+        <w:spacing w:before="100" w:beforeAutospacing="1" w:after="100" w:afterAutospacing="1" w:line="240" w:lineRule="auto"/>
+        <w:rPr>
+          <w:rFonts w:ascii="Times New Roman" w:eastAsia="Times New Roman" w:hAnsi="Times New Roman" w:cs="Times New Roman"/>
+          <w:sz w:val="24"/>
+          <w:szCs w:val="24"/>
+        </w:rPr>
+      </w:pPr>
+      <w:r>
+        <w:rPr>
+          <w:rFonts w:ascii="Times New Roman" w:eastAsia="Times New Roman" w:hAnsi="Times New Roman" w:cs="Times New Roman"/>
+          <w:sz w:val="24"/>
+          <w:szCs w:val="24"/>
+        </w:rPr>
+        <w:t xml:space="preserve">average monthly value = </w:t>
+      </w:r>
+      <w:proofErr w:type="spellStart"/>
+      <w:r>
+        <w:rPr>
+          <w:rFonts w:ascii="Times New Roman" w:eastAsia="Times New Roman" w:hAnsi="Times New Roman" w:cs="Times New Roman"/>
+          <w:sz w:val="24"/>
+          <w:szCs w:val="24"/>
+        </w:rPr>
+        <w:t>MonthlyCharges</w:t>
+      </w:r>
+      <w:proofErr w:type="spellEnd"/>
+      <w:r>
+        <w:rPr>
+          <w:rFonts w:ascii="Times New Roman" w:eastAsia="Times New Roman" w:hAnsi="Times New Roman" w:cs="Times New Roman"/>
+          <w:sz w:val="24"/>
+          <w:szCs w:val="24"/>
+        </w:rPr>
+        <w:t xml:space="preserve"> / (tenure + 1) </w:t>
+      </w:r>
+    </w:p>
+    <w:p>
+      <w:pPr>
+        <w:spacing w:before="100" w:beforeAutospacing="1" w:after="100" w:afterAutospacing="1" w:line="240" w:lineRule="auto"/>
+        <w:rPr>
+          <w:rFonts w:ascii="Times New Roman" w:eastAsia="Times New Roman" w:hAnsi="Times New Roman" w:cs="Times New Roman"/>
+          <w:sz w:val="24"/>
+          <w:szCs w:val="24"/>
+        </w:rPr>
+      </w:pPr>
+      <w:r>
+        <w:rPr>
+          <w:rFonts w:ascii="Times New Roman" w:eastAsia="Times New Roman" w:hAnsi="Times New Roman" w:cs="Times New Roman"/>
+          <w:sz w:val="24"/>
+          <w:szCs w:val="24"/>
+        </w:rPr>
+        <w:t>This feature captures the relationship between customer lifetime and spending behavior.</w:t>
+      </w:r>
+    </w:p>
+    <w:p>
+      <w:pPr>
+        <w:spacing w:before="100" w:beforeAutospacing="1" w:after="100" w:afterAutospacing="1" w:line="240" w:lineRule="auto"/>
+        <w:rPr>
+          <w:rFonts w:ascii="Times New Roman" w:eastAsia="Times New Roman" w:hAnsi="Times New Roman" w:cs="Times New Roman"/>
+          <w:sz w:val="24"/>
+          <w:szCs w:val="24"/>
+        </w:rPr>
+      </w:pPr>
+      <w:r>
+        <w:rPr>
+          <w:rFonts w:ascii="Times New Roman" w:eastAsia="Times New Roman" w:hAnsi="Times New Roman" w:cs="Times New Roman"/>
+          <w:sz w:val="24"/>
+          <w:szCs w:val="24"/>
+        </w:rPr>
+        <w:t>Feature engineering is intentionally kept simple to emphasize pipeline design rather than model complexity.</w:t>
+      </w:r>
+    </w:p>
+    <w:p>
+      <w:pPr>
+        <w:spacing w:before="100" w:beforeAutospacing="1" w:after="100" w:afterAutospacing="1" w:line="240" w:lineRule="auto"/>
+        <w:rPr>
+          <w:rFonts w:ascii="Times New Roman" w:eastAsia="Times New Roman" w:hAnsi="Times New Roman" w:cs="Times New Roman"/>
+          <w:sz w:val="24"/>
+          <w:szCs w:val="24"/>
+        </w:rPr>
+      </w:pPr>
+      <w:r>
         <w:rPr>
           <w:rFonts w:ascii="Times New Roman" w:eastAsia="Times New Roman" w:hAnsi="Times New Roman" w:cs="Times New Roman"/>
           <w:b/>
@@ -1601,8 +1686,298 @@
           <w:sz w:val="36"/>
           <w:szCs w:val="36"/>
         </w:rPr>
-      </w:pPr>
-      <w:r>
+        <w:t>3.4 Model Training</w:t>
+      </w:r>
+    </w:p>
+    <w:p>
+      <w:pPr>
+        <w:spacing w:before="100" w:beforeAutospacing="1" w:after="100" w:afterAutospacing="1" w:line="240" w:lineRule="auto"/>
+        <w:rPr>
+          <w:rFonts w:ascii="Times New Roman" w:eastAsia="Times New Roman" w:hAnsi="Times New Roman" w:cs="Times New Roman"/>
+          <w:sz w:val="24"/>
+          <w:szCs w:val="24"/>
+        </w:rPr>
+      </w:pPr>
+      <w:r>
+        <w:rPr>
+          <w:rFonts w:ascii="Times New Roman" w:eastAsia="Times New Roman" w:hAnsi="Times New Roman" w:cs="Times New Roman"/>
+          <w:sz w:val="24"/>
+          <w:szCs w:val="24"/>
+        </w:rPr>
+        <w:t>A Random Forest classifier is used for training due to its robustness and suitability for tabular data.</w:t>
+      </w:r>
+    </w:p>
+    <w:p>
+      <w:pPr>
+        <w:spacing w:before="100" w:beforeAutospacing="1" w:after="100" w:afterAutospacing="1" w:line="240" w:lineRule="auto"/>
+        <w:rPr>
+          <w:rFonts w:ascii="Times New Roman" w:eastAsia="Times New Roman" w:hAnsi="Times New Roman" w:cs="Times New Roman"/>
+          <w:sz w:val="24"/>
+          <w:szCs w:val="24"/>
+        </w:rPr>
+      </w:pPr>
+      <w:r>
+        <w:rPr>
+          <w:rFonts w:ascii="Times New Roman" w:eastAsia="Times New Roman" w:hAnsi="Times New Roman" w:cs="Times New Roman"/>
+          <w:sz w:val="24"/>
+          <w:szCs w:val="24"/>
+        </w:rPr>
+        <w:t>The training step:</w:t>
+      </w:r>
+    </w:p>
+    <w:p>
+      <w:pPr>
+        <w:numPr>
+          <w:ilvl w:val="0"/>
+          <w:numId w:val="5"/>
+        </w:numPr>
+        <w:spacing w:before="100" w:beforeAutospacing="1" w:after="100" w:afterAutospacing="1" w:line="240" w:lineRule="auto"/>
+        <w:rPr>
+          <w:rFonts w:ascii="Times New Roman" w:eastAsia="Times New Roman" w:hAnsi="Times New Roman" w:cs="Times New Roman"/>
+          <w:sz w:val="24"/>
+          <w:szCs w:val="24"/>
+        </w:rPr>
+      </w:pPr>
+      <w:r>
+        <w:rPr>
+          <w:rFonts w:ascii="Times New Roman" w:eastAsia="Times New Roman" w:hAnsi="Times New Roman" w:cs="Times New Roman"/>
+          <w:sz w:val="24"/>
+          <w:szCs w:val="24"/>
+        </w:rPr>
+        <w:t xml:space="preserve">loads processed data </w:t>
+      </w:r>
+    </w:p>
+    <w:p>
+      <w:pPr>
+        <w:numPr>
+          <w:ilvl w:val="0"/>
+          <w:numId w:val="5"/>
+        </w:numPr>
+        <w:spacing w:before="100" w:beforeAutospacing="1" w:after="100" w:afterAutospacing="1" w:line="240" w:lineRule="auto"/>
+        <w:rPr>
+          <w:rFonts w:ascii="Times New Roman" w:eastAsia="Times New Roman" w:hAnsi="Times New Roman" w:cs="Times New Roman"/>
+          <w:sz w:val="24"/>
+          <w:szCs w:val="24"/>
+        </w:rPr>
+      </w:pPr>
+      <w:r>
+        <w:rPr>
+          <w:rFonts w:ascii="Times New Roman" w:eastAsia="Times New Roman" w:hAnsi="Times New Roman" w:cs="Times New Roman"/>
+          <w:sz w:val="24"/>
+          <w:szCs w:val="24"/>
+        </w:rPr>
+        <w:t xml:space="preserve">splits </w:t>
+      </w:r>
+      <w:proofErr w:type="gramStart"/>
+      <w:r>
+        <w:rPr>
+          <w:rFonts w:ascii="Times New Roman" w:eastAsia="Times New Roman" w:hAnsi="Times New Roman" w:cs="Times New Roman"/>
+          <w:sz w:val="24"/>
+          <w:szCs w:val="24"/>
+        </w:rPr>
+        <w:t>features</w:t>
+      </w:r>
+      <w:proofErr w:type="gramEnd"/>
+      <w:r>
+        <w:rPr>
+          <w:rFonts w:ascii="Times New Roman" w:eastAsia="Times New Roman" w:hAnsi="Times New Roman" w:cs="Times New Roman"/>
+          <w:sz w:val="24"/>
+          <w:szCs w:val="24"/>
+        </w:rPr>
+        <w:t xml:space="preserve"> and target </w:t>
+      </w:r>
+    </w:p>
+    <w:p>
+      <w:pPr>
+        <w:numPr>
+          <w:ilvl w:val="0"/>
+          <w:numId w:val="5"/>
+        </w:numPr>
+        <w:spacing w:before="100" w:beforeAutospacing="1" w:after="100" w:afterAutospacing="1" w:line="240" w:lineRule="auto"/>
+        <w:rPr>
+          <w:rFonts w:ascii="Times New Roman" w:eastAsia="Times New Roman" w:hAnsi="Times New Roman" w:cs="Times New Roman"/>
+          <w:sz w:val="24"/>
+          <w:szCs w:val="24"/>
+        </w:rPr>
+      </w:pPr>
+      <w:r>
+        <w:rPr>
+          <w:rFonts w:ascii="Times New Roman" w:eastAsia="Times New Roman" w:hAnsi="Times New Roman" w:cs="Times New Roman"/>
+          <w:sz w:val="24"/>
+          <w:szCs w:val="24"/>
+        </w:rPr>
+        <w:t xml:space="preserve">trains the model </w:t>
+      </w:r>
+    </w:p>
+    <w:p>
+      <w:pPr>
+        <w:numPr>
+          <w:ilvl w:val="0"/>
+          <w:numId w:val="5"/>
+        </w:numPr>
+        <w:spacing w:before="100" w:beforeAutospacing="1" w:after="100" w:afterAutospacing="1" w:line="240" w:lineRule="auto"/>
+        <w:rPr>
+          <w:rFonts w:ascii="Times New Roman" w:eastAsia="Times New Roman" w:hAnsi="Times New Roman" w:cs="Times New Roman"/>
+          <w:sz w:val="24"/>
+          <w:szCs w:val="24"/>
+        </w:rPr>
+      </w:pPr>
+      <w:r>
+        <w:rPr>
+          <w:rFonts w:ascii="Times New Roman" w:eastAsia="Times New Roman" w:hAnsi="Times New Roman" w:cs="Times New Roman"/>
+          <w:sz w:val="24"/>
+          <w:szCs w:val="24"/>
+        </w:rPr>
+        <w:t xml:space="preserve">stores artifacts </w:t>
+      </w:r>
+    </w:p>
+    <w:p>
+      <w:pPr>
+        <w:spacing w:before="100" w:beforeAutospacing="1" w:after="100" w:afterAutospacing="1" w:line="240" w:lineRule="auto"/>
+        <w:rPr>
+          <w:rFonts w:ascii="Times New Roman" w:eastAsia="Times New Roman" w:hAnsi="Times New Roman" w:cs="Times New Roman"/>
+          <w:sz w:val="24"/>
+          <w:szCs w:val="24"/>
+        </w:rPr>
+      </w:pPr>
+      <w:r>
+        <w:rPr>
+          <w:rFonts w:ascii="Times New Roman" w:eastAsia="Times New Roman" w:hAnsi="Times New Roman" w:cs="Times New Roman"/>
+          <w:sz w:val="24"/>
+          <w:szCs w:val="24"/>
+        </w:rPr>
+        <w:t>Stored artifacts:</w:t>
+      </w:r>
+    </w:p>
+    <w:p>
+      <w:pPr>
+        <w:numPr>
+          <w:ilvl w:val="0"/>
+          <w:numId w:val="6"/>
+        </w:numPr>
+        <w:spacing w:before="100" w:beforeAutospacing="1" w:after="100" w:afterAutospacing="1" w:line="240" w:lineRule="auto"/>
+        <w:rPr>
+          <w:rFonts w:ascii="Times New Roman" w:eastAsia="Times New Roman" w:hAnsi="Times New Roman" w:cs="Times New Roman"/>
+          <w:sz w:val="24"/>
+          <w:szCs w:val="24"/>
+        </w:rPr>
+      </w:pPr>
+      <w:r>
+        <w:rPr>
+          <w:rFonts w:ascii="Times New Roman" w:eastAsia="Times New Roman" w:hAnsi="Times New Roman" w:cs="Times New Roman"/>
+          <w:sz w:val="24"/>
+          <w:szCs w:val="24"/>
+        </w:rPr>
+        <w:t xml:space="preserve">trained model </w:t>
+      </w:r>
+    </w:p>
+    <w:p>
+      <w:pPr>
+        <w:numPr>
+          <w:ilvl w:val="0"/>
+          <w:numId w:val="6"/>
+        </w:numPr>
+        <w:spacing w:before="100" w:beforeAutospacing="1" w:after="100" w:afterAutospacing="1" w:line="240" w:lineRule="auto"/>
+        <w:rPr>
+          <w:rFonts w:ascii="Times New Roman" w:eastAsia="Times New Roman" w:hAnsi="Times New Roman" w:cs="Times New Roman"/>
+          <w:sz w:val="24"/>
+          <w:szCs w:val="24"/>
+        </w:rPr>
+      </w:pPr>
+      <w:r>
+        <w:rPr>
+          <w:rFonts w:ascii="Times New Roman" w:eastAsia="Times New Roman" w:hAnsi="Times New Roman" w:cs="Times New Roman"/>
+          <w:sz w:val="24"/>
+          <w:szCs w:val="24"/>
+        </w:rPr>
+        <w:t xml:space="preserve">feature schema </w:t>
+      </w:r>
+    </w:p>
+    <w:p>
+      <w:pPr>
+        <w:numPr>
+          <w:ilvl w:val="0"/>
+          <w:numId w:val="6"/>
+        </w:numPr>
+        <w:spacing w:before="100" w:beforeAutospacing="1" w:after="100" w:afterAutospacing="1" w:line="240" w:lineRule="auto"/>
+        <w:rPr>
+          <w:rFonts w:ascii="Times New Roman" w:eastAsia="Times New Roman" w:hAnsi="Times New Roman" w:cs="Times New Roman"/>
+          <w:sz w:val="24"/>
+          <w:szCs w:val="24"/>
+        </w:rPr>
+      </w:pPr>
+      <w:r>
+        <w:rPr>
+          <w:rFonts w:ascii="Times New Roman" w:eastAsia="Times New Roman" w:hAnsi="Times New Roman" w:cs="Times New Roman"/>
+          <w:sz w:val="24"/>
+          <w:szCs w:val="24"/>
+        </w:rPr>
+        <w:t xml:space="preserve">evaluation metrics </w:t>
+      </w:r>
+    </w:p>
+    <w:p>
+      <w:pPr>
+        <w:spacing w:before="100" w:beforeAutospacing="1" w:after="100" w:afterAutospacing="1" w:line="240" w:lineRule="auto"/>
+        <w:rPr>
+          <w:rFonts w:ascii="Times New Roman" w:eastAsia="Times New Roman" w:hAnsi="Times New Roman" w:cs="Times New Roman"/>
+          <w:sz w:val="24"/>
+          <w:szCs w:val="24"/>
+        </w:rPr>
+      </w:pPr>
+      <w:r>
+        <w:rPr>
+          <w:rFonts w:ascii="Times New Roman" w:eastAsia="Times New Roman" w:hAnsi="Times New Roman" w:cs="Times New Roman"/>
+          <w:sz w:val="24"/>
+          <w:szCs w:val="24"/>
+        </w:rPr>
+        <w:br/>
+      </w:r>
+      <w:r>
+        <w:rPr>
+          <w:rStyle w:val="whitespace-normal"/>
+          <w:rFonts w:ascii="Times New Roman" w:hAnsi="Times New Roman" w:cs="Times New Roman"/>
+          <w:sz w:val="24"/>
+          <w:szCs w:val="24"/>
+        </w:rPr>
+        <w:t>Random Forest</w:t>
+      </w:r>
+      <w:r>
+        <w:rPr>
+          <w:rFonts w:ascii="Times New Roman" w:hAnsi="Times New Roman" w:cs="Times New Roman"/>
+          <w:sz w:val="24"/>
+          <w:szCs w:val="24"/>
+        </w:rPr>
+        <w:t xml:space="preserve"> is selected because it can effectively handle diffe</w:t>
+      </w:r>
+      <w:r>
+        <w:rPr>
+          <w:rFonts w:ascii="Times New Roman" w:hAnsi="Times New Roman" w:cs="Times New Roman"/>
+          <w:sz w:val="24"/>
+          <w:szCs w:val="24"/>
+        </w:rPr>
+        <w:t xml:space="preserve">rent types of data </w:t>
+      </w:r>
+      <w:r>
+        <w:rPr>
+          <w:rFonts w:ascii="Times New Roman" w:hAnsi="Times New Roman" w:cs="Times New Roman"/>
+          <w:sz w:val="24"/>
+          <w:szCs w:val="24"/>
+        </w:rPr>
+        <w:t>without requiring extensive preprocessing. It is also less sensitive to overfitting compared to many other algorithms and generally performs well with minimal parameter tuning, making it a practical and reliable choice for this project.</w:t>
+      </w:r>
+    </w:p>
+    <w:p>
+      <w:pPr>
+        <w:spacing w:after="0" w:line="240" w:lineRule="auto"/>
+        <w:rPr>
+          <w:rFonts w:ascii="Times New Roman" w:eastAsia="Times New Roman" w:hAnsi="Times New Roman" w:cs="Times New Roman"/>
+          <w:sz w:val="24"/>
+          <w:szCs w:val="24"/>
+        </w:rPr>
+      </w:pPr>
+    </w:p>
+    <w:p>
+      <w:pPr>
         <w:rPr>
           <w:rFonts w:ascii="Times New Roman" w:eastAsia="Times New Roman" w:hAnsi="Times New Roman" w:cs="Times New Roman"/>
           <w:b/>
@@ -1610,112 +1985,6 @@
           <w:sz w:val="36"/>
           <w:szCs w:val="36"/>
         </w:rPr>
-        <w:lastRenderedPageBreak/>
-        <w:t>3.3 Feature Engineering</w:t>
-      </w:r>
-    </w:p>
-    <w:p>
-      <w:pPr>
-        <w:spacing w:before="100" w:beforeAutospacing="1" w:after="100" w:afterAutospacing="1" w:line="240" w:lineRule="auto"/>
-        <w:rPr>
-          <w:rFonts w:ascii="Times New Roman" w:eastAsia="Times New Roman" w:hAnsi="Times New Roman" w:cs="Times New Roman"/>
-          <w:sz w:val="24"/>
-          <w:szCs w:val="24"/>
-        </w:rPr>
-      </w:pPr>
-      <w:r>
-        <w:rPr>
-          <w:rFonts w:ascii="Times New Roman" w:eastAsia="Times New Roman" w:hAnsi="Times New Roman" w:cs="Times New Roman"/>
-          <w:sz w:val="24"/>
-          <w:szCs w:val="24"/>
-        </w:rPr>
-        <w:t>A derived feature is introduced:</w:t>
-      </w:r>
-    </w:p>
-    <w:p>
-      <w:pPr>
-        <w:numPr>
-          <w:ilvl w:val="0"/>
-          <w:numId w:val="4"/>
-        </w:numPr>
-        <w:spacing w:before="100" w:beforeAutospacing="1" w:after="100" w:afterAutospacing="1" w:line="240" w:lineRule="auto"/>
-        <w:rPr>
-          <w:rFonts w:ascii="Times New Roman" w:eastAsia="Times New Roman" w:hAnsi="Times New Roman" w:cs="Times New Roman"/>
-          <w:sz w:val="24"/>
-          <w:szCs w:val="24"/>
-        </w:rPr>
-      </w:pPr>
-      <w:r>
-        <w:rPr>
-          <w:rFonts w:ascii="Times New Roman" w:eastAsia="Times New Roman" w:hAnsi="Times New Roman" w:cs="Times New Roman"/>
-          <w:sz w:val="24"/>
-          <w:szCs w:val="24"/>
-        </w:rPr>
-        <w:t xml:space="preserve">average monthly value = </w:t>
-      </w:r>
-      <w:proofErr w:type="spellStart"/>
-      <w:r>
-        <w:rPr>
-          <w:rFonts w:ascii="Times New Roman" w:eastAsia="Times New Roman" w:hAnsi="Times New Roman" w:cs="Times New Roman"/>
-          <w:sz w:val="24"/>
-          <w:szCs w:val="24"/>
-        </w:rPr>
-        <w:t>MonthlyCharges</w:t>
-      </w:r>
-      <w:proofErr w:type="spellEnd"/>
-      <w:r>
-        <w:rPr>
-          <w:rFonts w:ascii="Times New Roman" w:eastAsia="Times New Roman" w:hAnsi="Times New Roman" w:cs="Times New Roman"/>
-          <w:sz w:val="24"/>
-          <w:szCs w:val="24"/>
-        </w:rPr>
-        <w:t xml:space="preserve"> / (tenure + 1) </w:t>
-      </w:r>
-    </w:p>
-    <w:p>
-      <w:pPr>
-        <w:spacing w:before="100" w:beforeAutospacing="1" w:after="100" w:afterAutospacing="1" w:line="240" w:lineRule="auto"/>
-        <w:rPr>
-          <w:rFonts w:ascii="Times New Roman" w:eastAsia="Times New Roman" w:hAnsi="Times New Roman" w:cs="Times New Roman"/>
-          <w:sz w:val="24"/>
-          <w:szCs w:val="24"/>
-        </w:rPr>
-      </w:pPr>
-      <w:r>
-        <w:rPr>
-          <w:rFonts w:ascii="Times New Roman" w:eastAsia="Times New Roman" w:hAnsi="Times New Roman" w:cs="Times New Roman"/>
-          <w:sz w:val="24"/>
-          <w:szCs w:val="24"/>
-        </w:rPr>
-        <w:t>This feature captures the relationship between customer lifetime and spending behavior.</w:t>
-      </w:r>
-    </w:p>
-    <w:p>
-      <w:pPr>
-        <w:spacing w:before="100" w:beforeAutospacing="1" w:after="100" w:afterAutospacing="1" w:line="240" w:lineRule="auto"/>
-        <w:rPr>
-          <w:rFonts w:ascii="Times New Roman" w:eastAsia="Times New Roman" w:hAnsi="Times New Roman" w:cs="Times New Roman"/>
-          <w:sz w:val="24"/>
-          <w:szCs w:val="24"/>
-        </w:rPr>
-      </w:pPr>
-      <w:r>
-        <w:rPr>
-          <w:rFonts w:ascii="Times New Roman" w:eastAsia="Times New Roman" w:hAnsi="Times New Roman" w:cs="Times New Roman"/>
-          <w:sz w:val="24"/>
-          <w:szCs w:val="24"/>
-        </w:rPr>
-        <w:t>Feature engineering is intentionally kept simple to emphasize pipeline design rather than model complexity.</w:t>
-      </w:r>
-    </w:p>
-    <w:p>
-      <w:pPr>
-        <w:spacing w:before="100" w:beforeAutospacing="1" w:after="100" w:afterAutospacing="1" w:line="240" w:lineRule="auto"/>
-        <w:rPr>
-          <w:rFonts w:ascii="Times New Roman" w:eastAsia="Times New Roman" w:hAnsi="Times New Roman" w:cs="Times New Roman"/>
-          <w:sz w:val="24"/>
-          <w:szCs w:val="24"/>
-        </w:rPr>
       </w:pPr>
       <w:r>
         <w:rPr>
@@ -1725,298 +1994,13 @@
           <w:sz w:val="36"/>
           <w:szCs w:val="36"/>
         </w:rPr>
-        <w:t>3.4 Model Training</w:t>
-      </w:r>
-    </w:p>
-    <w:p>
-      <w:pPr>
-        <w:spacing w:before="100" w:beforeAutospacing="1" w:after="100" w:afterAutospacing="1" w:line="240" w:lineRule="auto"/>
-        <w:rPr>
-          <w:rFonts w:ascii="Times New Roman" w:eastAsia="Times New Roman" w:hAnsi="Times New Roman" w:cs="Times New Roman"/>
-          <w:sz w:val="24"/>
-          <w:szCs w:val="24"/>
-        </w:rPr>
-      </w:pPr>
-      <w:r>
-        <w:rPr>
-          <w:rFonts w:ascii="Times New Roman" w:eastAsia="Times New Roman" w:hAnsi="Times New Roman" w:cs="Times New Roman"/>
-          <w:sz w:val="24"/>
-          <w:szCs w:val="24"/>
-        </w:rPr>
-        <w:t>A Random Forest classifier is used for training due to its robustness and suitability for tabular data.</w:t>
-      </w:r>
-    </w:p>
-    <w:p>
-      <w:pPr>
-        <w:spacing w:before="100" w:beforeAutospacing="1" w:after="100" w:afterAutospacing="1" w:line="240" w:lineRule="auto"/>
-        <w:rPr>
-          <w:rFonts w:ascii="Times New Roman" w:eastAsia="Times New Roman" w:hAnsi="Times New Roman" w:cs="Times New Roman"/>
-          <w:sz w:val="24"/>
-          <w:szCs w:val="24"/>
-        </w:rPr>
-      </w:pPr>
-      <w:r>
-        <w:rPr>
-          <w:rFonts w:ascii="Times New Roman" w:eastAsia="Times New Roman" w:hAnsi="Times New Roman" w:cs="Times New Roman"/>
-          <w:sz w:val="24"/>
-          <w:szCs w:val="24"/>
-        </w:rPr>
-        <w:t>The training step:</w:t>
-      </w:r>
-    </w:p>
-    <w:p>
-      <w:pPr>
-        <w:numPr>
-          <w:ilvl w:val="0"/>
-          <w:numId w:val="5"/>
-        </w:numPr>
-        <w:spacing w:before="100" w:beforeAutospacing="1" w:after="100" w:afterAutospacing="1" w:line="240" w:lineRule="auto"/>
-        <w:rPr>
-          <w:rFonts w:ascii="Times New Roman" w:eastAsia="Times New Roman" w:hAnsi="Times New Roman" w:cs="Times New Roman"/>
-          <w:sz w:val="24"/>
-          <w:szCs w:val="24"/>
-        </w:rPr>
-      </w:pPr>
-      <w:r>
-        <w:rPr>
-          <w:rFonts w:ascii="Times New Roman" w:eastAsia="Times New Roman" w:hAnsi="Times New Roman" w:cs="Times New Roman"/>
-          <w:sz w:val="24"/>
-          <w:szCs w:val="24"/>
-        </w:rPr>
-        <w:t xml:space="preserve">loads processed data </w:t>
-      </w:r>
-    </w:p>
-    <w:p>
-      <w:pPr>
-        <w:numPr>
-          <w:ilvl w:val="0"/>
-          <w:numId w:val="5"/>
-        </w:numPr>
-        <w:spacing w:before="100" w:beforeAutospacing="1" w:after="100" w:afterAutospacing="1" w:line="240" w:lineRule="auto"/>
-        <w:rPr>
-          <w:rFonts w:ascii="Times New Roman" w:eastAsia="Times New Roman" w:hAnsi="Times New Roman" w:cs="Times New Roman"/>
-          <w:sz w:val="24"/>
-          <w:szCs w:val="24"/>
-        </w:rPr>
-      </w:pPr>
-      <w:r>
-        <w:rPr>
-          <w:rFonts w:ascii="Times New Roman" w:eastAsia="Times New Roman" w:hAnsi="Times New Roman" w:cs="Times New Roman"/>
-          <w:sz w:val="24"/>
-          <w:szCs w:val="24"/>
-        </w:rPr>
-        <w:t xml:space="preserve">splits </w:t>
-      </w:r>
-      <w:proofErr w:type="gramStart"/>
-      <w:r>
-        <w:rPr>
-          <w:rFonts w:ascii="Times New Roman" w:eastAsia="Times New Roman" w:hAnsi="Times New Roman" w:cs="Times New Roman"/>
-          <w:sz w:val="24"/>
-          <w:szCs w:val="24"/>
-        </w:rPr>
-        <w:t>features</w:t>
-      </w:r>
-      <w:proofErr w:type="gramEnd"/>
-      <w:r>
-        <w:rPr>
-          <w:rFonts w:ascii="Times New Roman" w:eastAsia="Times New Roman" w:hAnsi="Times New Roman" w:cs="Times New Roman"/>
-          <w:sz w:val="24"/>
-          <w:szCs w:val="24"/>
-        </w:rPr>
-        <w:t xml:space="preserve"> and target </w:t>
-      </w:r>
-    </w:p>
-    <w:p>
-      <w:pPr>
-        <w:numPr>
-          <w:ilvl w:val="0"/>
-          <w:numId w:val="5"/>
-        </w:numPr>
-        <w:spacing w:before="100" w:beforeAutospacing="1" w:after="100" w:afterAutospacing="1" w:line="240" w:lineRule="auto"/>
-        <w:rPr>
-          <w:rFonts w:ascii="Times New Roman" w:eastAsia="Times New Roman" w:hAnsi="Times New Roman" w:cs="Times New Roman"/>
-          <w:sz w:val="24"/>
-          <w:szCs w:val="24"/>
-        </w:rPr>
-      </w:pPr>
-      <w:r>
-        <w:rPr>
-          <w:rFonts w:ascii="Times New Roman" w:eastAsia="Times New Roman" w:hAnsi="Times New Roman" w:cs="Times New Roman"/>
-          <w:sz w:val="24"/>
-          <w:szCs w:val="24"/>
-        </w:rPr>
-        <w:t xml:space="preserve">trains the model </w:t>
-      </w:r>
-    </w:p>
-    <w:p>
-      <w:pPr>
-        <w:numPr>
-          <w:ilvl w:val="0"/>
-          <w:numId w:val="5"/>
-        </w:numPr>
-        <w:spacing w:before="100" w:beforeAutospacing="1" w:after="100" w:afterAutospacing="1" w:line="240" w:lineRule="auto"/>
-        <w:rPr>
-          <w:rFonts w:ascii="Times New Roman" w:eastAsia="Times New Roman" w:hAnsi="Times New Roman" w:cs="Times New Roman"/>
-          <w:sz w:val="24"/>
-          <w:szCs w:val="24"/>
-        </w:rPr>
-      </w:pPr>
-      <w:r>
-        <w:rPr>
-          <w:rFonts w:ascii="Times New Roman" w:eastAsia="Times New Roman" w:hAnsi="Times New Roman" w:cs="Times New Roman"/>
-          <w:sz w:val="24"/>
-          <w:szCs w:val="24"/>
-        </w:rPr>
-        <w:t xml:space="preserve">stores artifacts </w:t>
-      </w:r>
-    </w:p>
-    <w:p>
-      <w:pPr>
-        <w:spacing w:before="100" w:beforeAutospacing="1" w:after="100" w:afterAutospacing="1" w:line="240" w:lineRule="auto"/>
-        <w:rPr>
-          <w:rFonts w:ascii="Times New Roman" w:eastAsia="Times New Roman" w:hAnsi="Times New Roman" w:cs="Times New Roman"/>
-          <w:sz w:val="24"/>
-          <w:szCs w:val="24"/>
-        </w:rPr>
-      </w:pPr>
-      <w:r>
-        <w:rPr>
-          <w:rFonts w:ascii="Times New Roman" w:eastAsia="Times New Roman" w:hAnsi="Times New Roman" w:cs="Times New Roman"/>
-          <w:sz w:val="24"/>
-          <w:szCs w:val="24"/>
-        </w:rPr>
-        <w:t>Stored artifacts:</w:t>
-      </w:r>
-    </w:p>
-    <w:p>
-      <w:pPr>
-        <w:numPr>
-          <w:ilvl w:val="0"/>
-          <w:numId w:val="6"/>
-        </w:numPr>
-        <w:spacing w:before="100" w:beforeAutospacing="1" w:after="100" w:afterAutospacing="1" w:line="240" w:lineRule="auto"/>
-        <w:rPr>
-          <w:rFonts w:ascii="Times New Roman" w:eastAsia="Times New Roman" w:hAnsi="Times New Roman" w:cs="Times New Roman"/>
-          <w:sz w:val="24"/>
-          <w:szCs w:val="24"/>
-        </w:rPr>
-      </w:pPr>
-      <w:r>
-        <w:rPr>
-          <w:rFonts w:ascii="Times New Roman" w:eastAsia="Times New Roman" w:hAnsi="Times New Roman" w:cs="Times New Roman"/>
-          <w:sz w:val="24"/>
-          <w:szCs w:val="24"/>
-        </w:rPr>
-        <w:t xml:space="preserve">trained model </w:t>
-      </w:r>
-    </w:p>
-    <w:p>
-      <w:pPr>
-        <w:numPr>
-          <w:ilvl w:val="0"/>
-          <w:numId w:val="6"/>
-        </w:numPr>
-        <w:spacing w:before="100" w:beforeAutospacing="1" w:after="100" w:afterAutospacing="1" w:line="240" w:lineRule="auto"/>
-        <w:rPr>
-          <w:rFonts w:ascii="Times New Roman" w:eastAsia="Times New Roman" w:hAnsi="Times New Roman" w:cs="Times New Roman"/>
-          <w:sz w:val="24"/>
-          <w:szCs w:val="24"/>
-        </w:rPr>
-      </w:pPr>
-      <w:r>
-        <w:rPr>
-          <w:rFonts w:ascii="Times New Roman" w:eastAsia="Times New Roman" w:hAnsi="Times New Roman" w:cs="Times New Roman"/>
-          <w:sz w:val="24"/>
-          <w:szCs w:val="24"/>
-        </w:rPr>
-        <w:t xml:space="preserve">feature schema </w:t>
-      </w:r>
-    </w:p>
-    <w:p>
-      <w:pPr>
-        <w:numPr>
-          <w:ilvl w:val="0"/>
-          <w:numId w:val="6"/>
-        </w:numPr>
-        <w:spacing w:before="100" w:beforeAutospacing="1" w:after="100" w:afterAutospacing="1" w:line="240" w:lineRule="auto"/>
-        <w:rPr>
-          <w:rFonts w:ascii="Times New Roman" w:eastAsia="Times New Roman" w:hAnsi="Times New Roman" w:cs="Times New Roman"/>
-          <w:sz w:val="24"/>
-          <w:szCs w:val="24"/>
-        </w:rPr>
-      </w:pPr>
-      <w:r>
-        <w:rPr>
-          <w:rFonts w:ascii="Times New Roman" w:eastAsia="Times New Roman" w:hAnsi="Times New Roman" w:cs="Times New Roman"/>
-          <w:sz w:val="24"/>
-          <w:szCs w:val="24"/>
-        </w:rPr>
-        <w:t xml:space="preserve">evaluation metrics </w:t>
-      </w:r>
-    </w:p>
-    <w:p>
-      <w:pPr>
-        <w:spacing w:before="100" w:beforeAutospacing="1" w:after="100" w:afterAutospacing="1" w:line="240" w:lineRule="auto"/>
-        <w:rPr>
-          <w:rFonts w:ascii="Times New Roman" w:eastAsia="Times New Roman" w:hAnsi="Times New Roman" w:cs="Times New Roman"/>
-          <w:sz w:val="24"/>
-          <w:szCs w:val="24"/>
-        </w:rPr>
-      </w:pPr>
-      <w:r>
-        <w:rPr>
-          <w:rFonts w:ascii="Times New Roman" w:eastAsia="Times New Roman" w:hAnsi="Times New Roman" w:cs="Times New Roman"/>
-          <w:sz w:val="24"/>
-          <w:szCs w:val="24"/>
-        </w:rPr>
-        <w:br/>
-      </w:r>
-      <w:r>
-        <w:rPr>
-          <w:rStyle w:val="whitespace-normal"/>
-          <w:rFonts w:ascii="Times New Roman" w:hAnsi="Times New Roman" w:cs="Times New Roman"/>
-          <w:sz w:val="24"/>
-          <w:szCs w:val="24"/>
-        </w:rPr>
-        <w:t>Random Forest</w:t>
-      </w:r>
-      <w:r>
-        <w:rPr>
-          <w:rFonts w:ascii="Times New Roman" w:hAnsi="Times New Roman" w:cs="Times New Roman"/>
-          <w:sz w:val="24"/>
-          <w:szCs w:val="24"/>
-        </w:rPr>
-        <w:t xml:space="preserve"> is selected because it can effectively handle diffe</w:t>
-      </w:r>
-      <w:r>
-        <w:rPr>
-          <w:rFonts w:ascii="Times New Roman" w:hAnsi="Times New Roman" w:cs="Times New Roman"/>
-          <w:sz w:val="24"/>
-          <w:szCs w:val="24"/>
-        </w:rPr>
-        <w:t xml:space="preserve">rent types of data </w:t>
-      </w:r>
-      <w:r>
-        <w:rPr>
-          <w:rFonts w:ascii="Times New Roman" w:hAnsi="Times New Roman" w:cs="Times New Roman"/>
-          <w:sz w:val="24"/>
-          <w:szCs w:val="24"/>
-        </w:rPr>
-        <w:t>without requiring extensive preprocessing. It is also less sensitive to overfitting compared to many other algorithms and generally performs well with minimal parameter tuning, making it a practical and reliable choice for this project.</w:t>
-      </w:r>
-    </w:p>
-    <w:p>
-      <w:pPr>
-        <w:spacing w:after="0" w:line="240" w:lineRule="auto"/>
-        <w:rPr>
-          <w:rFonts w:ascii="Times New Roman" w:eastAsia="Times New Roman" w:hAnsi="Times New Roman" w:cs="Times New Roman"/>
-          <w:sz w:val="24"/>
-          <w:szCs w:val="24"/>
-        </w:rPr>
-      </w:pPr>
-    </w:p>
-    <w:p>
-      <w:pPr>
+        <w:br w:type="page"/>
+      </w:r>
+    </w:p>
+    <w:p>
+      <w:pPr>
+        <w:spacing w:before="100" w:beforeAutospacing="1" w:after="100" w:afterAutospacing="1" w:line="240" w:lineRule="auto"/>
+        <w:outlineLvl w:val="1"/>
         <w:rPr>
           <w:rFonts w:ascii="Times New Roman" w:eastAsia="Times New Roman" w:hAnsi="Times New Roman" w:cs="Times New Roman"/>
           <w:b/>
@@ -2033,7 +2017,8 @@
           <w:sz w:val="36"/>
           <w:szCs w:val="36"/>
         </w:rPr>
-        <w:br w:type="page"/>
+        <w:lastRenderedPageBreak/>
+        <w:t>4. Evaluation, Monitoring, and Versioning Strategy</w:t>
       </w:r>
     </w:p>
     <w:p>
@@ -2056,10 +2041,59 @@
           <w:sz w:val="36"/>
           <w:szCs w:val="36"/>
         </w:rPr>
-        <w:lastRenderedPageBreak/>
-        <w:t>4. Evaluation, Monitoring, and Versioning Strategy</w:t>
-      </w:r>
-    </w:p>
+        <w:t>4.1 Evaluation</w:t>
+      </w:r>
+    </w:p>
+    <w:p>
+      <w:pPr>
+        <w:spacing w:before="100" w:beforeAutospacing="1" w:after="100" w:afterAutospacing="1" w:line="240" w:lineRule="auto"/>
+        <w:outlineLvl w:val="1"/>
+        <w:rPr>
+          <w:rFonts w:ascii="Times New Roman" w:hAnsi="Times New Roman" w:cs="Times New Roman"/>
+          <w:sz w:val="24"/>
+          <w:szCs w:val="24"/>
+        </w:rPr>
+      </w:pPr>
+      <w:r>
+        <w:rPr>
+          <w:rFonts w:ascii="Times New Roman" w:hAnsi="Times New Roman" w:cs="Times New Roman"/>
+          <w:sz w:val="24"/>
+          <w:szCs w:val="24"/>
+        </w:rPr>
+        <w:t xml:space="preserve">Model performance is evaluated using multiple classification metrics, including accuracy, precision, recall, and F1-score. This is especially important in customer churn prediction, where class imbalance can make accuracy alone misleading. Recall is particularly relevant because missing customers who are likely to churn may have direct business consequences. The evaluation results are stored as artifact files after each training run, which supports traceability </w:t>
+      </w:r>
+      <w:bookmarkStart w:id="0" w:name="_GoBack"/>
+      <w:r>
+        <w:rPr>
+          <w:rFonts w:ascii="Times New Roman" w:hAnsi="Times New Roman" w:cs="Times New Roman"/>
+          <w:sz w:val="24"/>
+          <w:szCs w:val="24"/>
+        </w:rPr>
+        <w:t>and comparison across model versions.</w:t>
+      </w:r>
+    </w:p>
+    <w:p>
+      <w:pPr>
+        <w:spacing w:before="100" w:beforeAutospacing="1" w:after="100" w:afterAutospacing="1" w:line="240" w:lineRule="auto"/>
+        <w:outlineLvl w:val="1"/>
+        <w:rPr>
+          <w:rFonts w:ascii="Times New Roman" w:eastAsia="Times New Roman" w:hAnsi="Times New Roman" w:cs="Times New Roman"/>
+          <w:b/>
+          <w:bCs/>
+          <w:sz w:val="24"/>
+          <w:szCs w:val="24"/>
+        </w:rPr>
+      </w:pPr>
+      <w:r>
+        <w:rPr>
+          <w:rFonts w:ascii="Times New Roman" w:hAnsi="Times New Roman" w:cs="Times New Roman"/>
+          <w:sz w:val="24"/>
+          <w:szCs w:val="24"/>
+        </w:rPr>
+        <w:t>In the final training run, the model achieved an accuracy of 79.7%, precision of 66.1%, recall of 48.7%, and an F1-score of 56.0%. These results were considered acceptable for this project, where the primary focus was pipeline design and operationalization rather than model optimization.</w:t>
+      </w:r>
+    </w:p>
+    <w:bookmarkEnd w:id="0"/>
     <w:p>
       <w:pPr>
         <w:spacing w:before="100" w:beforeAutospacing="1" w:after="100" w:afterAutospacing="1" w:line="240" w:lineRule="auto"/>
@@ -2080,96 +2114,6 @@
           <w:sz w:val="36"/>
           <w:szCs w:val="36"/>
         </w:rPr>
-        <w:t>4.1 Evaluation</w:t>
-      </w:r>
-    </w:p>
-    <w:p>
-      <w:pPr>
-        <w:spacing w:before="100" w:beforeAutospacing="1" w:after="100" w:afterAutospacing="1" w:line="240" w:lineRule="auto"/>
-        <w:rPr>
-          <w:rFonts w:ascii="Times New Roman" w:eastAsia="Times New Roman" w:hAnsi="Times New Roman" w:cs="Times New Roman"/>
-          <w:sz w:val="24"/>
-          <w:szCs w:val="24"/>
-        </w:rPr>
-      </w:pPr>
-      <w:r>
-        <w:rPr>
-          <w:rFonts w:ascii="Times New Roman" w:eastAsia="Times New Roman" w:hAnsi="Times New Roman" w:cs="Times New Roman"/>
-          <w:sz w:val="24"/>
-          <w:szCs w:val="24"/>
-        </w:rPr>
-        <w:t>Model performance is evaluated using accuracy.</w:t>
-      </w:r>
-    </w:p>
-    <w:p>
-      <w:pPr>
-        <w:spacing w:before="100" w:beforeAutospacing="1" w:after="100" w:afterAutospacing="1" w:line="240" w:lineRule="auto"/>
-        <w:rPr>
-          <w:rFonts w:ascii="Times New Roman" w:eastAsia="Times New Roman" w:hAnsi="Times New Roman" w:cs="Times New Roman"/>
-          <w:sz w:val="24"/>
-          <w:szCs w:val="24"/>
-        </w:rPr>
-      </w:pPr>
-      <w:r>
-        <w:rPr>
-          <w:rFonts w:ascii="Times New Roman" w:hAnsi="Times New Roman" w:cs="Times New Roman"/>
-          <w:sz w:val="24"/>
-          <w:szCs w:val="24"/>
-        </w:rPr>
-        <w:t>However, accuracy alone is not enough in real-world systems. Other evaluation metrics, such as precision and recall, are also important depending on the business goal. For example, in customer churn prediction, reducing false negatives may be more important to avoid losing valuable customers.</w:t>
-      </w:r>
-    </w:p>
-    <w:p>
-      <w:pPr>
-        <w:spacing w:after="0" w:line="240" w:lineRule="auto"/>
-        <w:rPr>
-          <w:rFonts w:ascii="Times New Roman" w:eastAsia="Times New Roman" w:hAnsi="Times New Roman" w:cs="Times New Roman"/>
-          <w:sz w:val="24"/>
-          <w:szCs w:val="24"/>
-        </w:rPr>
-      </w:pPr>
-      <w:r>
-        <w:rPr>
-          <w:rFonts w:ascii="Times New Roman" w:hAnsi="Times New Roman" w:cs="Times New Roman"/>
-          <w:sz w:val="24"/>
-          <w:szCs w:val="24"/>
-        </w:rPr>
-        <w:t>Evaluation is built into the pipeline as an ongoing process rather than being handled as a separate final step. This allows the model’s performance to be checked continuously throughout the workflow, making it easier to detect issues early, maintain reliability, and ensure that the system continues to perform well as new data is introduced.</w:t>
-      </w:r>
-    </w:p>
-    <w:p>
-      <w:pPr>
-        <w:spacing w:before="100" w:beforeAutospacing="1" w:after="100" w:afterAutospacing="1" w:line="240" w:lineRule="auto"/>
-        <w:outlineLvl w:val="1"/>
-        <w:rPr>
-          <w:rFonts w:ascii="Times New Roman" w:eastAsia="Times New Roman" w:hAnsi="Times New Roman" w:cs="Times New Roman"/>
-          <w:b/>
-          <w:bCs/>
-          <w:sz w:val="36"/>
-          <w:szCs w:val="36"/>
-        </w:rPr>
-      </w:pPr>
-    </w:p>
-    <w:p>
-      <w:pPr>
-        <w:spacing w:before="100" w:beforeAutospacing="1" w:after="100" w:afterAutospacing="1" w:line="240" w:lineRule="auto"/>
-        <w:outlineLvl w:val="1"/>
-        <w:rPr>
-          <w:rFonts w:ascii="Times New Roman" w:eastAsia="Times New Roman" w:hAnsi="Times New Roman" w:cs="Times New Roman"/>
-          <w:b/>
-          <w:bCs/>
-          <w:sz w:val="36"/>
-          <w:szCs w:val="36"/>
-        </w:rPr>
-      </w:pPr>
-      <w:r>
-        <w:rPr>
-          <w:rFonts w:ascii="Times New Roman" w:eastAsia="Times New Roman" w:hAnsi="Times New Roman" w:cs="Times New Roman"/>
-          <w:b/>
-          <w:bCs/>
-          <w:sz w:val="36"/>
-          <w:szCs w:val="36"/>
-        </w:rPr>
         <w:t>4.2 Monitoring</w:t>
       </w:r>
     </w:p>
@@ -2184,65 +2128,29 @@
       </w:pPr>
       <w:r>
         <w:rPr>
-          <w:rFonts w:ascii="Times New Roman" w:eastAsia="Times New Roman" w:hAnsi="Times New Roman" w:cs="Times New Roman"/>
-          <w:sz w:val="24"/>
-          <w:szCs w:val="24"/>
-        </w:rPr>
-        <w:t>Monitoring is implemented using logging mechanisms:</w:t>
-      </w:r>
-      <w:r>
-        <w:rPr>
-          <w:rFonts w:ascii="Times New Roman" w:eastAsia="Times New Roman" w:hAnsi="Times New Roman" w:cs="Times New Roman"/>
-          <w:sz w:val="24"/>
-          <w:szCs w:val="24"/>
-        </w:rPr>
-        <w:br/>
-        <w:t>• Ingestion logs are used to record when new data is received, added, or updated in the system. This helps track changes in the dataset over time and ensures that the data pipeline is working correctly.</w:t>
-      </w:r>
-      <w:r>
-        <w:rPr>
-          <w:rFonts w:ascii="Times New Roman" w:eastAsia="Times New Roman" w:hAnsi="Times New Roman" w:cs="Times New Roman"/>
-          <w:sz w:val="24"/>
-          <w:szCs w:val="24"/>
-        </w:rPr>
-        <w:br/>
-        <w:t>• Prediction logs store the model’s input data along with the corresponding output predictions. This makes it possible to review how the model behaved for specific cases.</w:t>
-      </w:r>
-    </w:p>
-    <w:p>
-      <w:pPr>
-        <w:spacing w:before="100" w:beforeAutospacing="1" w:after="100" w:afterAutospacing="1" w:line="240" w:lineRule="auto"/>
-        <w:rPr>
-          <w:rFonts w:ascii="Times New Roman" w:eastAsia="Times New Roman" w:hAnsi="Times New Roman" w:cs="Times New Roman"/>
-          <w:sz w:val="24"/>
-          <w:szCs w:val="24"/>
-        </w:rPr>
-      </w:pPr>
-      <w:r>
-        <w:rPr>
-          <w:rFonts w:ascii="Times New Roman" w:eastAsia="Times New Roman" w:hAnsi="Times New Roman" w:cs="Times New Roman"/>
-          <w:sz w:val="24"/>
-          <w:szCs w:val="24"/>
-        </w:rPr>
-        <w:t xml:space="preserve">To support automated pipeline operation, a GitHub Actions workflow was configured to schedule the ingestion pipeline's execution. The workflow can run automatically based on a </w:t>
-      </w:r>
-      <w:proofErr w:type="spellStart"/>
-      <w:r>
-        <w:rPr>
-          <w:rFonts w:ascii="Times New Roman" w:eastAsia="Times New Roman" w:hAnsi="Times New Roman" w:cs="Times New Roman"/>
-          <w:sz w:val="24"/>
-          <w:szCs w:val="24"/>
-        </w:rPr>
-        <w:t>cron</w:t>
-      </w:r>
-      <w:proofErr w:type="spellEnd"/>
-      <w:r>
-        <w:rPr>
-          <w:rFonts w:ascii="Times New Roman" w:eastAsia="Times New Roman" w:hAnsi="Times New Roman" w:cs="Times New Roman"/>
-          <w:sz w:val="24"/>
-          <w:szCs w:val="24"/>
-        </w:rPr>
-        <w:t xml:space="preserve"> schedule or be triggered manually. This simulates how new customer data could be ingested regularly in a production environment without manual intervention.</w:t>
+          <w:rFonts w:ascii="Times New Roman" w:hAnsi="Times New Roman" w:cs="Times New Roman"/>
+          <w:sz w:val="24"/>
+          <w:szCs w:val="24"/>
+        </w:rPr>
+        <w:t>Monitoring is implemented at two levels. First, ingestion logs and prediction logs are stored to record system activity and support traceability. Second, a basic data drift detection step compares selected numerical features in historical and newly arriving data. If the relative difference exceeds a predefined threshold, the system records this in a drift report artifact. Although simplified, this demonstrates how monitoring can go beyond logging and help identify potential issues in data quality and model reliability.</w:t>
+      </w:r>
+    </w:p>
+    <w:p>
+      <w:pPr>
+        <w:spacing w:before="100" w:beforeAutospacing="1" w:after="100" w:afterAutospacing="1" w:line="240" w:lineRule="auto"/>
+        <w:rPr>
+          <w:rFonts w:ascii="Times New Roman" w:eastAsia="Times New Roman" w:hAnsi="Times New Roman" w:cs="Times New Roman"/>
+          <w:sz w:val="24"/>
+          <w:szCs w:val="24"/>
+        </w:rPr>
+      </w:pPr>
+      <w:r>
+        <w:rPr>
+          <w:rFonts w:ascii="Times New Roman" w:eastAsia="Times New Roman" w:hAnsi="Times New Roman" w:cs="Times New Roman"/>
+          <w:sz w:val="24"/>
+          <w:szCs w:val="24"/>
+        </w:rPr>
+        <w:t>To support automated pipeline operation, a GitHub Actions workflow was configured to initialize the SQLite database and execute the ingestion, preprocessing, and training pipeline automatically on a scheduled basis or through manual triggering. The workflow can also update logs and artifacts, simulating how production systems process regular customer data updates without manual intervention.</w:t>
       </w:r>
     </w:p>
     <w:p>
@@ -2302,121 +2210,21 @@
     </w:p>
     <w:p>
       <w:pPr>
-        <w:spacing w:after="0" w:line="240" w:lineRule="auto"/>
-        <w:jc w:val="center"/>
-        <w:rPr>
-          <w:rFonts w:ascii="Times New Roman" w:eastAsia="Times New Roman" w:hAnsi="Times New Roman" w:cs="Times New Roman"/>
-          <w:sz w:val="24"/>
-          <w:szCs w:val="24"/>
-        </w:rPr>
-      </w:pPr>
-      <w:r>
-        <w:rPr>
-          <w:rFonts w:ascii="Times New Roman" w:hAnsi="Times New Roman" w:cs="Times New Roman"/>
-          <w:sz w:val="24"/>
-          <w:szCs w:val="24"/>
-        </w:rPr>
-        <w:t xml:space="preserve">Figure 2: </w:t>
-      </w:r>
-      <w:r>
-        <w:rPr>
-          <w:rFonts w:ascii="Times New Roman" w:eastAsia="Times New Roman" w:hAnsi="Times New Roman" w:cs="Times New Roman"/>
-          <w:sz w:val="24"/>
-          <w:szCs w:val="24"/>
-        </w:rPr>
-        <w:t>GitHub Actions workflow</w:t>
-      </w:r>
-    </w:p>
-    <w:p>
-      <w:pPr>
-        <w:spacing w:before="100" w:beforeAutospacing="1" w:after="100" w:afterAutospacing="1" w:line="240" w:lineRule="auto"/>
-        <w:rPr>
-          <w:rFonts w:ascii="Times New Roman" w:eastAsia="Times New Roman" w:hAnsi="Times New Roman" w:cs="Times New Roman"/>
-          <w:sz w:val="24"/>
-          <w:szCs w:val="24"/>
-        </w:rPr>
-      </w:pPr>
-      <w:r>
-        <w:rPr>
-          <w:rFonts w:ascii="Times New Roman" w:eastAsia="Times New Roman" w:hAnsi="Times New Roman" w:cs="Times New Roman"/>
-          <w:sz w:val="24"/>
-          <w:szCs w:val="24"/>
-        </w:rPr>
-        <w:t>This allows:</w:t>
-      </w:r>
-      <w:r>
-        <w:rPr>
-          <w:rFonts w:ascii="Times New Roman" w:eastAsia="Times New Roman" w:hAnsi="Times New Roman" w:cs="Times New Roman"/>
-          <w:sz w:val="24"/>
-          <w:szCs w:val="24"/>
-        </w:rPr>
-        <w:br/>
-        <w:t>• Traceability of predictions, meaning each prediction can be linked back to the input data that produced it.</w:t>
-      </w:r>
-      <w:r>
-        <w:rPr>
-          <w:rFonts w:ascii="Times New Roman" w:eastAsia="Times New Roman" w:hAnsi="Times New Roman" w:cs="Times New Roman"/>
-          <w:sz w:val="24"/>
-          <w:szCs w:val="24"/>
-        </w:rPr>
-        <w:br/>
-        <w:t>• Detection of anomalies, such as unusual prediction patterns, missing values, or unexpected changes in incoming data.</w:t>
-      </w:r>
-      <w:r>
-        <w:rPr>
-          <w:rFonts w:ascii="Times New Roman" w:eastAsia="Times New Roman" w:hAnsi="Times New Roman" w:cs="Times New Roman"/>
-          <w:sz w:val="24"/>
-          <w:szCs w:val="24"/>
-        </w:rPr>
-        <w:br/>
-        <w:t>• Easier debugging of system behavior, since logs provide a clear record of what happened at each stage of the pipeline.</w:t>
-      </w:r>
-    </w:p>
-    <w:p>
-      <w:pPr>
-        <w:spacing w:before="100" w:beforeAutospacing="1" w:after="100" w:afterAutospacing="1" w:line="240" w:lineRule="auto"/>
-        <w:rPr>
-          <w:rFonts w:ascii="Times New Roman" w:eastAsia="Times New Roman" w:hAnsi="Times New Roman" w:cs="Times New Roman"/>
-          <w:sz w:val="24"/>
-          <w:szCs w:val="24"/>
-        </w:rPr>
-      </w:pPr>
-      <w:r>
-        <w:rPr>
-          <w:rFonts w:ascii="Times New Roman" w:eastAsia="Times New Roman" w:hAnsi="Times New Roman" w:cs="Times New Roman"/>
-          <w:sz w:val="24"/>
-          <w:szCs w:val="24"/>
-        </w:rPr>
-        <w:t>Future improvements:</w:t>
-      </w:r>
-      <w:r>
-        <w:rPr>
-          <w:rFonts w:ascii="Times New Roman" w:eastAsia="Times New Roman" w:hAnsi="Times New Roman" w:cs="Times New Roman"/>
-          <w:sz w:val="24"/>
-          <w:szCs w:val="24"/>
-        </w:rPr>
-        <w:br/>
-        <w:t>• Data drift detection can be added to identify changes in the pattern or distribution of incoming data over time.</w:t>
-      </w:r>
-      <w:r>
-        <w:rPr>
-          <w:rFonts w:ascii="Times New Roman" w:eastAsia="Times New Roman" w:hAnsi="Times New Roman" w:cs="Times New Roman"/>
-          <w:sz w:val="24"/>
-          <w:szCs w:val="24"/>
-        </w:rPr>
-        <w:br/>
-        <w:t>• Performance degradation alerts can be introduced to notify users when the model’s accuracy or reliability starts to decline.</w:t>
-      </w:r>
-    </w:p>
-    <w:p>
-      <w:pPr>
-        <w:spacing w:after="0" w:line="240" w:lineRule="auto"/>
-        <w:rPr>
-          <w:rFonts w:ascii="Times New Roman" w:eastAsia="Times New Roman" w:hAnsi="Times New Roman" w:cs="Times New Roman"/>
-          <w:sz w:val="24"/>
-          <w:szCs w:val="24"/>
-        </w:rPr>
-      </w:pPr>
+        <w:spacing w:before="100" w:beforeAutospacing="1" w:after="100" w:afterAutospacing="1" w:line="240" w:lineRule="auto"/>
+        <w:rPr>
+          <w:rFonts w:ascii="Times New Roman" w:hAnsi="Times New Roman" w:cs="Times New Roman"/>
+          <w:sz w:val="24"/>
+          <w:szCs w:val="24"/>
+        </w:rPr>
+      </w:pPr>
+      <w:r>
+        <w:rPr>
+          <w:rFonts w:ascii="Times New Roman" w:hAnsi="Times New Roman" w:cs="Times New Roman"/>
+          <w:sz w:val="24"/>
+          <w:szCs w:val="24"/>
+        </w:rPr>
+        <w:t>Figure 2: GitHub Actions workflow successfully executing the automated ingestion and model update pipeline.</w:t>
+      </w:r>
     </w:p>
     <w:p>
       <w:pPr>
@@ -2444,63 +2252,57 @@
     <w:p>
       <w:pPr>
         <w:spacing w:before="100" w:beforeAutospacing="1" w:after="100" w:afterAutospacing="1" w:line="240" w:lineRule="auto"/>
-        <w:rPr>
-          <w:rFonts w:ascii="Times New Roman" w:eastAsia="Times New Roman" w:hAnsi="Times New Roman" w:cs="Times New Roman"/>
-          <w:sz w:val="24"/>
-          <w:szCs w:val="24"/>
-        </w:rPr>
-      </w:pPr>
-      <w:r>
-        <w:rPr>
-          <w:rFonts w:ascii="Times New Roman" w:eastAsia="Times New Roman" w:hAnsi="Times New Roman" w:cs="Times New Roman"/>
-          <w:sz w:val="24"/>
-          <w:szCs w:val="24"/>
-        </w:rPr>
-        <w:t>Artifacts are versioned implicitly through file storage:</w:t>
-      </w:r>
-      <w:r>
-        <w:rPr>
-          <w:rFonts w:ascii="Times New Roman" w:eastAsia="Times New Roman" w:hAnsi="Times New Roman" w:cs="Times New Roman"/>
-          <w:sz w:val="24"/>
-          <w:szCs w:val="24"/>
-        </w:rPr>
-        <w:br/>
-        <w:t>• Datasets are stored in separate files, which helps preserve the original historical data and any updated versions over time.</w:t>
-      </w:r>
-      <w:r>
-        <w:rPr>
-          <w:rFonts w:ascii="Times New Roman" w:eastAsia="Times New Roman" w:hAnsi="Times New Roman" w:cs="Times New Roman"/>
-          <w:sz w:val="24"/>
-          <w:szCs w:val="24"/>
-        </w:rPr>
-        <w:br/>
-        <w:t>• Processed data files are saved after each transformation step, making it easier to track changes made during preprocessing.</w:t>
-      </w:r>
-      <w:r>
-        <w:rPr>
-          <w:rFonts w:ascii="Times New Roman" w:eastAsia="Times New Roman" w:hAnsi="Times New Roman" w:cs="Times New Roman"/>
-          <w:sz w:val="24"/>
-          <w:szCs w:val="24"/>
-        </w:rPr>
-        <w:br/>
-        <w:t>• Model files are stored whenever a new model is trained, allowing different trained versions to be kept for comparison or reuse.</w:t>
-      </w:r>
-      <w:r>
-        <w:rPr>
-          <w:rFonts w:ascii="Times New Roman" w:eastAsia="Times New Roman" w:hAnsi="Times New Roman" w:cs="Times New Roman"/>
-          <w:sz w:val="24"/>
-          <w:szCs w:val="24"/>
-        </w:rPr>
-        <w:br/>
-      </w:r>
-      <w:r>
-        <w:rPr>
-          <w:rFonts w:ascii="Times New Roman" w:eastAsia="Times New Roman" w:hAnsi="Times New Roman" w:cs="Times New Roman"/>
-          <w:sz w:val="24"/>
-          <w:szCs w:val="24"/>
-        </w:rPr>
-        <w:lastRenderedPageBreak/>
-        <w:t>• Logs are also saved as records of system activity, helping track updates, predictions, and system behavior over time.</w:t>
+        <w:outlineLvl w:val="1"/>
+        <w:rPr>
+          <w:rFonts w:ascii="Times New Roman" w:eastAsia="Times New Roman" w:hAnsi="Times New Roman" w:cs="Times New Roman"/>
+          <w:b/>
+          <w:bCs/>
+          <w:sz w:val="24"/>
+          <w:szCs w:val="24"/>
+        </w:rPr>
+      </w:pPr>
+      <w:r>
+        <w:rPr>
+          <w:rFonts w:ascii="Times New Roman" w:hAnsi="Times New Roman" w:cs="Times New Roman"/>
+          <w:sz w:val="24"/>
+          <w:szCs w:val="24"/>
+        </w:rPr>
+        <w:t xml:space="preserve">Artifact versioning is implemented using timestamp-based filenames. Each training run stores a versioned model file, feature schema, and evaluation metrics file. In addition, a separate </w:t>
+      </w:r>
+      <w:r>
+        <w:rPr>
+          <w:rStyle w:val="HTMLCode"/>
+          <w:rFonts w:ascii="Times New Roman" w:eastAsiaTheme="minorHAnsi" w:hAnsi="Times New Roman" w:cs="Times New Roman"/>
+          <w:sz w:val="24"/>
+          <w:szCs w:val="24"/>
+        </w:rPr>
+        <w:t>latest</w:t>
+      </w:r>
+      <w:r>
+        <w:rPr>
+          <w:rFonts w:ascii="Times New Roman" w:hAnsi="Times New Roman" w:cs="Times New Roman"/>
+          <w:sz w:val="24"/>
+          <w:szCs w:val="24"/>
+        </w:rPr>
+        <w:t xml:space="preserve"> version of the main artifacts is maintained for deployment and inference. This makes it possible to trace results back to a specific training run, compare model versions over time, and roll back if necessary.</w:t>
+      </w:r>
+    </w:p>
+    <w:p>
+      <w:pPr>
+        <w:spacing w:before="100" w:beforeAutospacing="1" w:after="100" w:afterAutospacing="1" w:line="240" w:lineRule="auto"/>
+        <w:rPr>
+          <w:rFonts w:ascii="Times New Roman" w:eastAsia="Times New Roman" w:hAnsi="Times New Roman" w:cs="Times New Roman"/>
+          <w:sz w:val="24"/>
+          <w:szCs w:val="24"/>
+        </w:rPr>
+      </w:pPr>
+      <w:r>
+        <w:rPr>
+          <w:rFonts w:ascii="Times New Roman" w:eastAsia="Times New Roman" w:hAnsi="Times New Roman" w:cs="Times New Roman"/>
+          <w:sz w:val="24"/>
+          <w:szCs w:val="24"/>
+        </w:rPr>
+        <w:t>GitHub also provides version control for source code, workflow configurations, and automated pipeline updates, improving traceability and collaboration.</w:t>
       </w:r>
     </w:p>
     <w:p>
@@ -2593,14 +2395,15 @@
           <w:sz w:val="24"/>
           <w:szCs w:val="24"/>
         </w:rPr>
-        <w:t>Artifacts are stored in a structured directory:</w:t>
+        <w:lastRenderedPageBreak/>
+        <w:t>Artifacts are stored in a structured directory and include:</w:t>
       </w:r>
     </w:p>
     <w:p>
       <w:pPr>
         <w:numPr>
           <w:ilvl w:val="0"/>
-          <w:numId w:val="11"/>
+          <w:numId w:val="20"/>
         </w:numPr>
         <w:spacing w:before="100" w:beforeAutospacing="1" w:after="100" w:afterAutospacing="1" w:line="240" w:lineRule="auto"/>
         <w:rPr>
@@ -2615,14 +2418,14 @@
           <w:sz w:val="24"/>
           <w:szCs w:val="24"/>
         </w:rPr>
-        <w:t xml:space="preserve">raw data (historical, new) </w:t>
+        <w:t xml:space="preserve">raw data (historical and incoming) </w:t>
       </w:r>
     </w:p>
     <w:p>
       <w:pPr>
         <w:numPr>
           <w:ilvl w:val="0"/>
-          <w:numId w:val="11"/>
+          <w:numId w:val="20"/>
         </w:numPr>
         <w:spacing w:before="100" w:beforeAutospacing="1" w:after="100" w:afterAutospacing="1" w:line="240" w:lineRule="auto"/>
         <w:rPr>
@@ -2644,7 +2447,7 @@
       <w:pPr>
         <w:numPr>
           <w:ilvl w:val="0"/>
-          <w:numId w:val="11"/>
+          <w:numId w:val="20"/>
         </w:numPr>
         <w:spacing w:before="100" w:beforeAutospacing="1" w:after="100" w:afterAutospacing="1" w:line="240" w:lineRule="auto"/>
         <w:rPr>
@@ -2659,16 +2462,16 @@
           <w:sz w:val="24"/>
           <w:szCs w:val="24"/>
         </w:rPr>
-        <w:t>trained model (</w:t>
+        <w:t>trained model artifacts (</w:t>
       </w:r>
       <w:proofErr w:type="spellStart"/>
       <w:r>
         <w:rPr>
-          <w:rFonts w:ascii="Times New Roman" w:eastAsia="Times New Roman" w:hAnsi="Times New Roman" w:cs="Times New Roman"/>
-          <w:sz w:val="24"/>
-          <w:szCs w:val="24"/>
-        </w:rPr>
-        <w:t>model.pkl</w:t>
+          <w:rFonts w:ascii="Courier New" w:eastAsia="Times New Roman" w:hAnsi="Courier New" w:cs="Courier New"/>
+          <w:sz w:val="20"/>
+          <w:szCs w:val="20"/>
+        </w:rPr>
+        <w:t>model_latest.pkl</w:t>
       </w:r>
       <w:proofErr w:type="spellEnd"/>
       <w:r>
@@ -2677,14 +2480,14 @@
           <w:sz w:val="24"/>
           <w:szCs w:val="24"/>
         </w:rPr>
-        <w:t xml:space="preserve">) </w:t>
+        <w:t xml:space="preserve"> and timestamped model files) </w:t>
       </w:r>
     </w:p>
     <w:p>
       <w:pPr>
         <w:numPr>
           <w:ilvl w:val="0"/>
-          <w:numId w:val="11"/>
+          <w:numId w:val="20"/>
         </w:numPr>
         <w:spacing w:before="100" w:beforeAutospacing="1" w:after="100" w:afterAutospacing="1" w:line="240" w:lineRule="auto"/>
         <w:rPr>
@@ -2699,16 +2502,16 @@
           <w:sz w:val="24"/>
           <w:szCs w:val="24"/>
         </w:rPr>
-        <w:t>feature schema (</w:t>
+        <w:t>feature schema artifacts (</w:t>
       </w:r>
       <w:proofErr w:type="spellStart"/>
       <w:r>
         <w:rPr>
-          <w:rFonts w:ascii="Times New Roman" w:eastAsia="Times New Roman" w:hAnsi="Times New Roman" w:cs="Times New Roman"/>
-          <w:sz w:val="24"/>
-          <w:szCs w:val="24"/>
-        </w:rPr>
-        <w:t>columns.pkl</w:t>
+          <w:rFonts w:ascii="Courier New" w:eastAsia="Times New Roman" w:hAnsi="Courier New" w:cs="Courier New"/>
+          <w:sz w:val="20"/>
+          <w:szCs w:val="20"/>
+        </w:rPr>
+        <w:t>columns_latest.pkl</w:t>
       </w:r>
       <w:proofErr w:type="spellEnd"/>
       <w:r>
@@ -2717,14 +2520,14 @@
           <w:sz w:val="24"/>
           <w:szCs w:val="24"/>
         </w:rPr>
-        <w:t xml:space="preserve">) </w:t>
+        <w:t xml:space="preserve"> and timestamped schema files) </w:t>
       </w:r>
     </w:p>
     <w:p>
       <w:pPr>
         <w:numPr>
           <w:ilvl w:val="0"/>
-          <w:numId w:val="11"/>
+          <w:numId w:val="20"/>
         </w:numPr>
         <w:spacing w:before="100" w:beforeAutospacing="1" w:after="100" w:afterAutospacing="1" w:line="240" w:lineRule="auto"/>
         <w:rPr>
@@ -2739,14 +2542,42 @@
           <w:sz w:val="24"/>
           <w:szCs w:val="24"/>
         </w:rPr>
-        <w:t xml:space="preserve">evaluation metrics </w:t>
+        <w:t>evaluation metrics (</w:t>
+      </w:r>
+      <w:proofErr w:type="spellStart"/>
+      <w:r>
+        <w:rPr>
+          <w:rFonts w:ascii="Courier New" w:eastAsia="Times New Roman" w:hAnsi="Courier New" w:cs="Courier New"/>
+          <w:sz w:val="20"/>
+          <w:szCs w:val="20"/>
+        </w:rPr>
+        <w:t>metrics_</w:t>
+      </w:r>
+      <w:proofErr w:type="gramStart"/>
+      <w:r>
+        <w:rPr>
+          <w:rFonts w:ascii="Courier New" w:eastAsia="Times New Roman" w:hAnsi="Courier New" w:cs="Courier New"/>
+          <w:sz w:val="20"/>
+          <w:szCs w:val="20"/>
+        </w:rPr>
+        <w:t>latest.json</w:t>
+      </w:r>
+      <w:proofErr w:type="spellEnd"/>
+      <w:proofErr w:type="gramEnd"/>
+      <w:r>
+        <w:rPr>
+          <w:rFonts w:ascii="Times New Roman" w:eastAsia="Times New Roman" w:hAnsi="Times New Roman" w:cs="Times New Roman"/>
+          <w:sz w:val="24"/>
+          <w:szCs w:val="24"/>
+        </w:rPr>
+        <w:t xml:space="preserve"> and timestamped metrics files) </w:t>
       </w:r>
     </w:p>
     <w:p>
       <w:pPr>
         <w:numPr>
           <w:ilvl w:val="0"/>
-          <w:numId w:val="11"/>
+          <w:numId w:val="20"/>
         </w:numPr>
         <w:spacing w:before="100" w:beforeAutospacing="1" w:after="100" w:afterAutospacing="1" w:line="240" w:lineRule="auto"/>
         <w:rPr>
@@ -2761,26 +2592,62 @@
           <w:sz w:val="24"/>
           <w:szCs w:val="24"/>
         </w:rPr>
-        <w:t xml:space="preserve">logs </w:t>
-      </w:r>
-    </w:p>
-    <w:p>
-      <w:pPr>
-        <w:spacing w:before="100" w:beforeAutospacing="1" w:after="100" w:afterAutospacing="1" w:line="240" w:lineRule="auto"/>
-        <w:rPr>
-          <w:rFonts w:ascii="Times New Roman" w:eastAsia="Times New Roman" w:hAnsi="Times New Roman" w:cs="Times New Roman"/>
-          <w:sz w:val="24"/>
-          <w:szCs w:val="24"/>
-        </w:rPr>
-      </w:pPr>
-      <w:r>
-        <w:rPr>
-          <w:rFonts w:ascii="Times New Roman" w:eastAsia="Times New Roman" w:hAnsi="Times New Roman" w:cs="Times New Roman"/>
-          <w:sz w:val="24"/>
-          <w:szCs w:val="24"/>
-        </w:rPr>
-        <w:t>Why important:</w:t>
-      </w:r>
+        <w:t xml:space="preserve">ingestion logs </w:t>
+      </w:r>
+    </w:p>
+    <w:p>
+      <w:pPr>
+        <w:numPr>
+          <w:ilvl w:val="0"/>
+          <w:numId w:val="20"/>
+        </w:numPr>
+        <w:spacing w:before="100" w:beforeAutospacing="1" w:after="100" w:afterAutospacing="1" w:line="240" w:lineRule="auto"/>
+        <w:rPr>
+          <w:rFonts w:ascii="Times New Roman" w:eastAsia="Times New Roman" w:hAnsi="Times New Roman" w:cs="Times New Roman"/>
+          <w:sz w:val="24"/>
+          <w:szCs w:val="24"/>
+        </w:rPr>
+      </w:pPr>
+      <w:r>
+        <w:rPr>
+          <w:rFonts w:ascii="Times New Roman" w:eastAsia="Times New Roman" w:hAnsi="Times New Roman" w:cs="Times New Roman"/>
+          <w:sz w:val="24"/>
+          <w:szCs w:val="24"/>
+        </w:rPr>
+        <w:t xml:space="preserve">prediction logs </w:t>
+      </w:r>
+    </w:p>
+    <w:p>
+      <w:pPr>
+        <w:numPr>
+          <w:ilvl w:val="0"/>
+          <w:numId w:val="20"/>
+        </w:numPr>
+        <w:spacing w:before="100" w:beforeAutospacing="1" w:after="100" w:afterAutospacing="1" w:line="240" w:lineRule="auto"/>
+        <w:rPr>
+          <w:rFonts w:ascii="Times New Roman" w:eastAsia="Times New Roman" w:hAnsi="Times New Roman" w:cs="Times New Roman"/>
+          <w:sz w:val="24"/>
+          <w:szCs w:val="24"/>
+        </w:rPr>
+      </w:pPr>
+      <w:r>
+        <w:rPr>
+          <w:rFonts w:ascii="Times New Roman" w:eastAsia="Times New Roman" w:hAnsi="Times New Roman" w:cs="Times New Roman"/>
+          <w:sz w:val="24"/>
+          <w:szCs w:val="24"/>
+        </w:rPr>
+        <w:t>drift report artifacts</w:t>
+      </w:r>
+    </w:p>
+    <w:p>
+      <w:pPr>
+        <w:spacing w:before="100" w:beforeAutospacing="1" w:after="100" w:afterAutospacing="1" w:line="240" w:lineRule="auto"/>
+        <w:rPr>
+          <w:rFonts w:ascii="Times New Roman" w:eastAsia="Times New Roman" w:hAnsi="Times New Roman" w:cs="Times New Roman"/>
+          <w:sz w:val="24"/>
+          <w:szCs w:val="24"/>
+        </w:rPr>
+      </w:pPr>
       <w:r>
         <w:rPr>
           <w:rFonts w:ascii="Times New Roman" w:eastAsia="Times New Roman" w:hAnsi="Times New Roman" w:cs="Times New Roman"/>
@@ -2921,24 +2788,6 @@
           <w:szCs w:val="24"/>
         </w:rPr>
         <w:t>The model is deployed using FastAPI, exposing a /predict endpoint.</w:t>
-      </w:r>
-    </w:p>
-    <w:p>
-      <w:pPr>
-        <w:spacing w:before="100" w:beforeAutospacing="1" w:after="100" w:afterAutospacing="1" w:line="240" w:lineRule="auto"/>
-        <w:rPr>
-          <w:rFonts w:ascii="Times New Roman" w:eastAsia="Times New Roman" w:hAnsi="Times New Roman" w:cs="Times New Roman"/>
-          <w:sz w:val="24"/>
-          <w:szCs w:val="24"/>
-        </w:rPr>
-      </w:pPr>
-      <w:r>
-        <w:rPr>
-          <w:rFonts w:ascii="Times New Roman" w:eastAsia="Times New Roman" w:hAnsi="Times New Roman" w:cs="Times New Roman"/>
-          <w:sz w:val="24"/>
-          <w:szCs w:val="24"/>
-        </w:rPr>
-        <w:t>Why FastAPI:</w:t>
       </w:r>
     </w:p>
     <w:p>
@@ -3361,9 +3210,19 @@
     </w:p>
     <w:p>
       <w:pPr>
-        <w:pStyle w:val="NormalWeb"/>
-      </w:pPr>
-      <w:r>
+        <w:spacing w:before="100" w:beforeAutospacing="1" w:after="100" w:afterAutospacing="1" w:line="240" w:lineRule="auto"/>
+        <w:rPr>
+          <w:rFonts w:ascii="Times New Roman" w:eastAsia="Times New Roman" w:hAnsi="Times New Roman" w:cs="Times New Roman"/>
+          <w:sz w:val="24"/>
+          <w:szCs w:val="24"/>
+        </w:rPr>
+      </w:pPr>
+      <w:r>
+        <w:rPr>
+          <w:rFonts w:ascii="Times New Roman" w:eastAsia="Times New Roman" w:hAnsi="Times New Roman" w:cs="Times New Roman"/>
+          <w:sz w:val="24"/>
+          <w:szCs w:val="24"/>
+        </w:rPr>
         <w:t>The system supports:</w:t>
       </w:r>
     </w:p>
@@ -3371,77 +3230,88 @@
       <w:pPr>
         <w:numPr>
           <w:ilvl w:val="0"/>
-          <w:numId w:val="19"/>
+          <w:numId w:val="21"/>
         </w:numPr>
         <w:spacing w:before="100" w:beforeAutospacing="1" w:after="100" w:afterAutospacing="1" w:line="240" w:lineRule="auto"/>
         <w:rPr>
-          <w:rFonts w:ascii="Times New Roman" w:hAnsi="Times New Roman" w:cs="Times New Roman"/>
-        </w:rPr>
-      </w:pPr>
-      <w:r>
-        <w:rPr>
-          <w:rFonts w:ascii="Times New Roman" w:hAnsi="Times New Roman" w:cs="Times New Roman"/>
-        </w:rPr>
-        <w:t xml:space="preserve">on-demand predictions through the FastAPI API, </w:t>
+          <w:rFonts w:ascii="Times New Roman" w:eastAsia="Times New Roman" w:hAnsi="Times New Roman" w:cs="Times New Roman"/>
+          <w:sz w:val="24"/>
+          <w:szCs w:val="24"/>
+        </w:rPr>
+      </w:pPr>
+      <w:r>
+        <w:rPr>
+          <w:rFonts w:ascii="Times New Roman" w:eastAsia="Times New Roman" w:hAnsi="Times New Roman" w:cs="Times New Roman"/>
+          <w:sz w:val="24"/>
+          <w:szCs w:val="24"/>
+        </w:rPr>
+        <w:t xml:space="preserve">on-demand predictions through the FastAPI API </w:t>
       </w:r>
     </w:p>
     <w:p>
       <w:pPr>
         <w:numPr>
           <w:ilvl w:val="0"/>
-          <w:numId w:val="19"/>
+          <w:numId w:val="21"/>
         </w:numPr>
         <w:spacing w:before="100" w:beforeAutospacing="1" w:after="100" w:afterAutospacing="1" w:line="240" w:lineRule="auto"/>
         <w:rPr>
-          <w:rFonts w:ascii="Times New Roman" w:hAnsi="Times New Roman" w:cs="Times New Roman"/>
-        </w:rPr>
-      </w:pPr>
-      <w:r>
-        <w:rPr>
-          <w:rFonts w:ascii="Times New Roman" w:hAnsi="Times New Roman" w:cs="Times New Roman"/>
-        </w:rPr>
-        <w:t xml:space="preserve">interactive user predictions through the Streamlit frontend, </w:t>
+          <w:rFonts w:ascii="Times New Roman" w:eastAsia="Times New Roman" w:hAnsi="Times New Roman" w:cs="Times New Roman"/>
+          <w:sz w:val="24"/>
+          <w:szCs w:val="24"/>
+        </w:rPr>
+      </w:pPr>
+      <w:r>
+        <w:rPr>
+          <w:rFonts w:ascii="Times New Roman" w:eastAsia="Times New Roman" w:hAnsi="Times New Roman" w:cs="Times New Roman"/>
+          <w:sz w:val="24"/>
+          <w:szCs w:val="24"/>
+        </w:rPr>
+        <w:t xml:space="preserve">interactive user predictions through the Streamlit frontend </w:t>
       </w:r>
     </w:p>
     <w:p>
       <w:pPr>
         <w:numPr>
           <w:ilvl w:val="0"/>
-          <w:numId w:val="19"/>
+          <w:numId w:val="21"/>
         </w:numPr>
         <w:spacing w:before="100" w:beforeAutospacing="1" w:after="100" w:afterAutospacing="1" w:line="240" w:lineRule="auto"/>
         <w:rPr>
-          <w:rFonts w:ascii="Times New Roman" w:hAnsi="Times New Roman" w:cs="Times New Roman"/>
-        </w:rPr>
-      </w:pPr>
-      <w:r>
-        <w:rPr>
-          <w:rFonts w:ascii="Times New Roman" w:hAnsi="Times New Roman" w:cs="Times New Roman"/>
-        </w:rPr>
-        <w:t>continuous execution through Docker container deployment.</w:t>
-      </w:r>
-    </w:p>
-    <w:p>
-      <w:pPr>
-        <w:rPr>
-          <w:rFonts w:ascii="Times New Roman" w:eastAsia="Times New Roman" w:hAnsi="Times New Roman" w:cs="Times New Roman"/>
-          <w:b/>
-          <w:bCs/>
-          <w:kern w:val="36"/>
-          <w:sz w:val="44"/>
-          <w:szCs w:val="44"/>
-        </w:rPr>
-      </w:pPr>
-      <w:r>
-        <w:rPr>
-          <w:rFonts w:ascii="Times New Roman" w:eastAsia="Times New Roman" w:hAnsi="Times New Roman" w:cs="Times New Roman"/>
-          <w:b/>
-          <w:bCs/>
-          <w:kern w:val="36"/>
-          <w:sz w:val="44"/>
-          <w:szCs w:val="44"/>
-        </w:rPr>
-        <w:br w:type="page"/>
+          <w:rFonts w:ascii="Times New Roman" w:eastAsia="Times New Roman" w:hAnsi="Times New Roman" w:cs="Times New Roman"/>
+          <w:sz w:val="24"/>
+          <w:szCs w:val="24"/>
+        </w:rPr>
+      </w:pPr>
+      <w:r>
+        <w:rPr>
+          <w:rFonts w:ascii="Times New Roman" w:eastAsia="Times New Roman" w:hAnsi="Times New Roman" w:cs="Times New Roman"/>
+          <w:sz w:val="24"/>
+          <w:szCs w:val="24"/>
+        </w:rPr>
+        <w:t xml:space="preserve">automated pipeline execution through GitHub Actions </w:t>
+      </w:r>
+    </w:p>
+    <w:p>
+      <w:pPr>
+        <w:numPr>
+          <w:ilvl w:val="0"/>
+          <w:numId w:val="21"/>
+        </w:numPr>
+        <w:spacing w:before="100" w:beforeAutospacing="1" w:after="100" w:afterAutospacing="1" w:line="240" w:lineRule="auto"/>
+        <w:rPr>
+          <w:rFonts w:ascii="Times New Roman" w:eastAsia="Times New Roman" w:hAnsi="Times New Roman" w:cs="Times New Roman"/>
+          <w:sz w:val="24"/>
+          <w:szCs w:val="24"/>
+        </w:rPr>
+      </w:pPr>
+      <w:r>
+        <w:rPr>
+          <w:rFonts w:ascii="Times New Roman" w:eastAsia="Times New Roman" w:hAnsi="Times New Roman" w:cs="Times New Roman"/>
+          <w:sz w:val="24"/>
+          <w:szCs w:val="24"/>
+        </w:rPr>
+        <w:t>containerized deployment through Docker</w:t>
       </w:r>
     </w:p>
     <w:p>
@@ -3778,8 +3648,6 @@
           <w:szCs w:val="44"/>
         </w:rPr>
       </w:pPr>
-      <w:bookmarkStart w:id="0" w:name="_GoBack"/>
-      <w:bookmarkEnd w:id="0"/>
       <w:r>
         <w:rPr>
           <w:rFonts w:ascii="Times New Roman" w:eastAsia="Times New Roman" w:hAnsi="Times New Roman" w:cs="Times New Roman"/>
@@ -3852,7 +3720,51 @@
           <w:sz w:val="24"/>
           <w:szCs w:val="24"/>
         </w:rPr>
-        <w:t>The design reflects real-world machine learning systems, where reproducibility, scalability, and maintainability are more important than model accuracy alone.</w:t>
+        <w:t xml:space="preserve">The design reflects real-world machine learning systems, where reproducibility, scalability, and maintainability are more </w:t>
+      </w:r>
+      <w:r>
+        <w:rPr>
+          <w:rFonts w:ascii="Times New Roman" w:eastAsia="Times New Roman" w:hAnsi="Times New Roman" w:cs="Times New Roman"/>
+          <w:sz w:val="24"/>
+          <w:szCs w:val="24"/>
+        </w:rPr>
+        <w:t>important than model accuracy alone.</w:t>
+      </w:r>
+    </w:p>
+    <w:p>
+      <w:pPr>
+        <w:spacing w:before="100" w:beforeAutospacing="1" w:after="100" w:afterAutospacing="1" w:line="240" w:lineRule="auto"/>
+        <w:rPr>
+          <w:rFonts w:ascii="Times New Roman" w:eastAsia="Times New Roman" w:hAnsi="Times New Roman" w:cs="Times New Roman"/>
+          <w:sz w:val="24"/>
+          <w:szCs w:val="24"/>
+        </w:rPr>
+      </w:pPr>
+      <w:r>
+        <w:rPr>
+          <w:rFonts w:ascii="Times New Roman" w:eastAsia="Times New Roman" w:hAnsi="Times New Roman" w:cs="Times New Roman"/>
+          <w:sz w:val="24"/>
+          <w:szCs w:val="24"/>
+        </w:rPr>
+        <w:t>The integration of SQLite for structured storage and GitHub Actions for scheduled pipeline execution further improved the realism of the system by simulating production-style live customer data updates.</w:t>
+      </w:r>
+    </w:p>
+    <w:p>
+      <w:pPr>
+        <w:spacing w:before="100" w:beforeAutospacing="1" w:after="100" w:afterAutospacing="1" w:line="240" w:lineRule="auto"/>
+        <w:rPr>
+          <w:rFonts w:ascii="Times New Roman" w:eastAsia="Times New Roman" w:hAnsi="Times New Roman" w:cs="Times New Roman"/>
+          <w:sz w:val="24"/>
+          <w:szCs w:val="24"/>
+        </w:rPr>
+      </w:pPr>
+      <w:r>
+        <w:rPr>
+          <w:rFonts w:ascii="Times New Roman" w:hAnsi="Times New Roman" w:cs="Times New Roman"/>
+          <w:sz w:val="24"/>
+          <w:szCs w:val="24"/>
+        </w:rPr>
+        <w:t>The final system also includes versioned artifacts, extended evaluation metrics, and a basic drift monitoring step, which further strengthens its reproducibility and production-like behavior.</w:t>
       </w:r>
     </w:p>
     <w:p>
@@ -3865,19 +3777,12 @@
           <w:szCs w:val="36"/>
         </w:rPr>
       </w:pPr>
-      <w:r>
-        <w:rPr>
-          <w:rFonts w:ascii="Times New Roman" w:hAnsi="Times New Roman" w:cs="Times New Roman"/>
-        </w:rPr>
-        <w:br w:type="page"/>
-      </w:r>
     </w:p>
     <w:p>
       <w:pPr>
         <w:pStyle w:val="Heading2"/>
       </w:pPr>
       <w:r>
-        <w:lastRenderedPageBreak/>
         <w:t>References</w:t>
       </w:r>
     </w:p>
@@ -3992,6 +3897,155 @@
 <file path=word/numbering.xml><?xml version="1.0" encoding="utf-8"?>
 <w:numbering xmlns:wpc="http://schemas.microsoft.com/office/word/2010/wordprocessingCanvas" xmlns:cx="http://schemas.microsoft.com/office/drawing/2014/chartex" xmlns:mc="http://schemas.openxmlformats.org/markup-compatibility/2006" xmlns:o="urn:schemas-microsoft-com:office:office" xmlns:r="http://schemas.openxmlformats.org/officeDocument/2006/relationships" xmlns:m="http://schemas.openxmlformats.org/officeDocument/2006/math" xmlns:v="urn:schemas-microsoft-com:vml" xmlns:wp14="http://schemas.microsoft.com/office/word/2010/wordprocessingDrawing" xmlns:wp="http://schemas.openxmlformats.org/drawingml/2006/wordprocessingDrawing" xmlns:w10="urn:schemas-microsoft-com:office:word" xmlns:w="http://schemas.openxmlformats.org/wordprocessingml/2006/main" xmlns:w14="http://schemas.microsoft.com/office/word/2010/wordml" xmlns:w15="http://schemas.microsoft.com/office/word/2012/wordml" xmlns:w16se="http://schemas.microsoft.com/office/word/2015/wordml/symex" xmlns:wpg="http://schemas.microsoft.com/office/word/2010/wordprocessingGroup" xmlns:wpi="http://schemas.microsoft.com/office/word/2010/wordprocessingInk" xmlns:wne="http://schemas.microsoft.com/office/word/2006/wordml" xmlns:wps="http://schemas.microsoft.com/office/word/2010/wordprocessingShape" mc:Ignorable="w14 w15 w16se wp14">
   <w:abstractNum w:abstractNumId="0" w15:restartNumberingAfterBreak="0">
+    <w:nsid w:val="00DB735C"/>
+    <w:multiLevelType w:val="multilevel"/>
+    <w:tmpl w:val="A47CC69A"/>
+    <w:lvl w:ilvl="0">
+      <w:start w:val="1"/>
+      <w:numFmt w:val="bullet"/>
+      <w:lvlText w:val=""/>
+      <w:lvlJc w:val="left"/>
+      <w:pPr>
+        <w:tabs>
+          <w:tab w:val="num" w:pos="720"/>
+        </w:tabs>
+        <w:ind w:left="720" w:hanging="360"/>
+      </w:pPr>
+      <w:rPr>
+        <w:rFonts w:ascii="Symbol" w:hAnsi="Symbol" w:hint="default"/>
+        <w:sz w:val="20"/>
+      </w:rPr>
+    </w:lvl>
+    <w:lvl w:ilvl="1" w:tentative="1">
+      <w:start w:val="1"/>
+      <w:numFmt w:val="bullet"/>
+      <w:lvlText w:val="o"/>
+      <w:lvlJc w:val="left"/>
+      <w:pPr>
+        <w:tabs>
+          <w:tab w:val="num" w:pos="1440"/>
+        </w:tabs>
+        <w:ind w:left="1440" w:hanging="360"/>
+      </w:pPr>
+      <w:rPr>
+        <w:rFonts w:ascii="Courier New" w:hAnsi="Courier New" w:hint="default"/>
+        <w:sz w:val="20"/>
+      </w:rPr>
+    </w:lvl>
+    <w:lvl w:ilvl="2" w:tentative="1">
+      <w:start w:val="1"/>
+      <w:numFmt w:val="bullet"/>
+      <w:lvlText w:val=""/>
+      <w:lvlJc w:val="left"/>
+      <w:pPr>
+        <w:tabs>
+          <w:tab w:val="num" w:pos="2160"/>
+        </w:tabs>
+        <w:ind w:left="2160" w:hanging="360"/>
+      </w:pPr>
+      <w:rPr>
+        <w:rFonts w:ascii="Wingdings" w:hAnsi="Wingdings" w:hint="default"/>
+        <w:sz w:val="20"/>
+      </w:rPr>
+    </w:lvl>
+    <w:lvl w:ilvl="3" w:tentative="1">
+      <w:start w:val="1"/>
+      <w:numFmt w:val="bullet"/>
+      <w:lvlText w:val=""/>
+      <w:lvlJc w:val="left"/>
+      <w:pPr>
+        <w:tabs>
+          <w:tab w:val="num" w:pos="2880"/>
+        </w:tabs>
+        <w:ind w:left="2880" w:hanging="360"/>
+      </w:pPr>
+      <w:rPr>
+        <w:rFonts w:ascii="Wingdings" w:hAnsi="Wingdings" w:hint="default"/>
+        <w:sz w:val="20"/>
+      </w:rPr>
+    </w:lvl>
+    <w:lvl w:ilvl="4" w:tentative="1">
+      <w:start w:val="1"/>
+      <w:numFmt w:val="bullet"/>
+      <w:lvlText w:val=""/>
+      <w:lvlJc w:val="left"/>
+      <w:pPr>
+        <w:tabs>
+          <w:tab w:val="num" w:pos="3600"/>
+        </w:tabs>
+        <w:ind w:left="3600" w:hanging="360"/>
+      </w:pPr>
+      <w:rPr>
+        <w:rFonts w:ascii="Wingdings" w:hAnsi="Wingdings" w:hint="default"/>
+        <w:sz w:val="20"/>
+      </w:rPr>
+    </w:lvl>
+    <w:lvl w:ilvl="5" w:tentative="1">
+      <w:start w:val="1"/>
+      <w:numFmt w:val="bullet"/>
+      <w:lvlText w:val=""/>
+      <w:lvlJc w:val="left"/>
+      <w:pPr>
+        <w:tabs>
+          <w:tab w:val="num" w:pos="4320"/>
+        </w:tabs>
+        <w:ind w:left="4320" w:hanging="360"/>
+      </w:pPr>
+      <w:rPr>
+        <w:rFonts w:ascii="Wingdings" w:hAnsi="Wingdings" w:hint="default"/>
+        <w:sz w:val="20"/>
+      </w:rPr>
+    </w:lvl>
+    <w:lvl w:ilvl="6" w:tentative="1">
+      <w:start w:val="1"/>
+      <w:numFmt w:val="bullet"/>
+      <w:lvlText w:val=""/>
+      <w:lvlJc w:val="left"/>
+      <w:pPr>
+        <w:tabs>
+          <w:tab w:val="num" w:pos="5040"/>
+        </w:tabs>
+        <w:ind w:left="5040" w:hanging="360"/>
+      </w:pPr>
+      <w:rPr>
+        <w:rFonts w:ascii="Wingdings" w:hAnsi="Wingdings" w:hint="default"/>
+        <w:sz w:val="20"/>
+      </w:rPr>
+    </w:lvl>
+    <w:lvl w:ilvl="7" w:tentative="1">
+      <w:start w:val="1"/>
+      <w:numFmt w:val="bullet"/>
+      <w:lvlText w:val=""/>
+      <w:lvlJc w:val="left"/>
+      <w:pPr>
+        <w:tabs>
+          <w:tab w:val="num" w:pos="5760"/>
+        </w:tabs>
+        <w:ind w:left="5760" w:hanging="360"/>
+      </w:pPr>
+      <w:rPr>
+        <w:rFonts w:ascii="Wingdings" w:hAnsi="Wingdings" w:hint="default"/>
+        <w:sz w:val="20"/>
+      </w:rPr>
+    </w:lvl>
+    <w:lvl w:ilvl="8" w:tentative="1">
+      <w:start w:val="1"/>
+      <w:numFmt w:val="bullet"/>
+      <w:lvlText w:val=""/>
+      <w:lvlJc w:val="left"/>
+      <w:pPr>
+        <w:tabs>
+          <w:tab w:val="num" w:pos="6480"/>
+        </w:tabs>
+        <w:ind w:left="6480" w:hanging="360"/>
+      </w:pPr>
+      <w:rPr>
+        <w:rFonts w:ascii="Wingdings" w:hAnsi="Wingdings" w:hint="default"/>
+        <w:sz w:val="20"/>
+      </w:rPr>
+    </w:lvl>
+  </w:abstractNum>
+  <w:abstractNum w:abstractNumId="1" w15:restartNumberingAfterBreak="0">
     <w:nsid w:val="14C16367"/>
     <w:multiLevelType w:val="multilevel"/>
     <w:tmpl w:val="7876B038"/>
@@ -4140,7 +4194,7 @@
       </w:rPr>
     </w:lvl>
   </w:abstractNum>
-  <w:abstractNum w:abstractNumId="1" w15:restartNumberingAfterBreak="0">
+  <w:abstractNum w:abstractNumId="2" w15:restartNumberingAfterBreak="0">
     <w:nsid w:val="212534AF"/>
     <w:multiLevelType w:val="multilevel"/>
     <w:tmpl w:val="93189F00"/>
@@ -4289,7 +4343,7 @@
       </w:rPr>
     </w:lvl>
   </w:abstractNum>
-  <w:abstractNum w:abstractNumId="2" w15:restartNumberingAfterBreak="0">
+  <w:abstractNum w:abstractNumId="3" w15:restartNumberingAfterBreak="0">
     <w:nsid w:val="24103647"/>
     <w:multiLevelType w:val="multilevel"/>
     <w:tmpl w:val="E022F804"/>
@@ -4438,7 +4492,7 @@
       </w:rPr>
     </w:lvl>
   </w:abstractNum>
-  <w:abstractNum w:abstractNumId="3" w15:restartNumberingAfterBreak="0">
+  <w:abstractNum w:abstractNumId="4" w15:restartNumberingAfterBreak="0">
     <w:nsid w:val="2C590E6D"/>
     <w:multiLevelType w:val="multilevel"/>
     <w:tmpl w:val="4F98D114"/>
@@ -4587,7 +4641,7 @@
       </w:rPr>
     </w:lvl>
   </w:abstractNum>
-  <w:abstractNum w:abstractNumId="4" w15:restartNumberingAfterBreak="0">
+  <w:abstractNum w:abstractNumId="5" w15:restartNumberingAfterBreak="0">
     <w:nsid w:val="34974E25"/>
     <w:multiLevelType w:val="multilevel"/>
     <w:tmpl w:val="3948E9CA"/>
@@ -4736,7 +4790,7 @@
       </w:rPr>
     </w:lvl>
   </w:abstractNum>
-  <w:abstractNum w:abstractNumId="5" w15:restartNumberingAfterBreak="0">
+  <w:abstractNum w:abstractNumId="6" w15:restartNumberingAfterBreak="0">
     <w:nsid w:val="3658093A"/>
     <w:multiLevelType w:val="multilevel"/>
     <w:tmpl w:val="3B221B2A"/>
@@ -4885,7 +4939,7 @@
       </w:rPr>
     </w:lvl>
   </w:abstractNum>
-  <w:abstractNum w:abstractNumId="6" w15:restartNumberingAfterBreak="0">
+  <w:abstractNum w:abstractNumId="7" w15:restartNumberingAfterBreak="0">
     <w:nsid w:val="38C061F3"/>
     <w:multiLevelType w:val="multilevel"/>
     <w:tmpl w:val="D04C7876"/>
@@ -5034,7 +5088,7 @@
       </w:rPr>
     </w:lvl>
   </w:abstractNum>
-  <w:abstractNum w:abstractNumId="7" w15:restartNumberingAfterBreak="0">
+  <w:abstractNum w:abstractNumId="8" w15:restartNumberingAfterBreak="0">
     <w:nsid w:val="39D01854"/>
     <w:multiLevelType w:val="multilevel"/>
     <w:tmpl w:val="EEDE5FC8"/>
@@ -5183,7 +5237,7 @@
       </w:rPr>
     </w:lvl>
   </w:abstractNum>
-  <w:abstractNum w:abstractNumId="8" w15:restartNumberingAfterBreak="0">
+  <w:abstractNum w:abstractNumId="9" w15:restartNumberingAfterBreak="0">
     <w:nsid w:val="3F2D5240"/>
     <w:multiLevelType w:val="multilevel"/>
     <w:tmpl w:val="38B84D42"/>
@@ -5332,7 +5386,7 @@
       </w:rPr>
     </w:lvl>
   </w:abstractNum>
-  <w:abstractNum w:abstractNumId="9" w15:restartNumberingAfterBreak="0">
+  <w:abstractNum w:abstractNumId="10" w15:restartNumberingAfterBreak="0">
     <w:nsid w:val="4A210C01"/>
     <w:multiLevelType w:val="multilevel"/>
     <w:tmpl w:val="85A0DB5C"/>
@@ -5481,7 +5535,7 @@
       </w:rPr>
     </w:lvl>
   </w:abstractNum>
-  <w:abstractNum w:abstractNumId="10" w15:restartNumberingAfterBreak="0">
+  <w:abstractNum w:abstractNumId="11" w15:restartNumberingAfterBreak="0">
     <w:nsid w:val="52F83168"/>
     <w:multiLevelType w:val="multilevel"/>
     <w:tmpl w:val="2B34B9F4"/>
@@ -5630,7 +5684,7 @@
       </w:rPr>
     </w:lvl>
   </w:abstractNum>
-  <w:abstractNum w:abstractNumId="11" w15:restartNumberingAfterBreak="0">
+  <w:abstractNum w:abstractNumId="12" w15:restartNumberingAfterBreak="0">
     <w:nsid w:val="5BEC2EB7"/>
     <w:multiLevelType w:val="multilevel"/>
     <w:tmpl w:val="B4105AEA"/>
@@ -5779,7 +5833,7 @@
       </w:rPr>
     </w:lvl>
   </w:abstractNum>
-  <w:abstractNum w:abstractNumId="12" w15:restartNumberingAfterBreak="0">
+  <w:abstractNum w:abstractNumId="13" w15:restartNumberingAfterBreak="0">
     <w:nsid w:val="5F4F281D"/>
     <w:multiLevelType w:val="multilevel"/>
     <w:tmpl w:val="1A2C639C"/>
@@ -5928,7 +5982,7 @@
       </w:rPr>
     </w:lvl>
   </w:abstractNum>
-  <w:abstractNum w:abstractNumId="13" w15:restartNumberingAfterBreak="0">
+  <w:abstractNum w:abstractNumId="14" w15:restartNumberingAfterBreak="0">
     <w:nsid w:val="611A5DC7"/>
     <w:multiLevelType w:val="multilevel"/>
     <w:tmpl w:val="CDF269E4"/>
@@ -6077,7 +6131,7 @@
       </w:rPr>
     </w:lvl>
   </w:abstractNum>
-  <w:abstractNum w:abstractNumId="14" w15:restartNumberingAfterBreak="0">
+  <w:abstractNum w:abstractNumId="15" w15:restartNumberingAfterBreak="0">
     <w:nsid w:val="62DF634D"/>
     <w:multiLevelType w:val="multilevel"/>
     <w:tmpl w:val="B9186F68"/>
@@ -6226,7 +6280,7 @@
       </w:rPr>
     </w:lvl>
   </w:abstractNum>
-  <w:abstractNum w:abstractNumId="15" w15:restartNumberingAfterBreak="0">
+  <w:abstractNum w:abstractNumId="16" w15:restartNumberingAfterBreak="0">
     <w:nsid w:val="69D016FB"/>
     <w:multiLevelType w:val="multilevel"/>
     <w:tmpl w:val="BCC2E5A2"/>
@@ -6375,7 +6429,156 @@
       </w:rPr>
     </w:lvl>
   </w:abstractNum>
-  <w:abstractNum w:abstractNumId="16" w15:restartNumberingAfterBreak="0">
+  <w:abstractNum w:abstractNumId="17" w15:restartNumberingAfterBreak="0">
+    <w:nsid w:val="70E31192"/>
+    <w:multiLevelType w:val="multilevel"/>
+    <w:tmpl w:val="92F43668"/>
+    <w:lvl w:ilvl="0">
+      <w:start w:val="1"/>
+      <w:numFmt w:val="bullet"/>
+      <w:lvlText w:val=""/>
+      <w:lvlJc w:val="left"/>
+      <w:pPr>
+        <w:tabs>
+          <w:tab w:val="num" w:pos="720"/>
+        </w:tabs>
+        <w:ind w:left="720" w:hanging="360"/>
+      </w:pPr>
+      <w:rPr>
+        <w:rFonts w:ascii="Symbol" w:hAnsi="Symbol" w:hint="default"/>
+        <w:sz w:val="20"/>
+      </w:rPr>
+    </w:lvl>
+    <w:lvl w:ilvl="1" w:tentative="1">
+      <w:start w:val="1"/>
+      <w:numFmt w:val="bullet"/>
+      <w:lvlText w:val="o"/>
+      <w:lvlJc w:val="left"/>
+      <w:pPr>
+        <w:tabs>
+          <w:tab w:val="num" w:pos="1440"/>
+        </w:tabs>
+        <w:ind w:left="1440" w:hanging="360"/>
+      </w:pPr>
+      <w:rPr>
+        <w:rFonts w:ascii="Courier New" w:hAnsi="Courier New" w:hint="default"/>
+        <w:sz w:val="20"/>
+      </w:rPr>
+    </w:lvl>
+    <w:lvl w:ilvl="2" w:tentative="1">
+      <w:start w:val="1"/>
+      <w:numFmt w:val="bullet"/>
+      <w:lvlText w:val=""/>
+      <w:lvlJc w:val="left"/>
+      <w:pPr>
+        <w:tabs>
+          <w:tab w:val="num" w:pos="2160"/>
+        </w:tabs>
+        <w:ind w:left="2160" w:hanging="360"/>
+      </w:pPr>
+      <w:rPr>
+        <w:rFonts w:ascii="Wingdings" w:hAnsi="Wingdings" w:hint="default"/>
+        <w:sz w:val="20"/>
+      </w:rPr>
+    </w:lvl>
+    <w:lvl w:ilvl="3" w:tentative="1">
+      <w:start w:val="1"/>
+      <w:numFmt w:val="bullet"/>
+      <w:lvlText w:val=""/>
+      <w:lvlJc w:val="left"/>
+      <w:pPr>
+        <w:tabs>
+          <w:tab w:val="num" w:pos="2880"/>
+        </w:tabs>
+        <w:ind w:left="2880" w:hanging="360"/>
+      </w:pPr>
+      <w:rPr>
+        <w:rFonts w:ascii="Wingdings" w:hAnsi="Wingdings" w:hint="default"/>
+        <w:sz w:val="20"/>
+      </w:rPr>
+    </w:lvl>
+    <w:lvl w:ilvl="4" w:tentative="1">
+      <w:start w:val="1"/>
+      <w:numFmt w:val="bullet"/>
+      <w:lvlText w:val=""/>
+      <w:lvlJc w:val="left"/>
+      <w:pPr>
+        <w:tabs>
+          <w:tab w:val="num" w:pos="3600"/>
+        </w:tabs>
+        <w:ind w:left="3600" w:hanging="360"/>
+      </w:pPr>
+      <w:rPr>
+        <w:rFonts w:ascii="Wingdings" w:hAnsi="Wingdings" w:hint="default"/>
+        <w:sz w:val="20"/>
+      </w:rPr>
+    </w:lvl>
+    <w:lvl w:ilvl="5" w:tentative="1">
+      <w:start w:val="1"/>
+      <w:numFmt w:val="bullet"/>
+      <w:lvlText w:val=""/>
+      <w:lvlJc w:val="left"/>
+      <w:pPr>
+        <w:tabs>
+          <w:tab w:val="num" w:pos="4320"/>
+        </w:tabs>
+        <w:ind w:left="4320" w:hanging="360"/>
+      </w:pPr>
+      <w:rPr>
+        <w:rFonts w:ascii="Wingdings" w:hAnsi="Wingdings" w:hint="default"/>
+        <w:sz w:val="20"/>
+      </w:rPr>
+    </w:lvl>
+    <w:lvl w:ilvl="6" w:tentative="1">
+      <w:start w:val="1"/>
+      <w:numFmt w:val="bullet"/>
+      <w:lvlText w:val=""/>
+      <w:lvlJc w:val="left"/>
+      <w:pPr>
+        <w:tabs>
+          <w:tab w:val="num" w:pos="5040"/>
+        </w:tabs>
+        <w:ind w:left="5040" w:hanging="360"/>
+      </w:pPr>
+      <w:rPr>
+        <w:rFonts w:ascii="Wingdings" w:hAnsi="Wingdings" w:hint="default"/>
+        <w:sz w:val="20"/>
+      </w:rPr>
+    </w:lvl>
+    <w:lvl w:ilvl="7" w:tentative="1">
+      <w:start w:val="1"/>
+      <w:numFmt w:val="bullet"/>
+      <w:lvlText w:val=""/>
+      <w:lvlJc w:val="left"/>
+      <w:pPr>
+        <w:tabs>
+          <w:tab w:val="num" w:pos="5760"/>
+        </w:tabs>
+        <w:ind w:left="5760" w:hanging="360"/>
+      </w:pPr>
+      <w:rPr>
+        <w:rFonts w:ascii="Wingdings" w:hAnsi="Wingdings" w:hint="default"/>
+        <w:sz w:val="20"/>
+      </w:rPr>
+    </w:lvl>
+    <w:lvl w:ilvl="8" w:tentative="1">
+      <w:start w:val="1"/>
+      <w:numFmt w:val="bullet"/>
+      <w:lvlText w:val=""/>
+      <w:lvlJc w:val="left"/>
+      <w:pPr>
+        <w:tabs>
+          <w:tab w:val="num" w:pos="6480"/>
+        </w:tabs>
+        <w:ind w:left="6480" w:hanging="360"/>
+      </w:pPr>
+      <w:rPr>
+        <w:rFonts w:ascii="Wingdings" w:hAnsi="Wingdings" w:hint="default"/>
+        <w:sz w:val="20"/>
+      </w:rPr>
+    </w:lvl>
+  </w:abstractNum>
+  <w:abstractNum w:abstractNumId="18" w15:restartNumberingAfterBreak="0">
     <w:nsid w:val="73FC60FB"/>
     <w:multiLevelType w:val="multilevel"/>
     <w:tmpl w:val="6ABE7214"/>
@@ -6524,7 +6727,7 @@
       </w:rPr>
     </w:lvl>
   </w:abstractNum>
-  <w:abstractNum w:abstractNumId="17" w15:restartNumberingAfterBreak="0">
+  <w:abstractNum w:abstractNumId="19" w15:restartNumberingAfterBreak="0">
     <w:nsid w:val="78965232"/>
     <w:multiLevelType w:val="multilevel"/>
     <w:tmpl w:val="2E141310"/>
@@ -6673,7 +6876,7 @@
       </w:rPr>
     </w:lvl>
   </w:abstractNum>
-  <w:abstractNum w:abstractNumId="18" w15:restartNumberingAfterBreak="0">
+  <w:abstractNum w:abstractNumId="20" w15:restartNumberingAfterBreak="0">
     <w:nsid w:val="7C5A6AD4"/>
     <w:multiLevelType w:val="multilevel"/>
     <w:tmpl w:val="293C37BE"/>
@@ -6823,61 +7026,67 @@
     </w:lvl>
   </w:abstractNum>
   <w:num w:numId="1">
+    <w:abstractNumId w:val="3"/>
+  </w:num>
+  <w:num w:numId="2">
+    <w:abstractNumId w:val="9"/>
+  </w:num>
+  <w:num w:numId="3">
+    <w:abstractNumId w:val="5"/>
+  </w:num>
+  <w:num w:numId="4">
+    <w:abstractNumId w:val="11"/>
+  </w:num>
+  <w:num w:numId="5">
+    <w:abstractNumId w:val="6"/>
+  </w:num>
+  <w:num w:numId="6">
+    <w:abstractNumId w:val="4"/>
+  </w:num>
+  <w:num w:numId="7">
+    <w:abstractNumId w:val="13"/>
+  </w:num>
+  <w:num w:numId="8">
+    <w:abstractNumId w:val="15"/>
+  </w:num>
+  <w:num w:numId="9">
+    <w:abstractNumId w:val="7"/>
+  </w:num>
+  <w:num w:numId="10">
+    <w:abstractNumId w:val="16"/>
+  </w:num>
+  <w:num w:numId="11">
+    <w:abstractNumId w:val="1"/>
+  </w:num>
+  <w:num w:numId="12">
+    <w:abstractNumId w:val="20"/>
+  </w:num>
+  <w:num w:numId="13">
+    <w:abstractNumId w:val="14"/>
+  </w:num>
+  <w:num w:numId="14">
+    <w:abstractNumId w:val="19"/>
+  </w:num>
+  <w:num w:numId="15">
+    <w:abstractNumId w:val="12"/>
+  </w:num>
+  <w:num w:numId="16">
     <w:abstractNumId w:val="2"/>
   </w:num>
-  <w:num w:numId="2">
+  <w:num w:numId="17">
     <w:abstractNumId w:val="8"/>
   </w:num>
-  <w:num w:numId="3">
-    <w:abstractNumId w:val="4"/>
+  <w:num w:numId="18">
+    <w:abstractNumId w:val="18"/>
   </w:num>
-  <w:num w:numId="4">
+  <w:num w:numId="19">
     <w:abstractNumId w:val="10"/>
   </w:num>
-  <w:num w:numId="5">
-    <w:abstractNumId w:val="5"/>
-  </w:num>
-  <w:num w:numId="6">
-    <w:abstractNumId w:val="3"/>
-  </w:num>
-  <w:num w:numId="7">
-    <w:abstractNumId w:val="12"/>
-  </w:num>
-  <w:num w:numId="8">
-    <w:abstractNumId w:val="14"/>
-  </w:num>
-  <w:num w:numId="9">
-    <w:abstractNumId w:val="6"/>
-  </w:num>
-  <w:num w:numId="10">
-    <w:abstractNumId w:val="15"/>
-  </w:num>
-  <w:num w:numId="11">
+  <w:num w:numId="20">
     <w:abstractNumId w:val="0"/>
   </w:num>
-  <w:num w:numId="12">
-    <w:abstractNumId w:val="18"/>
-  </w:num>
-  <w:num w:numId="13">
-    <w:abstractNumId w:val="13"/>
-  </w:num>
-  <w:num w:numId="14">
+  <w:num w:numId="21">
     <w:abstractNumId w:val="17"/>
-  </w:num>
-  <w:num w:numId="15">
-    <w:abstractNumId w:val="11"/>
-  </w:num>
-  <w:num w:numId="16">
-    <w:abstractNumId w:val="1"/>
-  </w:num>
-  <w:num w:numId="17">
-    <w:abstractNumId w:val="7"/>
-  </w:num>
-  <w:num w:numId="18">
-    <w:abstractNumId w:val="16"/>
-  </w:num>
-  <w:num w:numId="19">
-    <w:abstractNumId w:val="9"/>
   </w:num>
 </w:numbering>
 </file>

--- a/Anzuman_Ara_MLOps_Report.docx
+++ b/Anzuman_Ara_MLOps_Report.docx
@@ -2062,7 +2062,6 @@
         </w:rPr>
         <w:t xml:space="preserve">Model performance is evaluated using multiple classification metrics, including accuracy, precision, recall, and F1-score. This is especially important in customer churn prediction, where class imbalance can make accuracy alone misleading. Recall is particularly relevant because missing customers who are likely to churn may have direct business consequences. The evaluation results are stored as artifact files after each training run, which supports traceability </w:t>
       </w:r>
-      <w:bookmarkStart w:id="0" w:name="_GoBack"/>
       <w:r>
         <w:rPr>
           <w:rFonts w:ascii="Times New Roman" w:hAnsi="Times New Roman" w:cs="Times New Roman"/>
@@ -2093,7 +2092,6 @@
         <w:t>In the final training run, the model achieved an accuracy of 79.7%, precision of 66.1%, recall of 48.7%, and an F1-score of 56.0%. These results were considered acceptable for this project, where the primary focus was pipeline design and operationalization rather than model optimization.</w:t>
       </w:r>
     </w:p>
-    <w:bookmarkEnd w:id="0"/>
     <w:p>
       <w:pPr>
         <w:spacing w:before="100" w:beforeAutospacing="1" w:after="100" w:afterAutospacing="1" w:line="240" w:lineRule="auto"/>
@@ -3096,26 +3094,12 @@
       </w:pPr>
       <w:r>
         <w:rPr>
-          <w:rFonts w:ascii="Times New Roman" w:eastAsia="Times New Roman" w:hAnsi="Times New Roman" w:cs="Times New Roman"/>
-          <w:sz w:val="24"/>
-          <w:szCs w:val="24"/>
-        </w:rPr>
-        <w:t>Why Docker:</w:t>
-      </w:r>
-    </w:p>
-    <w:p>
-      <w:pPr>
-        <w:numPr>
-          <w:ilvl w:val="0"/>
-          <w:numId w:val="15"/>
-        </w:numPr>
-        <w:spacing w:before="100" w:beforeAutospacing="1" w:after="100" w:afterAutospacing="1" w:line="240" w:lineRule="auto"/>
-        <w:rPr>
-          <w:rFonts w:ascii="Times New Roman" w:eastAsia="Times New Roman" w:hAnsi="Times New Roman" w:cs="Times New Roman"/>
-          <w:sz w:val="24"/>
-          <w:szCs w:val="24"/>
-        </w:rPr>
-      </w:pPr>
+          <w:rFonts w:ascii="Times New Roman" w:hAnsi="Times New Roman" w:cs="Times New Roman"/>
+          <w:sz w:val="24"/>
+          <w:szCs w:val="24"/>
+        </w:rPr>
+        <w:t xml:space="preserve">Docker </w:t>
+      </w:r>
       <w:r>
         <w:rPr>
           <w:rFonts w:ascii="Times New Roman" w:eastAsia="Times New Roman" w:hAnsi="Times New Roman" w:cs="Times New Roman"/>
@@ -3138,51 +3122,55 @@
           <w:sz w:val="24"/>
           <w:szCs w:val="24"/>
         </w:rPr>
-        <w:t xml:space="preserve"> consistency </w:t>
-      </w:r>
-    </w:p>
-    <w:p>
-      <w:pPr>
-        <w:numPr>
-          <w:ilvl w:val="0"/>
-          <w:numId w:val="15"/>
-        </w:numPr>
-        <w:spacing w:before="100" w:beforeAutospacing="1" w:after="100" w:afterAutospacing="1" w:line="240" w:lineRule="auto"/>
-        <w:rPr>
-          <w:rFonts w:ascii="Times New Roman" w:eastAsia="Times New Roman" w:hAnsi="Times New Roman" w:cs="Times New Roman"/>
-          <w:sz w:val="24"/>
-          <w:szCs w:val="24"/>
-        </w:rPr>
-      </w:pPr>
-      <w:r>
-        <w:rPr>
-          <w:rFonts w:ascii="Times New Roman" w:eastAsia="Times New Roman" w:hAnsi="Times New Roman" w:cs="Times New Roman"/>
-          <w:sz w:val="24"/>
-          <w:szCs w:val="24"/>
-        </w:rPr>
-        <w:t xml:space="preserve">simplifies deployment </w:t>
-      </w:r>
-    </w:p>
-    <w:p>
-      <w:pPr>
-        <w:numPr>
-          <w:ilvl w:val="0"/>
-          <w:numId w:val="15"/>
-        </w:numPr>
-        <w:spacing w:before="100" w:beforeAutospacing="1" w:after="100" w:afterAutospacing="1" w:line="240" w:lineRule="auto"/>
-        <w:rPr>
-          <w:rFonts w:ascii="Times New Roman" w:eastAsia="Times New Roman" w:hAnsi="Times New Roman" w:cs="Times New Roman"/>
-          <w:sz w:val="24"/>
-          <w:szCs w:val="24"/>
-        </w:rPr>
-      </w:pPr>
-      <w:r>
-        <w:rPr>
-          <w:rFonts w:ascii="Times New Roman" w:eastAsia="Times New Roman" w:hAnsi="Times New Roman" w:cs="Times New Roman"/>
-          <w:sz w:val="24"/>
-          <w:szCs w:val="24"/>
-        </w:rPr>
-        <w:t xml:space="preserve">supports reproducibility </w:t>
+        <w:t xml:space="preserve"> </w:t>
+      </w:r>
+      <w:r>
+        <w:rPr>
+          <w:rFonts w:ascii="Times New Roman" w:eastAsia="Times New Roman" w:hAnsi="Times New Roman" w:cs="Times New Roman"/>
+          <w:sz w:val="24"/>
+          <w:szCs w:val="24"/>
+        </w:rPr>
+        <w:t>consistency, simplifies</w:t>
+      </w:r>
+      <w:r>
+        <w:rPr>
+          <w:rFonts w:ascii="Times New Roman" w:eastAsia="Times New Roman" w:hAnsi="Times New Roman" w:cs="Times New Roman"/>
+          <w:sz w:val="24"/>
+          <w:szCs w:val="24"/>
+        </w:rPr>
+        <w:t xml:space="preserve"> </w:t>
+      </w:r>
+      <w:r>
+        <w:rPr>
+          <w:rFonts w:ascii="Times New Roman" w:eastAsia="Times New Roman" w:hAnsi="Times New Roman" w:cs="Times New Roman"/>
+          <w:sz w:val="24"/>
+          <w:szCs w:val="24"/>
+        </w:rPr>
+        <w:t xml:space="preserve">deployment, </w:t>
+      </w:r>
+      <w:r>
+        <w:rPr>
+          <w:rFonts w:ascii="Times New Roman" w:eastAsia="Times New Roman" w:hAnsi="Times New Roman" w:cs="Times New Roman"/>
+          <w:sz w:val="24"/>
+          <w:szCs w:val="24"/>
+        </w:rPr>
+        <w:t xml:space="preserve">and </w:t>
+      </w:r>
+      <w:r>
+        <w:rPr>
+          <w:rFonts w:ascii="Times New Roman" w:eastAsia="Times New Roman" w:hAnsi="Times New Roman" w:cs="Times New Roman"/>
+          <w:sz w:val="24"/>
+          <w:szCs w:val="24"/>
+        </w:rPr>
+        <w:t>supports</w:t>
+      </w:r>
+      <w:r>
+        <w:rPr>
+          <w:rFonts w:ascii="Times New Roman" w:eastAsia="Times New Roman" w:hAnsi="Times New Roman" w:cs="Times New Roman"/>
+          <w:sz w:val="24"/>
+          <w:szCs w:val="24"/>
+        </w:rPr>
+        <w:t xml:space="preserve"> reproducibility.</w:t>
       </w:r>
     </w:p>
     <w:p>
@@ -3336,7 +3324,6 @@
           <w:sz w:val="44"/>
           <w:szCs w:val="44"/>
         </w:rPr>
-        <w:lastRenderedPageBreak/>
         <w:t>7.</w:t>
       </w:r>
       <w:r>
@@ -3364,6 +3351,7 @@
         <w:pStyle w:val="NormalWeb"/>
       </w:pPr>
       <w:r>
+        <w:lastRenderedPageBreak/>
         <w:t>The frontend allows users to:</w:t>
       </w:r>
     </w:p>
@@ -3524,7 +3512,16 @@
           <w:rFonts w:ascii="Times New Roman" w:hAnsi="Times New Roman" w:cs="Times New Roman"/>
           <w:color w:val="auto"/>
         </w:rPr>
-        <w:t>Why Streamlit:</w:t>
+        <w:t xml:space="preserve">Streamlit </w:t>
+      </w:r>
+      <w:bookmarkStart w:id="0" w:name="_GoBack"/>
+      <w:bookmarkEnd w:id="0"/>
+      <w:r>
+        <w:rPr>
+          <w:rFonts w:ascii="Times New Roman" w:hAnsi="Times New Roman" w:cs="Times New Roman"/>
+          <w:color w:val="auto"/>
+        </w:rPr>
+        <w:t>:</w:t>
       </w:r>
     </w:p>
     <w:p>
